--- a/CS1101_Programming_Fundamentals/Unit5_Iteration_Strings/Assignment/Unit5_Programming_Assignment.docx
+++ b/CS1101_Programming_Fundamentals/Unit5_Iteration_Strings/Assignment/Unit5_Programming_Assignment.docx
@@ -2,7 +2,7 @@
 <file path=word/document.xml><?xml version="1.0" encoding="utf-8"?>
 <w:document xmlns:w="http://schemas.openxmlformats.org/wordprocessingml/2006/main" xmlns:m="http://schemas.openxmlformats.org/officeDocument/2006/math" xmlns:r="http://schemas.openxmlformats.org/officeDocument/2006/relationships" xmlns:o="urn:schemas-microsoft-com:office:office" xmlns:v="urn:schemas-microsoft-com:vml" xmlns:w10="urn:schemas-microsoft-com:office:word" xmlns:a="http://schemas.openxmlformats.org/drawingml/2006/main" xmlns:pic="http://schemas.openxmlformats.org/drawingml/2006/picture" xmlns:wp="http://schemas.openxmlformats.org/drawingml/2006/wordprocessingDrawing">
   <w:body>
-    <w:bookmarkStart w:id="26" w:name="cs1101-unit-5-programming-assignment"/>
+    <w:bookmarkStart w:id="41" w:name="cs1101-unit-5-programming-assignment"/>
     <w:p>
       <w:pPr>
         <w:pStyle w:val="Heading1"/>
@@ -121,7 +121,7 @@
         </w:pict>
       </w:r>
     </w:p>
-    <w:bookmarkStart w:id="24" w:name="string-operations-on-a-name"/>
+    <w:bookmarkStart w:id="21" w:name="string-operations-on-a-name"/>
     <w:p>
       <w:pPr>
         <w:pStyle w:val="Heading2"/>
@@ -135,7 +135,7 @@
         <w:t xml:space="preserve">String Operations on a Name</w:t>
       </w:r>
     </w:p>
-    <w:bookmarkStart w:id="20" w:name="technical-explanation"/>
+    <w:bookmarkStart w:id="20" w:name="introduction"/>
     <w:p>
       <w:pPr>
         <w:pStyle w:val="Heading3"/>
@@ -146,7 +146,7 @@
           <w:rFonts w:ascii="Times New Roman" w:hAnsi="Times New Roman"/>
           <w:sz w:val="24"/>
         </w:rPr>
-        <w:t xml:space="preserve">Technical Explanation</w:t>
+        <w:t xml:space="preserve">Introduction</w:t>
       </w:r>
     </w:p>
     <w:p>
@@ -159,7 +159,7 @@
           <w:rFonts w:ascii="Times New Roman" w:hAnsi="Times New Roman"/>
           <w:sz w:val="24"/>
         </w:rPr>
-        <w:t xml:space="preserve">This program demonstrates three fundamental string operations in Python using the name</w:t>
+        <w:t xml:space="preserve">This assignment demonstrates three fundamental string operations in Python using the name</w:t>
       </w:r>
       <w:r>
         <w:rPr>
@@ -201,7 +201,7 @@
           <w:rFonts w:ascii="Times New Roman" w:hAnsi="Times New Roman"/>
           <w:sz w:val="24"/>
         </w:rPr>
-        <w:t xml:space="preserve">as the subject string. According to Downey (2015), strings are immutable sequences of characters that support indexing, slicing, and a rich set of built-in methods (p. 71). The three operations — displaying n characters from the left, counting vowels, and reversing the string — each illustrate a core concept from Chapter 8: string slicing, iteration with conditionals, and slice notation with a negative step.</w:t>
+        <w:t xml:space="preserve">as the subject string. According to Downey (2015), strings are immutable sequences of characters that support indexing, slicing, and a rich set of built-in methods (p. 71). The three operations — displaying n characters from the left, counting vowels, and reversing the string — each illustrate a core concept from Chapters 7 and 8 of the textbook: user input and iteration, the counter pattern with for loops, and slice notation with a negative step.</w:t>
       </w:r>
     </w:p>
     <w:p>
@@ -212,69 +212,38 @@
       <w:r>
         <w:rPr>
           <w:rFonts w:ascii="Times New Roman" w:hAnsi="Times New Roman"/>
-          <w:b/>
-          <w:bCs/>
-          <w:sz w:val="24"/>
-        </w:rPr>
-        <w:t xml:space="preserve">Operation 1 — Display n characters from left</w:t>
-      </w:r>
-      <w:r>
-        <w:rPr>
-          <w:rFonts w:ascii="Times New Roman" w:hAnsi="Times New Roman"/>
-          <w:sz w:val="24"/>
-        </w:rPr>
-        <w:t xml:space="preserve"> </w:t>
-      </w:r>
-      <w:r>
-        <w:rPr>
-          <w:rFonts w:ascii="Times New Roman" w:hAnsi="Times New Roman"/>
-          <w:sz w:val="24"/>
-        </w:rPr>
-        <w:t xml:space="preserve">uses Python’s slice notation</w:t>
-      </w:r>
-      <w:r>
-        <w:rPr>
-          <w:rFonts w:ascii="Times New Roman" w:hAnsi="Times New Roman"/>
-          <w:sz w:val="24"/>
-        </w:rPr>
-        <w:t xml:space="preserve"> </w:t>
-      </w:r>
-      <w:r>
-        <w:rPr>
-          <w:rStyle w:val="VerbatimChar"/>
-          <w:rFonts w:ascii="Times New Roman" w:hAnsi="Times New Roman"/>
-          <w:sz w:val="24"/>
-        </w:rPr>
-        <w:t xml:space="preserve">s[:n]</w:t>
-      </w:r>
-      <w:r>
-        <w:rPr>
-          <w:rFonts w:ascii="Times New Roman" w:hAnsi="Times New Roman"/>
-          <w:sz w:val="24"/>
-        </w:rPr>
-        <w:t xml:space="preserve">, which extracts a substring from index 0 up to (but not including) index n. The value of n is accepted from the user via</w:t>
-      </w:r>
-      <w:r>
-        <w:rPr>
-          <w:rFonts w:ascii="Times New Roman" w:hAnsi="Times New Roman"/>
-          <w:sz w:val="24"/>
-        </w:rPr>
-        <w:t xml:space="preserve"> </w:t>
-      </w:r>
-      <w:r>
-        <w:rPr>
-          <w:rStyle w:val="VerbatimChar"/>
-          <w:rFonts w:ascii="Times New Roman" w:hAnsi="Times New Roman"/>
-          <w:sz w:val="24"/>
-        </w:rPr>
-        <w:t xml:space="preserve">int(input())</w:t>
-      </w:r>
-      <w:r>
-        <w:rPr>
-          <w:rFonts w:ascii="Times New Roman" w:hAnsi="Times New Roman"/>
-          <w:sz w:val="24"/>
-        </w:rPr>
-        <w:t xml:space="preserve">, demonstrating how programs interact with users at runtime (Downey, 2015, p. 63).</w:t>
+          <w:sz w:val="24"/>
+        </w:rPr>
+        <w:t xml:space="preserve">Python strings are zero-indexed, meaning the first character occupies index 0, the second occupies index 1, and so on. This indexing system is the foundation for both slicing and traversal operations. Downey (2015) explains that a slice of the form</w:t>
+      </w:r>
+      <w:r>
+        <w:rPr>
+          <w:rFonts w:ascii="Times New Roman" w:hAnsi="Times New Roman"/>
+          <w:sz w:val="24"/>
+        </w:rPr>
+        <w:t xml:space="preserve"> </w:t>
+      </w:r>
+      <w:r>
+        <w:rPr>
+          <w:rStyle w:val="VerbatimChar"/>
+          <w:rFonts w:ascii="Times New Roman" w:hAnsi="Times New Roman"/>
+          <w:sz w:val="24"/>
+        </w:rPr>
+        <w:t xml:space="preserve">s[m:n]</w:t>
+      </w:r>
+      <w:r>
+        <w:rPr>
+          <w:rFonts w:ascii="Times New Roman" w:hAnsi="Times New Roman"/>
+          <w:sz w:val="24"/>
+        </w:rPr>
+        <w:t xml:space="preserve"> </w:t>
+      </w:r>
+      <w:r>
+        <w:rPr>
+          <w:rFonts w:ascii="Times New Roman" w:hAnsi="Times New Roman"/>
+          <w:sz w:val="24"/>
+        </w:rPr>
+        <w:t xml:space="preserve">returns the part of the string from the mth character to the nth character, including the first but excluding the last (p. 73). Understanding this behavior is essential for correctly extracting substrings and reversing strings.</w:t>
       </w:r>
     </w:p>
     <w:p>
@@ -285,147 +254,9 @@
       <w:r>
         <w:rPr>
           <w:rFonts w:ascii="Times New Roman" w:hAnsi="Times New Roman"/>
-          <w:b/>
-          <w:bCs/>
-          <w:sz w:val="24"/>
-        </w:rPr>
-        <w:t xml:space="preserve">Operation 2 — Count vowels</w:t>
-      </w:r>
-      <w:r>
-        <w:rPr>
-          <w:rFonts w:ascii="Times New Roman" w:hAnsi="Times New Roman"/>
-          <w:sz w:val="24"/>
-        </w:rPr>
-        <w:t xml:space="preserve"> </w:t>
-      </w:r>
-      <w:r>
-        <w:rPr>
-          <w:rFonts w:ascii="Times New Roman" w:hAnsi="Times New Roman"/>
-          <w:sz w:val="24"/>
-        </w:rPr>
-        <w:t xml:space="preserve">uses a for loop to traverse every character in the string and a conditional check against the string</w:t>
-      </w:r>
-      <w:r>
-        <w:rPr>
-          <w:rFonts w:ascii="Times New Roman" w:hAnsi="Times New Roman"/>
-          <w:sz w:val="24"/>
-        </w:rPr>
-        <w:t xml:space="preserve"> </w:t>
-      </w:r>
-      <w:r>
-        <w:rPr>
-          <w:rStyle w:val="VerbatimChar"/>
-          <w:rFonts w:ascii="Times New Roman" w:hAnsi="Times New Roman"/>
-          <w:sz w:val="24"/>
-        </w:rPr>
-        <w:t xml:space="preserve">'aeiouAEIOU'</w:t>
-      </w:r>
-      <w:r>
-        <w:rPr>
-          <w:rFonts w:ascii="Times New Roman" w:hAnsi="Times New Roman"/>
-          <w:sz w:val="24"/>
-        </w:rPr>
-        <w:t xml:space="preserve"> </w:t>
-      </w:r>
-      <w:r>
-        <w:rPr>
-          <w:rFonts w:ascii="Times New Roman" w:hAnsi="Times New Roman"/>
-          <w:sz w:val="24"/>
-        </w:rPr>
-        <w:t xml:space="preserve">using the</w:t>
-      </w:r>
-      <w:r>
-        <w:rPr>
-          <w:rFonts w:ascii="Times New Roman" w:hAnsi="Times New Roman"/>
-          <w:sz w:val="24"/>
-        </w:rPr>
-        <w:t xml:space="preserve"> </w:t>
-      </w:r>
-      <w:r>
-        <w:rPr>
-          <w:rStyle w:val="VerbatimChar"/>
-          <w:rFonts w:ascii="Times New Roman" w:hAnsi="Times New Roman"/>
-          <w:sz w:val="24"/>
-        </w:rPr>
-        <w:t xml:space="preserve">in</w:t>
-      </w:r>
-      <w:r>
-        <w:rPr>
-          <w:rFonts w:ascii="Times New Roman" w:hAnsi="Times New Roman"/>
-          <w:sz w:val="24"/>
-        </w:rPr>
-        <w:t xml:space="preserve"> </w:t>
-      </w:r>
-      <w:r>
-        <w:rPr>
-          <w:rFonts w:ascii="Times New Roman" w:hAnsi="Times New Roman"/>
-          <w:sz w:val="24"/>
-        </w:rPr>
-        <w:t xml:space="preserve">operator. This is the counter pattern described by Downey (2015, p. 67): initialize a counter to zero before the loop, then increment it each time the condition is satisfied.</w:t>
-      </w:r>
-    </w:p>
-    <w:p>
-      <w:pPr>
-        <w:pStyle w:val="BodyText"/>
-        <w:spacing w:line="480" w:lineRule="auto"/>
-      </w:pPr>
-      <w:r>
-        <w:rPr>
-          <w:rFonts w:ascii="Times New Roman" w:hAnsi="Times New Roman"/>
-          <w:b/>
-          <w:bCs/>
-          <w:sz w:val="24"/>
-        </w:rPr>
-        <w:t xml:space="preserve">Operation 3 — Reverse the string</w:t>
-      </w:r>
-      <w:r>
-        <w:rPr>
-          <w:rFonts w:ascii="Times New Roman" w:hAnsi="Times New Roman"/>
-          <w:sz w:val="24"/>
-        </w:rPr>
-        <w:t xml:space="preserve"> </w:t>
-      </w:r>
-      <w:r>
-        <w:rPr>
-          <w:rFonts w:ascii="Times New Roman" w:hAnsi="Times New Roman"/>
-          <w:sz w:val="24"/>
-        </w:rPr>
-        <w:t xml:space="preserve">uses the slice</w:t>
-      </w:r>
-      <w:r>
-        <w:rPr>
-          <w:rFonts w:ascii="Times New Roman" w:hAnsi="Times New Roman"/>
-          <w:sz w:val="24"/>
-        </w:rPr>
-        <w:t xml:space="preserve"> </w:t>
-      </w:r>
-      <w:r>
-        <w:rPr>
-          <w:rStyle w:val="VerbatimChar"/>
-          <w:rFonts w:ascii="Times New Roman" w:hAnsi="Times New Roman"/>
-          <w:sz w:val="24"/>
-        </w:rPr>
-        <w:t xml:space="preserve">s[::-1]</w:t>
-      </w:r>
-      <w:r>
-        <w:rPr>
-          <w:rFonts w:ascii="Times New Roman" w:hAnsi="Times New Roman"/>
-          <w:sz w:val="24"/>
-        </w:rPr>
-        <w:t xml:space="preserve">, where the step value of -1 causes Python to traverse the string from the last character to the first. This is the most Pythonic and efficient way to reverse a string, as it avoids an explicit loop entirely (Downey, 2015, p. 73).</w:t>
-      </w:r>
-    </w:p>
-    <w:p>
-      <w:pPr>
-        <w:pStyle w:val="BodyText"/>
-        <w:spacing w:line="480" w:lineRule="auto"/>
-      </w:pPr>
-      <w:r>
-        <w:rPr>
-          <w:rFonts w:ascii="Times New Roman" w:hAnsi="Times New Roman"/>
-          <w:sz w:val="24"/>
-        </w:rPr>
-        <w:t xml:space="preserve">Together, these three operations demonstrate the power of Python’s string model: slicing provides concise substring extraction, for loops enable character-by-character processing, and string methods and operators reduce the need for verbose manual implementations. Understanding these fundamentals is essential for any string-processing algorithm, from input validation to text analysis.</w:t>
+          <w:sz w:val="24"/>
+        </w:rPr>
+        <w:t xml:space="preserve">Iteration, covered in Chapter 7, is the mechanism that makes vowel counting possible. A for loop traverses a string character by character, and a conditional statement inside the loop checks whether each character meets a specified criterion (Downey, 2015, p. 65). This combination of iteration and selection is one of the most fundamental patterns in programming and appears in virtually every string-processing algorithm.</w:t>
       </w:r>
     </w:p>
     <w:p>
@@ -443,7 +274,22 @@
       </w:r>
     </w:p>
     <w:bookmarkEnd w:id="20"/>
-    <w:bookmarkStart w:id="21" w:name="code-implementation"/>
+    <w:bookmarkEnd w:id="21"/>
+    <w:bookmarkStart w:id="26" w:name="Xcb6ca911220182ebe6cbc651df35e079071927b"/>
+    <w:p>
+      <w:pPr>
+        <w:pStyle w:val="Heading2"/>
+        <w:spacing w:line="480" w:lineRule="auto"/>
+      </w:pPr>
+      <w:r>
+        <w:rPr>
+          <w:rFonts w:ascii="Times New Roman" w:hAnsi="Times New Roman"/>
+          <w:sz w:val="24"/>
+        </w:rPr>
+        <w:t xml:space="preserve">Part 1(a): Display Name and n Characters from Left</w:t>
+      </w:r>
+    </w:p>
+    <w:bookmarkStart w:id="22" w:name="technical-explanation"/>
     <w:p>
       <w:pPr>
         <w:pStyle w:val="Heading3"/>
@@ -454,13 +300,302 @@
           <w:rFonts w:ascii="Times New Roman" w:hAnsi="Times New Roman"/>
           <w:sz w:val="24"/>
         </w:rPr>
-        <w:t xml:space="preserve">Code Implementation</w:t>
+        <w:t xml:space="preserve">Technical Explanation</w:t>
+      </w:r>
+    </w:p>
+    <w:p>
+      <w:pPr>
+        <w:pStyle w:val="FirstParagraph"/>
+        <w:spacing w:line="480" w:lineRule="auto"/>
+      </w:pPr>
+      <w:r>
+        <w:rPr>
+          <w:rFonts w:ascii="Times New Roman" w:hAnsi="Times New Roman"/>
+          <w:sz w:val="24"/>
+        </w:rPr>
+        <w:t xml:space="preserve">The program first displays the full name, then prompts the user to enter a value for n using</w:t>
+      </w:r>
+      <w:r>
+        <w:rPr>
+          <w:rFonts w:ascii="Times New Roman" w:hAnsi="Times New Roman"/>
+          <w:sz w:val="24"/>
+        </w:rPr>
+        <w:t xml:space="preserve"> </w:t>
+      </w:r>
+      <w:r>
+        <w:rPr>
+          <w:rStyle w:val="VerbatimChar"/>
+          <w:rFonts w:ascii="Times New Roman" w:hAnsi="Times New Roman"/>
+          <w:sz w:val="24"/>
+        </w:rPr>
+        <w:t xml:space="preserve">int(input())</w:t>
+      </w:r>
+      <w:r>
+        <w:rPr>
+          <w:rFonts w:ascii="Times New Roman" w:hAnsi="Times New Roman"/>
+          <w:sz w:val="24"/>
+        </w:rPr>
+        <w:t xml:space="preserve">. The</w:t>
+      </w:r>
+      <w:r>
+        <w:rPr>
+          <w:rFonts w:ascii="Times New Roman" w:hAnsi="Times New Roman"/>
+          <w:sz w:val="24"/>
+        </w:rPr>
+        <w:t xml:space="preserve"> </w:t>
+      </w:r>
+      <w:r>
+        <w:rPr>
+          <w:rStyle w:val="VerbatimChar"/>
+          <w:rFonts w:ascii="Times New Roman" w:hAnsi="Times New Roman"/>
+          <w:sz w:val="24"/>
+        </w:rPr>
+        <w:t xml:space="preserve">input()</w:t>
+      </w:r>
+      <w:r>
+        <w:rPr>
+          <w:rFonts w:ascii="Times New Roman" w:hAnsi="Times New Roman"/>
+          <w:sz w:val="24"/>
+        </w:rPr>
+        <w:t xml:space="preserve"> </w:t>
+      </w:r>
+      <w:r>
+        <w:rPr>
+          <w:rFonts w:ascii="Times New Roman" w:hAnsi="Times New Roman"/>
+          <w:sz w:val="24"/>
+        </w:rPr>
+        <w:t xml:space="preserve">function reads a string from the keyboard, and</w:t>
+      </w:r>
+      <w:r>
+        <w:rPr>
+          <w:rFonts w:ascii="Times New Roman" w:hAnsi="Times New Roman"/>
+          <w:sz w:val="24"/>
+        </w:rPr>
+        <w:t xml:space="preserve"> </w:t>
+      </w:r>
+      <w:r>
+        <w:rPr>
+          <w:rStyle w:val="VerbatimChar"/>
+          <w:rFonts w:ascii="Times New Roman" w:hAnsi="Times New Roman"/>
+          <w:sz w:val="24"/>
+        </w:rPr>
+        <w:t xml:space="preserve">int()</w:t>
+      </w:r>
+      <w:r>
+        <w:rPr>
+          <w:rFonts w:ascii="Times New Roman" w:hAnsi="Times New Roman"/>
+          <w:sz w:val="24"/>
+        </w:rPr>
+        <w:t xml:space="preserve"> </w:t>
+      </w:r>
+      <w:r>
+        <w:rPr>
+          <w:rFonts w:ascii="Times New Roman" w:hAnsi="Times New Roman"/>
+          <w:sz w:val="24"/>
+        </w:rPr>
+        <w:t xml:space="preserve">converts it to an integer so it can be used as a slice index (Downey, 2015, p. 63). The slice</w:t>
+      </w:r>
+      <w:r>
+        <w:rPr>
+          <w:rFonts w:ascii="Times New Roman" w:hAnsi="Times New Roman"/>
+          <w:sz w:val="24"/>
+        </w:rPr>
+        <w:t xml:space="preserve"> </w:t>
+      </w:r>
+      <w:r>
+        <w:rPr>
+          <w:rStyle w:val="VerbatimChar"/>
+          <w:rFonts w:ascii="Times New Roman" w:hAnsi="Times New Roman"/>
+          <w:sz w:val="24"/>
+        </w:rPr>
+        <w:t xml:space="preserve">name[:n]</w:t>
+      </w:r>
+      <w:r>
+        <w:rPr>
+          <w:rFonts w:ascii="Times New Roman" w:hAnsi="Times New Roman"/>
+          <w:sz w:val="24"/>
+        </w:rPr>
+        <w:t xml:space="preserve"> </w:t>
+      </w:r>
+      <w:r>
+        <w:rPr>
+          <w:rFonts w:ascii="Times New Roman" w:hAnsi="Times New Roman"/>
+          <w:sz w:val="24"/>
+        </w:rPr>
+        <w:t xml:space="preserve">extracts characters from index 0 up to but not including index n, effectively returning the first n characters of the string. This approach requires no loop — Python’s slice notation handles the extraction in a single expression, making the code concise and readable.</w:t>
+      </w:r>
+    </w:p>
+    <w:p>
+      <w:pPr>
+        <w:pStyle w:val="BodyText"/>
+        <w:spacing w:line="480" w:lineRule="auto"/>
+      </w:pPr>
+      <w:r>
+        <w:rPr>
+          <w:rFonts w:ascii="Times New Roman" w:hAnsi="Times New Roman"/>
+          <w:sz w:val="24"/>
+        </w:rPr>
+        <w:t xml:space="preserve">For example, if the name is</w:t>
+      </w:r>
+      <w:r>
+        <w:rPr>
+          <w:rFonts w:ascii="Times New Roman" w:hAnsi="Times New Roman"/>
+          <w:sz w:val="24"/>
+        </w:rPr>
+        <w:t xml:space="preserve"> </w:t>
+      </w:r>
+      <w:r>
+        <w:rPr>
+          <w:rStyle w:val="VerbatimChar"/>
+          <w:rFonts w:ascii="Times New Roman" w:hAnsi="Times New Roman"/>
+          <w:sz w:val="24"/>
+        </w:rPr>
+        <w:t xml:space="preserve">"Nicanor Kyamba"</w:t>
+      </w:r>
+      <w:r>
+        <w:rPr>
+          <w:rFonts w:ascii="Times New Roman" w:hAnsi="Times New Roman"/>
+          <w:sz w:val="24"/>
+        </w:rPr>
+        <w:t xml:space="preserve"> </w:t>
+      </w:r>
+      <w:r>
+        <w:rPr>
+          <w:rFonts w:ascii="Times New Roman" w:hAnsi="Times New Roman"/>
+          <w:sz w:val="24"/>
+        </w:rPr>
+        <w:t xml:space="preserve">and the user enters 7,</w:t>
+      </w:r>
+      <w:r>
+        <w:rPr>
+          <w:rFonts w:ascii="Times New Roman" w:hAnsi="Times New Roman"/>
+          <w:sz w:val="24"/>
+        </w:rPr>
+        <w:t xml:space="preserve"> </w:t>
+      </w:r>
+      <w:r>
+        <w:rPr>
+          <w:rStyle w:val="VerbatimChar"/>
+          <w:rFonts w:ascii="Times New Roman" w:hAnsi="Times New Roman"/>
+          <w:sz w:val="24"/>
+        </w:rPr>
+        <w:t xml:space="preserve">name[:7]</w:t>
+      </w:r>
+      <w:r>
+        <w:rPr>
+          <w:rFonts w:ascii="Times New Roman" w:hAnsi="Times New Roman"/>
+          <w:sz w:val="24"/>
+        </w:rPr>
+        <w:t xml:space="preserve"> </w:t>
+      </w:r>
+      <w:r>
+        <w:rPr>
+          <w:rFonts w:ascii="Times New Roman" w:hAnsi="Times New Roman"/>
+          <w:sz w:val="24"/>
+        </w:rPr>
+        <w:t xml:space="preserve">returns</w:t>
+      </w:r>
+      <w:r>
+        <w:rPr>
+          <w:rFonts w:ascii="Times New Roman" w:hAnsi="Times New Roman"/>
+          <w:sz w:val="24"/>
+        </w:rPr>
+        <w:t xml:space="preserve"> </w:t>
+      </w:r>
+      <w:r>
+        <w:rPr>
+          <w:rStyle w:val="VerbatimChar"/>
+          <w:rFonts w:ascii="Times New Roman" w:hAnsi="Times New Roman"/>
+          <w:sz w:val="24"/>
+        </w:rPr>
+        <w:t xml:space="preserve">"Nicanor"</w:t>
+      </w:r>
+      <w:r>
+        <w:rPr>
+          <w:rFonts w:ascii="Times New Roman" w:hAnsi="Times New Roman"/>
+          <w:sz w:val="24"/>
+        </w:rPr>
+        <w:t xml:space="preserve"> </w:t>
+      </w:r>
+      <w:r>
+        <w:rPr>
+          <w:rFonts w:ascii="Times New Roman" w:hAnsi="Times New Roman"/>
+          <w:sz w:val="24"/>
+        </w:rPr>
+        <w:t xml:space="preserve">because indices 0 through 6 correspond to the characters N, i, c, a, n, o, r. If the user enters 3,</w:t>
+      </w:r>
+      <w:r>
+        <w:rPr>
+          <w:rFonts w:ascii="Times New Roman" w:hAnsi="Times New Roman"/>
+          <w:sz w:val="24"/>
+        </w:rPr>
+        <w:t xml:space="preserve"> </w:t>
+      </w:r>
+      <w:r>
+        <w:rPr>
+          <w:rStyle w:val="VerbatimChar"/>
+          <w:rFonts w:ascii="Times New Roman" w:hAnsi="Times New Roman"/>
+          <w:sz w:val="24"/>
+        </w:rPr>
+        <w:t xml:space="preserve">name[:3]</w:t>
+      </w:r>
+      <w:r>
+        <w:rPr>
+          <w:rFonts w:ascii="Times New Roman" w:hAnsi="Times New Roman"/>
+          <w:sz w:val="24"/>
+        </w:rPr>
+        <w:t xml:space="preserve"> </w:t>
+      </w:r>
+      <w:r>
+        <w:rPr>
+          <w:rFonts w:ascii="Times New Roman" w:hAnsi="Times New Roman"/>
+          <w:sz w:val="24"/>
+        </w:rPr>
+        <w:t xml:space="preserve">returns</w:t>
+      </w:r>
+      <w:r>
+        <w:rPr>
+          <w:rFonts w:ascii="Times New Roman" w:hAnsi="Times New Roman"/>
+          <w:sz w:val="24"/>
+        </w:rPr>
+        <w:t xml:space="preserve"> </w:t>
+      </w:r>
+      <w:r>
+        <w:rPr>
+          <w:rStyle w:val="VerbatimChar"/>
+          <w:rFonts w:ascii="Times New Roman" w:hAnsi="Times New Roman"/>
+          <w:sz w:val="24"/>
+        </w:rPr>
+        <w:t xml:space="preserve">"Nic"</w:t>
+      </w:r>
+      <w:r>
+        <w:rPr>
+          <w:rFonts w:ascii="Times New Roman" w:hAnsi="Times New Roman"/>
+          <w:sz w:val="24"/>
+        </w:rPr>
+        <w:t xml:space="preserve">, the first three characters.</w:t>
+      </w:r>
+    </w:p>
+    <w:bookmarkEnd w:id="22"/>
+    <w:bookmarkStart w:id="23" w:name="code"/>
+    <w:p>
+      <w:pPr>
+        <w:pStyle w:val="Heading3"/>
+        <w:spacing w:line="480" w:lineRule="auto"/>
+      </w:pPr>
+      <w:r>
+        <w:rPr>
+          <w:rFonts w:ascii="Times New Roman" w:hAnsi="Times New Roman"/>
+          <w:sz w:val="24"/>
+        </w:rPr>
+        <w:t xml:space="preserve">Code</w:t>
       </w:r>
     </w:p>
     <w:p>
       <w:pPr>
         <w:pStyle w:val="SourceCode"/>
         <w:spacing w:line="240" w:lineRule="auto"/>
+        <w:ind w:left="720"/>
       </w:pPr>
       <w:r>
         <w:rPr>
@@ -483,7 +618,7 @@
           <w:rFonts w:ascii="Consolas" w:hAnsi="Consolas"/>
           <w:sz w:val="20"/>
         </w:rPr>
-        <w:t xml:space="preserve"># String operations on a name</w:t>
+        <w:t xml:space="preserve"># String operations on the name "Nicanor Kyamba"</w:t>
       </w:r>
       <w:r>
         <w:rPr>
@@ -560,7 +695,7 @@
           <w:rFonts w:ascii="Consolas" w:hAnsi="Consolas"/>
           <w:sz w:val="20"/>
         </w:rPr>
-        <w:t xml:space="preserve">f"Name: </w:t>
+        <w:t xml:space="preserve">f"Full name: </w:t>
       </w:r>
       <w:r>
         <w:rPr>
@@ -663,7 +798,7 @@
           <w:rFonts w:ascii="Consolas" w:hAnsi="Consolas"/>
           <w:sz w:val="20"/>
         </w:rPr>
-        <w:t xml:space="preserve">30</w:t>
+        <w:t xml:space="preserve">35</w:t>
       </w:r>
       <w:r>
         <w:rPr>
@@ -693,7 +828,7 @@
           <w:rFonts w:ascii="Consolas" w:hAnsi="Consolas"/>
           <w:sz w:val="20"/>
         </w:rPr>
-        <w:t xml:space="preserve"># Operation 1: Display n characters from left</w:t>
+        <w:t xml:space="preserve"># Part 1(a): Display n characters from left</w:t>
       </w:r>
       <w:r>
         <w:rPr>
@@ -704,6 +839,21 @@
       </w:r>
       <w:r>
         <w:rPr>
+          <w:rStyle w:val="CommentTok"/>
+          <w:rFonts w:ascii="Consolas" w:hAnsi="Consolas"/>
+          <w:sz w:val="20"/>
+        </w:rPr>
+        <w:t xml:space="preserve"># Accept n as input from the user</w:t>
+      </w:r>
+      <w:r>
+        <w:rPr>
+          <w:rFonts w:ascii="Consolas" w:hAnsi="Consolas"/>
+          <w:sz w:val="20"/>
+        </w:rPr>
+        <w:br/>
+      </w:r>
+      <w:r>
+        <w:rPr>
           <w:rStyle w:val="NormalTok"/>
           <w:rFonts w:ascii="Consolas" w:hAnsi="Consolas"/>
           <w:sz w:val="20"/>
@@ -803,15 +953,31 @@
           <w:rFonts w:ascii="Consolas" w:hAnsi="Consolas"/>
           <w:sz w:val="20"/>
         </w:rPr>
-        <w:t xml:space="preserve">f"</w:t>
-      </w:r>
-      <w:r>
-        <w:rPr>
-          <w:rStyle w:val="CharTok"/>
-          <w:rFonts w:ascii="Consolas" w:hAnsi="Consolas"/>
-          <w:sz w:val="20"/>
-        </w:rPr>
-        <w:t xml:space="preserve">\n</w:t>
+        <w:t xml:space="preserve">f"First </w:t>
+      </w:r>
+      <w:r>
+        <w:rPr>
+          <w:rStyle w:val="SpecialCharTok"/>
+          <w:rFonts w:ascii="Consolas" w:hAnsi="Consolas"/>
+          <w:sz w:val="20"/>
+        </w:rPr>
+        <w:t xml:space="preserve">{</w:t>
+      </w:r>
+      <w:r>
+        <w:rPr>
+          <w:rStyle w:val="NormalTok"/>
+          <w:rFonts w:ascii="Consolas" w:hAnsi="Consolas"/>
+          <w:sz w:val="20"/>
+        </w:rPr>
+        <w:t xml:space="preserve">n</w:t>
+      </w:r>
+      <w:r>
+        <w:rPr>
+          <w:rStyle w:val="SpecialCharTok"/>
+          <w:rFonts w:ascii="Consolas" w:hAnsi="Consolas"/>
+          <w:sz w:val="20"/>
+        </w:rPr>
+        <w:t xml:space="preserve">}</w:t>
       </w:r>
       <w:r>
         <w:rPr>
@@ -819,7 +985,7 @@
           <w:rFonts w:ascii="Consolas" w:hAnsi="Consolas"/>
           <w:sz w:val="20"/>
         </w:rPr>
-        <w:t xml:space="preserve">First </w:t>
+        <w:t xml:space="preserve"> character(s) from left: </w:t>
       </w:r>
       <w:r>
         <w:rPr>
@@ -835,7 +1001,7 @@
           <w:rFonts w:ascii="Consolas" w:hAnsi="Consolas"/>
           <w:sz w:val="20"/>
         </w:rPr>
-        <w:t xml:space="preserve">n</w:t>
+        <w:t xml:space="preserve">name[:n]</w:t>
       </w:r>
       <w:r>
         <w:rPr>
@@ -851,38 +1017,6 @@
           <w:rFonts w:ascii="Consolas" w:hAnsi="Consolas"/>
           <w:sz w:val="20"/>
         </w:rPr>
-        <w:t xml:space="preserve"> characters: </w:t>
-      </w:r>
-      <w:r>
-        <w:rPr>
-          <w:rStyle w:val="SpecialCharTok"/>
-          <w:rFonts w:ascii="Consolas" w:hAnsi="Consolas"/>
-          <w:sz w:val="20"/>
-        </w:rPr>
-        <w:t xml:space="preserve">{</w:t>
-      </w:r>
-      <w:r>
-        <w:rPr>
-          <w:rStyle w:val="NormalTok"/>
-          <w:rFonts w:ascii="Consolas" w:hAnsi="Consolas"/>
-          <w:sz w:val="20"/>
-        </w:rPr>
-        <w:t xml:space="preserve">name[:n]</w:t>
-      </w:r>
-      <w:r>
-        <w:rPr>
-          <w:rStyle w:val="SpecialCharTok"/>
-          <w:rFonts w:ascii="Consolas" w:hAnsi="Consolas"/>
-          <w:sz w:val="20"/>
-        </w:rPr>
-        <w:t xml:space="preserve">}</w:t>
-      </w:r>
-      <w:r>
-        <w:rPr>
-          <w:rStyle w:val="SpecialStringTok"/>
-          <w:rFonts w:ascii="Consolas" w:hAnsi="Consolas"/>
-          <w:sz w:val="20"/>
-        </w:rPr>
         <w:t xml:space="preserve">"</w:t>
       </w:r>
       <w:r>
@@ -893,6 +1027,52 @@
         </w:rPr>
         <w:t xml:space="preserve">)</w:t>
       </w:r>
+    </w:p>
+    <w:bookmarkEnd w:id="23"/>
+    <w:bookmarkStart w:id="24" w:name="output-part-1a"/>
+    <w:p>
+      <w:pPr>
+        <w:pStyle w:val="Heading3"/>
+        <w:spacing w:line="480" w:lineRule="auto"/>
+      </w:pPr>
+      <w:r>
+        <w:rPr>
+          <w:rFonts w:ascii="Times New Roman" w:hAnsi="Times New Roman"/>
+          <w:sz w:val="24"/>
+        </w:rPr>
+        <w:t xml:space="preserve">Output — Part 1(a)</w:t>
+      </w:r>
+    </w:p>
+    <w:p>
+      <w:pPr>
+        <w:pStyle w:val="FirstParagraph"/>
+        <w:spacing w:line="240" w:lineRule="auto"/>
+        <w:ind w:left="720"/>
+      </w:pPr>
+      <w:r>
+        <w:rPr>
+          <w:rFonts w:ascii="Consolas" w:hAnsi="Consolas"/>
+          <w:b/>
+          <w:bCs/>
+          <w:sz w:val="20"/>
+        </w:rPr>
+        <w:t xml:space="preserve">Run 1 (n = 7):</w:t>
+      </w:r>
+    </w:p>
+    <w:p>
+      <w:pPr>
+        <w:pStyle w:val="SourceCode"/>
+        <w:spacing w:line="240" w:lineRule="auto"/>
+        <w:ind w:left="720"/>
+      </w:pPr>
+      <w:r>
+        <w:rPr>
+          <w:rStyle w:val="VerbatimChar"/>
+          <w:rFonts w:ascii="Consolas" w:hAnsi="Consolas"/>
+          <w:sz w:val="20"/>
+        </w:rPr>
+        <w:t xml:space="preserve">Full name: Nicanor Kyamba</w:t>
+      </w:r>
       <w:r>
         <w:rPr>
           <w:rFonts w:ascii="Consolas" w:hAnsi="Consolas"/>
@@ -902,6 +1082,14 @@
       </w:r>
       <w:r>
         <w:rPr>
+          <w:rStyle w:val="VerbatimChar"/>
+          <w:rFonts w:ascii="Consolas" w:hAnsi="Consolas"/>
+          <w:sz w:val="20"/>
+        </w:rPr>
+        <w:t xml:space="preserve">-----------------------------------</w:t>
+      </w:r>
+      <w:r>
+        <w:rPr>
           <w:rFonts w:ascii="Consolas" w:hAnsi="Consolas"/>
           <w:sz w:val="20"/>
         </w:rPr>
@@ -909,11 +1097,11 @@
       </w:r>
       <w:r>
         <w:rPr>
-          <w:rStyle w:val="CommentTok"/>
-          <w:rFonts w:ascii="Consolas" w:hAnsi="Consolas"/>
-          <w:sz w:val="20"/>
-        </w:rPr>
-        <w:t xml:space="preserve"># Operation 2: Count vowels</w:t>
+          <w:rStyle w:val="VerbatimChar"/>
+          <w:rFonts w:ascii="Consolas" w:hAnsi="Consolas"/>
+          <w:sz w:val="20"/>
+        </w:rPr>
+        <w:t xml:space="preserve">Enter number of characters to display from left: 7</w:t>
       </w:r>
       <w:r>
         <w:rPr>
@@ -924,35 +1112,42 @@
       </w:r>
       <w:r>
         <w:rPr>
-          <w:rStyle w:val="NormalTok"/>
-          <w:rFonts w:ascii="Consolas" w:hAnsi="Consolas"/>
-          <w:sz w:val="20"/>
-        </w:rPr>
-        <w:t xml:space="preserve">vowel_count </w:t>
-      </w:r>
-      <w:r>
-        <w:rPr>
-          <w:rStyle w:val="OperatorTok"/>
-          <w:rFonts w:ascii="Consolas" w:hAnsi="Consolas"/>
-          <w:sz w:val="20"/>
-        </w:rPr>
-        <w:t xml:space="preserve">=</w:t>
-      </w:r>
-      <w:r>
-        <w:rPr>
-          <w:rStyle w:val="NormalTok"/>
-          <w:rFonts w:ascii="Consolas" w:hAnsi="Consolas"/>
-          <w:sz w:val="20"/>
-        </w:rPr>
-        <w:t xml:space="preserve"> </w:t>
-      </w:r>
-      <w:r>
-        <w:rPr>
-          <w:rStyle w:val="DecValTok"/>
-          <w:rFonts w:ascii="Consolas" w:hAnsi="Consolas"/>
-          <w:sz w:val="20"/>
-        </w:rPr>
-        <w:t xml:space="preserve">0</w:t>
+          <w:rStyle w:val="VerbatimChar"/>
+          <w:rFonts w:ascii="Consolas" w:hAnsi="Consolas"/>
+          <w:sz w:val="20"/>
+        </w:rPr>
+        <w:t xml:space="preserve">First 7 character(s) from left: Nicanor</w:t>
+      </w:r>
+    </w:p>
+    <w:p>
+      <w:pPr>
+        <w:pStyle w:val="FirstParagraph"/>
+        <w:spacing w:line="240" w:lineRule="auto"/>
+        <w:ind w:left="720"/>
+      </w:pPr>
+      <w:r>
+        <w:rPr>
+          <w:rFonts w:ascii="Consolas" w:hAnsi="Consolas"/>
+          <w:b/>
+          <w:bCs/>
+          <w:sz w:val="20"/>
+        </w:rPr>
+        <w:t xml:space="preserve">Run 2 (n = 3):</w:t>
+      </w:r>
+    </w:p>
+    <w:p>
+      <w:pPr>
+        <w:pStyle w:val="SourceCode"/>
+        <w:spacing w:line="240" w:lineRule="auto"/>
+        <w:ind w:left="720"/>
+      </w:pPr>
+      <w:r>
+        <w:rPr>
+          <w:rStyle w:val="VerbatimChar"/>
+          <w:rFonts w:ascii="Consolas" w:hAnsi="Consolas"/>
+          <w:sz w:val="20"/>
+        </w:rPr>
+        <w:t xml:space="preserve">Full name: Nicanor Kyamba</w:t>
       </w:r>
       <w:r>
         <w:rPr>
@@ -963,35 +1158,11 @@
       </w:r>
       <w:r>
         <w:rPr>
-          <w:rStyle w:val="ControlFlowTok"/>
-          <w:rFonts w:ascii="Consolas" w:hAnsi="Consolas"/>
-          <w:sz w:val="20"/>
-        </w:rPr>
-        <w:t xml:space="preserve">for</w:t>
-      </w:r>
-      <w:r>
-        <w:rPr>
-          <w:rStyle w:val="NormalTok"/>
-          <w:rFonts w:ascii="Consolas" w:hAnsi="Consolas"/>
-          <w:sz w:val="20"/>
-        </w:rPr>
-        <w:t xml:space="preserve"> char </w:t>
-      </w:r>
-      <w:r>
-        <w:rPr>
-          <w:rStyle w:val="KeywordTok"/>
-          <w:rFonts w:ascii="Consolas" w:hAnsi="Consolas"/>
-          <w:sz w:val="20"/>
-        </w:rPr>
-        <w:t xml:space="preserve">in</w:t>
-      </w:r>
-      <w:r>
-        <w:rPr>
-          <w:rStyle w:val="NormalTok"/>
-          <w:rFonts w:ascii="Consolas" w:hAnsi="Consolas"/>
-          <w:sz w:val="20"/>
-        </w:rPr>
-        <w:t xml:space="preserve"> name:</w:t>
+          <w:rStyle w:val="VerbatimChar"/>
+          <w:rFonts w:ascii="Consolas" w:hAnsi="Consolas"/>
+          <w:sz w:val="20"/>
+        </w:rPr>
+        <w:t xml:space="preserve">-----------------------------------</w:t>
       </w:r>
       <w:r>
         <w:rPr>
@@ -1002,59 +1173,11 @@
       </w:r>
       <w:r>
         <w:rPr>
-          <w:rStyle w:val="NormalTok"/>
-          <w:rFonts w:ascii="Consolas" w:hAnsi="Consolas"/>
-          <w:sz w:val="20"/>
-        </w:rPr>
-        <w:t xml:space="preserve">    </w:t>
-      </w:r>
-      <w:r>
-        <w:rPr>
-          <w:rStyle w:val="ControlFlowTok"/>
-          <w:rFonts w:ascii="Consolas" w:hAnsi="Consolas"/>
-          <w:sz w:val="20"/>
-        </w:rPr>
-        <w:t xml:space="preserve">if</w:t>
-      </w:r>
-      <w:r>
-        <w:rPr>
-          <w:rStyle w:val="NormalTok"/>
-          <w:rFonts w:ascii="Consolas" w:hAnsi="Consolas"/>
-          <w:sz w:val="20"/>
-        </w:rPr>
-        <w:t xml:space="preserve"> char </w:t>
-      </w:r>
-      <w:r>
-        <w:rPr>
-          <w:rStyle w:val="KeywordTok"/>
-          <w:rFonts w:ascii="Consolas" w:hAnsi="Consolas"/>
-          <w:sz w:val="20"/>
-        </w:rPr>
-        <w:t xml:space="preserve">in</w:t>
-      </w:r>
-      <w:r>
-        <w:rPr>
-          <w:rStyle w:val="NormalTok"/>
-          <w:rFonts w:ascii="Consolas" w:hAnsi="Consolas"/>
-          <w:sz w:val="20"/>
-        </w:rPr>
-        <w:t xml:space="preserve"> </w:t>
-      </w:r>
-      <w:r>
-        <w:rPr>
-          <w:rStyle w:val="StringTok"/>
-          <w:rFonts w:ascii="Consolas" w:hAnsi="Consolas"/>
-          <w:sz w:val="20"/>
-        </w:rPr>
-        <w:t xml:space="preserve">'aeiouAEIOU'</w:t>
-      </w:r>
-      <w:r>
-        <w:rPr>
-          <w:rStyle w:val="NormalTok"/>
-          <w:rFonts w:ascii="Consolas" w:hAnsi="Consolas"/>
-          <w:sz w:val="20"/>
-        </w:rPr>
-        <w:t xml:space="preserve">:</w:t>
+          <w:rStyle w:val="VerbatimChar"/>
+          <w:rFonts w:ascii="Consolas" w:hAnsi="Consolas"/>
+          <w:sz w:val="20"/>
+        </w:rPr>
+        <w:t xml:space="preserve">Enter number of characters to display from left: 3</w:t>
       </w:r>
       <w:r>
         <w:rPr>
@@ -1065,35 +1188,42 @@
       </w:r>
       <w:r>
         <w:rPr>
-          <w:rStyle w:val="NormalTok"/>
-          <w:rFonts w:ascii="Consolas" w:hAnsi="Consolas"/>
-          <w:sz w:val="20"/>
-        </w:rPr>
-        <w:t xml:space="preserve">        vowel_count </w:t>
-      </w:r>
-      <w:r>
-        <w:rPr>
-          <w:rStyle w:val="OperatorTok"/>
-          <w:rFonts w:ascii="Consolas" w:hAnsi="Consolas"/>
-          <w:sz w:val="20"/>
-        </w:rPr>
-        <w:t xml:space="preserve">+=</w:t>
-      </w:r>
-      <w:r>
-        <w:rPr>
-          <w:rStyle w:val="NormalTok"/>
-          <w:rFonts w:ascii="Consolas" w:hAnsi="Consolas"/>
-          <w:sz w:val="20"/>
-        </w:rPr>
-        <w:t xml:space="preserve"> </w:t>
-      </w:r>
-      <w:r>
-        <w:rPr>
-          <w:rStyle w:val="DecValTok"/>
-          <w:rFonts w:ascii="Consolas" w:hAnsi="Consolas"/>
-          <w:sz w:val="20"/>
-        </w:rPr>
-        <w:t xml:space="preserve">1</w:t>
+          <w:rStyle w:val="VerbatimChar"/>
+          <w:rFonts w:ascii="Consolas" w:hAnsi="Consolas"/>
+          <w:sz w:val="20"/>
+        </w:rPr>
+        <w:t xml:space="preserve">First 3 character(s) from left: Nic</w:t>
+      </w:r>
+    </w:p>
+    <w:p>
+      <w:pPr>
+        <w:pStyle w:val="FirstParagraph"/>
+        <w:spacing w:line="240" w:lineRule="auto"/>
+        <w:ind w:left="720"/>
+      </w:pPr>
+      <w:r>
+        <w:rPr>
+          <w:rFonts w:ascii="Consolas" w:hAnsi="Consolas"/>
+          <w:b/>
+          <w:bCs/>
+          <w:sz w:val="20"/>
+        </w:rPr>
+        <w:t xml:space="preserve">Run 3 (n = 14):</w:t>
+      </w:r>
+    </w:p>
+    <w:p>
+      <w:pPr>
+        <w:pStyle w:val="SourceCode"/>
+        <w:spacing w:line="240" w:lineRule="auto"/>
+        <w:ind w:left="720"/>
+      </w:pPr>
+      <w:r>
+        <w:rPr>
+          <w:rStyle w:val="VerbatimChar"/>
+          <w:rFonts w:ascii="Consolas" w:hAnsi="Consolas"/>
+          <w:sz w:val="20"/>
+        </w:rPr>
+        <w:t xml:space="preserve">Full name: Nicanor Kyamba</w:t>
       </w:r>
       <w:r>
         <w:rPr>
@@ -1104,115 +1234,11 @@
       </w:r>
       <w:r>
         <w:rPr>
-          <w:rStyle w:val="BuiltInTok"/>
-          <w:rFonts w:ascii="Consolas" w:hAnsi="Consolas"/>
-          <w:sz w:val="20"/>
-        </w:rPr>
-        <w:t xml:space="preserve">print</w:t>
-      </w:r>
-      <w:r>
-        <w:rPr>
-          <w:rStyle w:val="NormalTok"/>
-          <w:rFonts w:ascii="Consolas" w:hAnsi="Consolas"/>
-          <w:sz w:val="20"/>
-        </w:rPr>
-        <w:t xml:space="preserve">(</w:t>
-      </w:r>
-      <w:r>
-        <w:rPr>
-          <w:rStyle w:val="SpecialStringTok"/>
-          <w:rFonts w:ascii="Consolas" w:hAnsi="Consolas"/>
-          <w:sz w:val="20"/>
-        </w:rPr>
-        <w:t xml:space="preserve">f"</w:t>
-      </w:r>
-      <w:r>
-        <w:rPr>
-          <w:rStyle w:val="CharTok"/>
-          <w:rFonts w:ascii="Consolas" w:hAnsi="Consolas"/>
-          <w:sz w:val="20"/>
-        </w:rPr>
-        <w:t xml:space="preserve">\n</w:t>
-      </w:r>
-      <w:r>
-        <w:rPr>
-          <w:rStyle w:val="SpecialStringTok"/>
-          <w:rFonts w:ascii="Consolas" w:hAnsi="Consolas"/>
-          <w:sz w:val="20"/>
-        </w:rPr>
-        <w:t xml:space="preserve">Number of vowels in '</w:t>
-      </w:r>
-      <w:r>
-        <w:rPr>
-          <w:rStyle w:val="SpecialCharTok"/>
-          <w:rFonts w:ascii="Consolas" w:hAnsi="Consolas"/>
-          <w:sz w:val="20"/>
-        </w:rPr>
-        <w:t xml:space="preserve">{</w:t>
-      </w:r>
-      <w:r>
-        <w:rPr>
-          <w:rStyle w:val="NormalTok"/>
-          <w:rFonts w:ascii="Consolas" w:hAnsi="Consolas"/>
-          <w:sz w:val="20"/>
-        </w:rPr>
-        <w:t xml:space="preserve">name</w:t>
-      </w:r>
-      <w:r>
-        <w:rPr>
-          <w:rStyle w:val="SpecialCharTok"/>
-          <w:rFonts w:ascii="Consolas" w:hAnsi="Consolas"/>
-          <w:sz w:val="20"/>
-        </w:rPr>
-        <w:t xml:space="preserve">}</w:t>
-      </w:r>
-      <w:r>
-        <w:rPr>
-          <w:rStyle w:val="SpecialStringTok"/>
-          <w:rFonts w:ascii="Consolas" w:hAnsi="Consolas"/>
-          <w:sz w:val="20"/>
-        </w:rPr>
-        <w:t xml:space="preserve">': </w:t>
-      </w:r>
-      <w:r>
-        <w:rPr>
-          <w:rStyle w:val="SpecialCharTok"/>
-          <w:rFonts w:ascii="Consolas" w:hAnsi="Consolas"/>
-          <w:sz w:val="20"/>
-        </w:rPr>
-        <w:t xml:space="preserve">{</w:t>
-      </w:r>
-      <w:r>
-        <w:rPr>
-          <w:rStyle w:val="NormalTok"/>
-          <w:rFonts w:ascii="Consolas" w:hAnsi="Consolas"/>
-          <w:sz w:val="20"/>
-        </w:rPr>
-        <w:t xml:space="preserve">vowel_count</w:t>
-      </w:r>
-      <w:r>
-        <w:rPr>
-          <w:rStyle w:val="SpecialCharTok"/>
-          <w:rFonts w:ascii="Consolas" w:hAnsi="Consolas"/>
-          <w:sz w:val="20"/>
-        </w:rPr>
-        <w:t xml:space="preserve">}</w:t>
-      </w:r>
-      <w:r>
-        <w:rPr>
-          <w:rStyle w:val="SpecialStringTok"/>
-          <w:rFonts w:ascii="Consolas" w:hAnsi="Consolas"/>
-          <w:sz w:val="20"/>
-        </w:rPr>
-        <w:t xml:space="preserve">"</w:t>
-      </w:r>
-      <w:r>
-        <w:rPr>
-          <w:rStyle w:val="NormalTok"/>
-          <w:rFonts w:ascii="Consolas" w:hAnsi="Consolas"/>
-          <w:sz w:val="20"/>
-        </w:rPr>
-        <w:t xml:space="preserve">)</w:t>
+          <w:rStyle w:val="VerbatimChar"/>
+          <w:rFonts w:ascii="Consolas" w:hAnsi="Consolas"/>
+          <w:sz w:val="20"/>
+        </w:rPr>
+        <w:t xml:space="preserve">-----------------------------------</w:t>
       </w:r>
       <w:r>
         <w:rPr>
@@ -1223,6 +1249,14 @@
       </w:r>
       <w:r>
         <w:rPr>
+          <w:rStyle w:val="VerbatimChar"/>
+          <w:rFonts w:ascii="Consolas" w:hAnsi="Consolas"/>
+          <w:sz w:val="20"/>
+        </w:rPr>
+        <w:t xml:space="preserve">Enter number of characters to display from left: 14</w:t>
+      </w:r>
+      <w:r>
+        <w:rPr>
           <w:rFonts w:ascii="Consolas" w:hAnsi="Consolas"/>
           <w:sz w:val="20"/>
         </w:rPr>
@@ -1230,153 +1264,177 @@
       </w:r>
       <w:r>
         <w:rPr>
-          <w:rStyle w:val="CommentTok"/>
-          <w:rFonts w:ascii="Consolas" w:hAnsi="Consolas"/>
-          <w:sz w:val="20"/>
-        </w:rPr>
-        <w:t xml:space="preserve"># Operation 3: Reverse the string</w:t>
-      </w:r>
-      <w:r>
-        <w:rPr>
-          <w:rFonts w:ascii="Consolas" w:hAnsi="Consolas"/>
-          <w:sz w:val="20"/>
-        </w:rPr>
-        <w:br/>
-      </w:r>
-      <w:r>
-        <w:rPr>
-          <w:rStyle w:val="NormalTok"/>
-          <w:rFonts w:ascii="Consolas" w:hAnsi="Consolas"/>
-          <w:sz w:val="20"/>
-        </w:rPr>
-        <w:t xml:space="preserve">reversed_name </w:t>
-      </w:r>
-      <w:r>
-        <w:rPr>
-          <w:rStyle w:val="OperatorTok"/>
-          <w:rFonts w:ascii="Consolas" w:hAnsi="Consolas"/>
-          <w:sz w:val="20"/>
-        </w:rPr>
-        <w:t xml:space="preserve">=</w:t>
-      </w:r>
-      <w:r>
-        <w:rPr>
-          <w:rStyle w:val="NormalTok"/>
-          <w:rFonts w:ascii="Consolas" w:hAnsi="Consolas"/>
-          <w:sz w:val="20"/>
-        </w:rPr>
-        <w:t xml:space="preserve"> name[::</w:t>
-      </w:r>
-      <w:r>
-        <w:rPr>
-          <w:rStyle w:val="OperatorTok"/>
-          <w:rFonts w:ascii="Consolas" w:hAnsi="Consolas"/>
-          <w:sz w:val="20"/>
-        </w:rPr>
-        <w:t xml:space="preserve">-</w:t>
-      </w:r>
-      <w:r>
-        <w:rPr>
-          <w:rStyle w:val="DecValTok"/>
-          <w:rFonts w:ascii="Consolas" w:hAnsi="Consolas"/>
-          <w:sz w:val="20"/>
-        </w:rPr>
-        <w:t xml:space="preserve">1</w:t>
-      </w:r>
-      <w:r>
-        <w:rPr>
-          <w:rStyle w:val="NormalTok"/>
-          <w:rFonts w:ascii="Consolas" w:hAnsi="Consolas"/>
-          <w:sz w:val="20"/>
-        </w:rPr>
-        <w:t xml:space="preserve">]</w:t>
-      </w:r>
-      <w:r>
-        <w:rPr>
-          <w:rFonts w:ascii="Consolas" w:hAnsi="Consolas"/>
-          <w:sz w:val="20"/>
-        </w:rPr>
-        <w:br/>
-      </w:r>
-      <w:r>
-        <w:rPr>
-          <w:rStyle w:val="BuiltInTok"/>
-          <w:rFonts w:ascii="Consolas" w:hAnsi="Consolas"/>
-          <w:sz w:val="20"/>
-        </w:rPr>
-        <w:t xml:space="preserve">print</w:t>
-      </w:r>
-      <w:r>
-        <w:rPr>
-          <w:rStyle w:val="NormalTok"/>
-          <w:rFonts w:ascii="Consolas" w:hAnsi="Consolas"/>
-          <w:sz w:val="20"/>
-        </w:rPr>
-        <w:t xml:space="preserve">(</w:t>
-      </w:r>
-      <w:r>
-        <w:rPr>
-          <w:rStyle w:val="SpecialStringTok"/>
-          <w:rFonts w:ascii="Consolas" w:hAnsi="Consolas"/>
-          <w:sz w:val="20"/>
-        </w:rPr>
-        <w:t xml:space="preserve">f"</w:t>
-      </w:r>
-      <w:r>
-        <w:rPr>
-          <w:rStyle w:val="CharTok"/>
-          <w:rFonts w:ascii="Consolas" w:hAnsi="Consolas"/>
-          <w:sz w:val="20"/>
-        </w:rPr>
-        <w:t xml:space="preserve">\n</w:t>
-      </w:r>
-      <w:r>
-        <w:rPr>
-          <w:rStyle w:val="SpecialStringTok"/>
-          <w:rFonts w:ascii="Consolas" w:hAnsi="Consolas"/>
-          <w:sz w:val="20"/>
-        </w:rPr>
-        <w:t xml:space="preserve">Reversed name: </w:t>
-      </w:r>
-      <w:r>
-        <w:rPr>
-          <w:rStyle w:val="SpecialCharTok"/>
-          <w:rFonts w:ascii="Consolas" w:hAnsi="Consolas"/>
-          <w:sz w:val="20"/>
-        </w:rPr>
-        <w:t xml:space="preserve">{</w:t>
-      </w:r>
-      <w:r>
-        <w:rPr>
-          <w:rStyle w:val="NormalTok"/>
-          <w:rFonts w:ascii="Consolas" w:hAnsi="Consolas"/>
-          <w:sz w:val="20"/>
-        </w:rPr>
-        <w:t xml:space="preserve">reversed_name</w:t>
-      </w:r>
-      <w:r>
-        <w:rPr>
-          <w:rStyle w:val="SpecialCharTok"/>
-          <w:rFonts w:ascii="Consolas" w:hAnsi="Consolas"/>
-          <w:sz w:val="20"/>
-        </w:rPr>
-        <w:t xml:space="preserve">}</w:t>
-      </w:r>
-      <w:r>
-        <w:rPr>
-          <w:rStyle w:val="SpecialStringTok"/>
-          <w:rFonts w:ascii="Consolas" w:hAnsi="Consolas"/>
-          <w:sz w:val="20"/>
-        </w:rPr>
-        <w:t xml:space="preserve">"</w:t>
-      </w:r>
-      <w:r>
-        <w:rPr>
-          <w:rStyle w:val="NormalTok"/>
-          <w:rFonts w:ascii="Consolas" w:hAnsi="Consolas"/>
-          <w:sz w:val="20"/>
-        </w:rPr>
-        <w:t xml:space="preserve">)</w:t>
+          <w:rStyle w:val="VerbatimChar"/>
+          <w:rFonts w:ascii="Consolas" w:hAnsi="Consolas"/>
+          <w:sz w:val="20"/>
+        </w:rPr>
+        <w:t xml:space="preserve">First 14 character(s) from left: Nicanor Kyamba</w:t>
+      </w:r>
+    </w:p>
+    <w:bookmarkEnd w:id="24"/>
+    <w:bookmarkStart w:id="25" w:name="explanation-of-output"/>
+    <w:p>
+      <w:pPr>
+        <w:pStyle w:val="Heading3"/>
+        <w:spacing w:line="480" w:lineRule="auto"/>
+      </w:pPr>
+      <w:r>
+        <w:rPr>
+          <w:rFonts w:ascii="Times New Roman" w:hAnsi="Times New Roman"/>
+          <w:sz w:val="24"/>
+        </w:rPr>
+        <w:t xml:space="preserve">Explanation of Output</w:t>
+      </w:r>
+    </w:p>
+    <w:p>
+      <w:pPr>
+        <w:pStyle w:val="FirstParagraph"/>
+        <w:spacing w:line="480" w:lineRule="auto"/>
+      </w:pPr>
+      <w:r>
+        <w:rPr>
+          <w:rFonts w:ascii="Times New Roman" w:hAnsi="Times New Roman"/>
+          <w:sz w:val="24"/>
+        </w:rPr>
+        <w:t xml:space="preserve">In Run 1, the user enters 7, so</w:t>
+      </w:r>
+      <w:r>
+        <w:rPr>
+          <w:rFonts w:ascii="Times New Roman" w:hAnsi="Times New Roman"/>
+          <w:sz w:val="24"/>
+        </w:rPr>
+        <w:t xml:space="preserve"> </w:t>
+      </w:r>
+      <w:r>
+        <w:rPr>
+          <w:rStyle w:val="VerbatimChar"/>
+          <w:rFonts w:ascii="Times New Roman" w:hAnsi="Times New Roman"/>
+          <w:sz w:val="24"/>
+        </w:rPr>
+        <w:t xml:space="preserve">name[:7]</w:t>
+      </w:r>
+      <w:r>
+        <w:rPr>
+          <w:rFonts w:ascii="Times New Roman" w:hAnsi="Times New Roman"/>
+          <w:sz w:val="24"/>
+        </w:rPr>
+        <w:t xml:space="preserve"> </w:t>
+      </w:r>
+      <w:r>
+        <w:rPr>
+          <w:rFonts w:ascii="Times New Roman" w:hAnsi="Times New Roman"/>
+          <w:sz w:val="24"/>
+        </w:rPr>
+        <w:t xml:space="preserve">extracts indices 0–6, producing</w:t>
+      </w:r>
+      <w:r>
+        <w:rPr>
+          <w:rFonts w:ascii="Times New Roman" w:hAnsi="Times New Roman"/>
+          <w:sz w:val="24"/>
+        </w:rPr>
+        <w:t xml:space="preserve"> </w:t>
+      </w:r>
+      <w:r>
+        <w:rPr>
+          <w:rStyle w:val="VerbatimChar"/>
+          <w:rFonts w:ascii="Times New Roman" w:hAnsi="Times New Roman"/>
+          <w:sz w:val="24"/>
+        </w:rPr>
+        <w:t xml:space="preserve">"Nicanor"</w:t>
+      </w:r>
+      <w:r>
+        <w:rPr>
+          <w:rFonts w:ascii="Times New Roman" w:hAnsi="Times New Roman"/>
+          <w:sz w:val="24"/>
+        </w:rPr>
+        <w:t xml:space="preserve"> </w:t>
+      </w:r>
+      <w:r>
+        <w:rPr>
+          <w:rFonts w:ascii="Times New Roman" w:hAnsi="Times New Roman"/>
+          <w:sz w:val="24"/>
+        </w:rPr>
+        <w:t xml:space="preserve">— the first name only. In Run 2, the user enters 3, so</w:t>
+      </w:r>
+      <w:r>
+        <w:rPr>
+          <w:rFonts w:ascii="Times New Roman" w:hAnsi="Times New Roman"/>
+          <w:sz w:val="24"/>
+        </w:rPr>
+        <w:t xml:space="preserve"> </w:t>
+      </w:r>
+      <w:r>
+        <w:rPr>
+          <w:rStyle w:val="VerbatimChar"/>
+          <w:rFonts w:ascii="Times New Roman" w:hAnsi="Times New Roman"/>
+          <w:sz w:val="24"/>
+        </w:rPr>
+        <w:t xml:space="preserve">name[:3]</w:t>
+      </w:r>
+      <w:r>
+        <w:rPr>
+          <w:rFonts w:ascii="Times New Roman" w:hAnsi="Times New Roman"/>
+          <w:sz w:val="24"/>
+        </w:rPr>
+        <w:t xml:space="preserve"> </w:t>
+      </w:r>
+      <w:r>
+        <w:rPr>
+          <w:rFonts w:ascii="Times New Roman" w:hAnsi="Times New Roman"/>
+          <w:sz w:val="24"/>
+        </w:rPr>
+        <w:t xml:space="preserve">extracts indices 0–2, producing</w:t>
+      </w:r>
+      <w:r>
+        <w:rPr>
+          <w:rFonts w:ascii="Times New Roman" w:hAnsi="Times New Roman"/>
+          <w:sz w:val="24"/>
+        </w:rPr>
+        <w:t xml:space="preserve"> </w:t>
+      </w:r>
+      <w:r>
+        <w:rPr>
+          <w:rStyle w:val="VerbatimChar"/>
+          <w:rFonts w:ascii="Times New Roman" w:hAnsi="Times New Roman"/>
+          <w:sz w:val="24"/>
+        </w:rPr>
+        <w:t xml:space="preserve">"Nic"</w:t>
+      </w:r>
+      <w:r>
+        <w:rPr>
+          <w:rFonts w:ascii="Times New Roman" w:hAnsi="Times New Roman"/>
+          <w:sz w:val="24"/>
+        </w:rPr>
+        <w:t xml:space="preserve">. In Run 3, the user enters 14 (the full length of the string), so</w:t>
+      </w:r>
+      <w:r>
+        <w:rPr>
+          <w:rFonts w:ascii="Times New Roman" w:hAnsi="Times New Roman"/>
+          <w:sz w:val="24"/>
+        </w:rPr>
+        <w:t xml:space="preserve"> </w:t>
+      </w:r>
+      <w:r>
+        <w:rPr>
+          <w:rStyle w:val="VerbatimChar"/>
+          <w:rFonts w:ascii="Times New Roman" w:hAnsi="Times New Roman"/>
+          <w:sz w:val="24"/>
+        </w:rPr>
+        <w:t xml:space="preserve">name[:14]</w:t>
+      </w:r>
+      <w:r>
+        <w:rPr>
+          <w:rFonts w:ascii="Times New Roman" w:hAnsi="Times New Roman"/>
+          <w:sz w:val="24"/>
+        </w:rPr>
+        <w:t xml:space="preserve"> </w:t>
+      </w:r>
+      <w:r>
+        <w:rPr>
+          <w:rFonts w:ascii="Times New Roman" w:hAnsi="Times New Roman"/>
+          <w:sz w:val="24"/>
+        </w:rPr>
+        <w:t xml:space="preserve">returns the entire name. These three runs demonstrate that the slice adapts dynamically to any valid user input, confirming that n is correctly accepted from the keyboard at runtime.</w:t>
       </w:r>
     </w:p>
     <w:p>
@@ -1393,8 +1451,23 @@
         </w:pict>
       </w:r>
     </w:p>
-    <w:bookmarkEnd w:id="21"/>
-    <w:bookmarkStart w:id="22" w:name="output"/>
+    <w:bookmarkEnd w:id="25"/>
+    <w:bookmarkEnd w:id="26"/>
+    <w:bookmarkStart w:id="31" w:name="part-1b-count-the-number-of-vowels"/>
+    <w:p>
+      <w:pPr>
+        <w:pStyle w:val="Heading2"/>
+        <w:spacing w:line="480" w:lineRule="auto"/>
+      </w:pPr>
+      <w:r>
+        <w:rPr>
+          <w:rFonts w:ascii="Times New Roman" w:hAnsi="Times New Roman"/>
+          <w:sz w:val="24"/>
+        </w:rPr>
+        <w:t xml:space="preserve">Part 1(b): Count the Number of Vowels</w:t>
+      </w:r>
+    </w:p>
+    <w:bookmarkStart w:id="27" w:name="technical-explanation-1"/>
     <w:p>
       <w:pPr>
         <w:pStyle w:val="Heading3"/>
@@ -1405,271 +1478,941 @@
           <w:rFonts w:ascii="Times New Roman" w:hAnsi="Times New Roman"/>
           <w:sz w:val="24"/>
         </w:rPr>
-        <w:t xml:space="preserve">Output</w:t>
+        <w:t xml:space="preserve">Technical Explanation</w:t>
       </w:r>
     </w:p>
     <w:p>
       <w:pPr>
         <w:pStyle w:val="FirstParagraph"/>
+        <w:spacing w:line="480" w:lineRule="auto"/>
+      </w:pPr>
+      <w:r>
+        <w:rPr>
+          <w:rFonts w:ascii="Times New Roman" w:hAnsi="Times New Roman"/>
+          <w:sz w:val="24"/>
+        </w:rPr>
+        <w:t xml:space="preserve">Vowel counting uses the counter pattern described by Downey (2015): initialize a counter variable to zero before the loop, traverse the string character by character using a for loop, and increment the counter each time the condition is satisfied (p. 67). The condition checks whether each character belongs to the string</w:t>
+      </w:r>
+      <w:r>
+        <w:rPr>
+          <w:rFonts w:ascii="Times New Roman" w:hAnsi="Times New Roman"/>
+          <w:sz w:val="24"/>
+        </w:rPr>
+        <w:t xml:space="preserve"> </w:t>
+      </w:r>
+      <w:r>
+        <w:rPr>
+          <w:rStyle w:val="VerbatimChar"/>
+          <w:rFonts w:ascii="Times New Roman" w:hAnsi="Times New Roman"/>
+          <w:sz w:val="24"/>
+        </w:rPr>
+        <w:t xml:space="preserve">'aeiouAEIOU'</w:t>
+      </w:r>
+      <w:r>
+        <w:rPr>
+          <w:rFonts w:ascii="Times New Roman" w:hAnsi="Times New Roman"/>
+          <w:sz w:val="24"/>
+        </w:rPr>
+        <w:t xml:space="preserve"> </w:t>
+      </w:r>
+      <w:r>
+        <w:rPr>
+          <w:rFonts w:ascii="Times New Roman" w:hAnsi="Times New Roman"/>
+          <w:sz w:val="24"/>
+        </w:rPr>
+        <w:t xml:space="preserve">using Python’s</w:t>
+      </w:r>
+      <w:r>
+        <w:rPr>
+          <w:rFonts w:ascii="Times New Roman" w:hAnsi="Times New Roman"/>
+          <w:sz w:val="24"/>
+        </w:rPr>
+        <w:t xml:space="preserve"> </w:t>
+      </w:r>
+      <w:r>
+        <w:rPr>
+          <w:rStyle w:val="VerbatimChar"/>
+          <w:rFonts w:ascii="Times New Roman" w:hAnsi="Times New Roman"/>
+          <w:sz w:val="24"/>
+        </w:rPr>
+        <w:t xml:space="preserve">in</w:t>
+      </w:r>
+      <w:r>
+        <w:rPr>
+          <w:rFonts w:ascii="Times New Roman" w:hAnsi="Times New Roman"/>
+          <w:sz w:val="24"/>
+        </w:rPr>
+        <w:t xml:space="preserve"> </w:t>
+      </w:r>
+      <w:r>
+        <w:rPr>
+          <w:rFonts w:ascii="Times New Roman" w:hAnsi="Times New Roman"/>
+          <w:sz w:val="24"/>
+        </w:rPr>
+        <w:t xml:space="preserve">operator. Both lowercase and uppercase vowels are included in the check string to ensure the count is case-insensitive, which is important because the name</w:t>
+      </w:r>
+      <w:r>
+        <w:rPr>
+          <w:rFonts w:ascii="Times New Roman" w:hAnsi="Times New Roman"/>
+          <w:sz w:val="24"/>
+        </w:rPr>
+        <w:t xml:space="preserve"> </w:t>
+      </w:r>
+      <w:r>
+        <w:rPr>
+          <w:rFonts w:ascii="Times New Roman" w:hAnsi="Times New Roman"/>
+          <w:sz w:val="24"/>
+        </w:rPr>
+        <w:t xml:space="preserve">“</w:t>
+      </w:r>
+      <w:r>
+        <w:rPr>
+          <w:rFonts w:ascii="Times New Roman" w:hAnsi="Times New Roman"/>
+          <w:sz w:val="24"/>
+        </w:rPr>
+        <w:t xml:space="preserve">Nicanor Kyamba</w:t>
+      </w:r>
+      <w:r>
+        <w:rPr>
+          <w:rFonts w:ascii="Times New Roman" w:hAnsi="Times New Roman"/>
+          <w:sz w:val="24"/>
+        </w:rPr>
+        <w:t xml:space="preserve">”</w:t>
+      </w:r>
+      <w:r>
+        <w:rPr>
+          <w:rFonts w:ascii="Times New Roman" w:hAnsi="Times New Roman"/>
+          <w:sz w:val="24"/>
+        </w:rPr>
+        <w:t xml:space="preserve"> </w:t>
+      </w:r>
+      <w:r>
+        <w:rPr>
+          <w:rFonts w:ascii="Times New Roman" w:hAnsi="Times New Roman"/>
+          <w:sz w:val="24"/>
+        </w:rPr>
+        <w:t xml:space="preserve">contains the uppercase letter N at the start.</w:t>
+      </w:r>
+    </w:p>
+    <w:p>
+      <w:pPr>
+        <w:pStyle w:val="BodyText"/>
+        <w:spacing w:line="480" w:lineRule="auto"/>
+      </w:pPr>
+      <w:r>
+        <w:rPr>
+          <w:rFonts w:ascii="Times New Roman" w:hAnsi="Times New Roman"/>
+          <w:sz w:val="24"/>
+        </w:rPr>
+        <w:t xml:space="preserve">The for loop iterates over all 14 characters in</w:t>
+      </w:r>
+      <w:r>
+        <w:rPr>
+          <w:rFonts w:ascii="Times New Roman" w:hAnsi="Times New Roman"/>
+          <w:sz w:val="24"/>
+        </w:rPr>
+        <w:t xml:space="preserve"> </w:t>
+      </w:r>
+      <w:r>
+        <w:rPr>
+          <w:rStyle w:val="VerbatimChar"/>
+          <w:rFonts w:ascii="Times New Roman" w:hAnsi="Times New Roman"/>
+          <w:sz w:val="24"/>
+        </w:rPr>
+        <w:t xml:space="preserve">"Nicanor Kyamba"</w:t>
+      </w:r>
+      <w:r>
+        <w:rPr>
+          <w:rFonts w:ascii="Times New Roman" w:hAnsi="Times New Roman"/>
+          <w:sz w:val="24"/>
+        </w:rPr>
+        <w:t xml:space="preserve">, including the space character. The space is not a vowel and is therefore skipped. The vowels present in the name are:</w:t>
+      </w:r>
+      <w:r>
+        <w:rPr>
+          <w:rFonts w:ascii="Times New Roman" w:hAnsi="Times New Roman"/>
+          <w:sz w:val="24"/>
+        </w:rPr>
+        <w:t xml:space="preserve"> </w:t>
+      </w:r>
+      <w:r>
+        <w:rPr>
+          <w:rStyle w:val="VerbatimChar"/>
+          <w:rFonts w:ascii="Times New Roman" w:hAnsi="Times New Roman"/>
+          <w:sz w:val="24"/>
+        </w:rPr>
+        <w:t xml:space="preserve">i</w:t>
+      </w:r>
+      <w:r>
+        <w:rPr>
+          <w:rFonts w:ascii="Times New Roman" w:hAnsi="Times New Roman"/>
+          <w:sz w:val="24"/>
+        </w:rPr>
+        <w:t xml:space="preserve"> </w:t>
+      </w:r>
+      <w:r>
+        <w:rPr>
+          <w:rFonts w:ascii="Times New Roman" w:hAnsi="Times New Roman"/>
+          <w:sz w:val="24"/>
+        </w:rPr>
+        <w:t xml:space="preserve">(index 1),</w:t>
+      </w:r>
+      <w:r>
+        <w:rPr>
+          <w:rFonts w:ascii="Times New Roman" w:hAnsi="Times New Roman"/>
+          <w:sz w:val="24"/>
+        </w:rPr>
+        <w:t xml:space="preserve"> </w:t>
+      </w:r>
+      <w:r>
+        <w:rPr>
+          <w:rStyle w:val="VerbatimChar"/>
+          <w:rFonts w:ascii="Times New Roman" w:hAnsi="Times New Roman"/>
+          <w:sz w:val="24"/>
+        </w:rPr>
+        <w:t xml:space="preserve">a</w:t>
+      </w:r>
+      <w:r>
+        <w:rPr>
+          <w:rFonts w:ascii="Times New Roman" w:hAnsi="Times New Roman"/>
+          <w:sz w:val="24"/>
+        </w:rPr>
+        <w:t xml:space="preserve"> </w:t>
+      </w:r>
+      <w:r>
+        <w:rPr>
+          <w:rFonts w:ascii="Times New Roman" w:hAnsi="Times New Roman"/>
+          <w:sz w:val="24"/>
+        </w:rPr>
+        <w:t xml:space="preserve">(index 3),</w:t>
+      </w:r>
+      <w:r>
+        <w:rPr>
+          <w:rFonts w:ascii="Times New Roman" w:hAnsi="Times New Roman"/>
+          <w:sz w:val="24"/>
+        </w:rPr>
+        <w:t xml:space="preserve"> </w:t>
+      </w:r>
+      <w:r>
+        <w:rPr>
+          <w:rStyle w:val="VerbatimChar"/>
+          <w:rFonts w:ascii="Times New Roman" w:hAnsi="Times New Roman"/>
+          <w:sz w:val="24"/>
+        </w:rPr>
+        <w:t xml:space="preserve">o</w:t>
+      </w:r>
+      <w:r>
+        <w:rPr>
+          <w:rFonts w:ascii="Times New Roman" w:hAnsi="Times New Roman"/>
+          <w:sz w:val="24"/>
+        </w:rPr>
+        <w:t xml:space="preserve"> </w:t>
+      </w:r>
+      <w:r>
+        <w:rPr>
+          <w:rFonts w:ascii="Times New Roman" w:hAnsi="Times New Roman"/>
+          <w:sz w:val="24"/>
+        </w:rPr>
+        <w:t xml:space="preserve">(index 5),</w:t>
+      </w:r>
+      <w:r>
+        <w:rPr>
+          <w:rFonts w:ascii="Times New Roman" w:hAnsi="Times New Roman"/>
+          <w:sz w:val="24"/>
+        </w:rPr>
+        <w:t xml:space="preserve"> </w:t>
+      </w:r>
+      <w:r>
+        <w:rPr>
+          <w:rStyle w:val="VerbatimChar"/>
+          <w:rFonts w:ascii="Times New Roman" w:hAnsi="Times New Roman"/>
+          <w:sz w:val="24"/>
+        </w:rPr>
+        <w:t xml:space="preserve">a</w:t>
+      </w:r>
+      <w:r>
+        <w:rPr>
+          <w:rFonts w:ascii="Times New Roman" w:hAnsi="Times New Roman"/>
+          <w:sz w:val="24"/>
+        </w:rPr>
+        <w:t xml:space="preserve"> </w:t>
+      </w:r>
+      <w:r>
+        <w:rPr>
+          <w:rFonts w:ascii="Times New Roman" w:hAnsi="Times New Roman"/>
+          <w:sz w:val="24"/>
+        </w:rPr>
+        <w:t xml:space="preserve">(index 10), and</w:t>
+      </w:r>
+      <w:r>
+        <w:rPr>
+          <w:rFonts w:ascii="Times New Roman" w:hAnsi="Times New Roman"/>
+          <w:sz w:val="24"/>
+        </w:rPr>
+        <w:t xml:space="preserve"> </w:t>
+      </w:r>
+      <w:r>
+        <w:rPr>
+          <w:rStyle w:val="VerbatimChar"/>
+          <w:rFonts w:ascii="Times New Roman" w:hAnsi="Times New Roman"/>
+          <w:sz w:val="24"/>
+        </w:rPr>
+        <w:t xml:space="preserve">a</w:t>
+      </w:r>
+      <w:r>
+        <w:rPr>
+          <w:rFonts w:ascii="Times New Roman" w:hAnsi="Times New Roman"/>
+          <w:sz w:val="24"/>
+        </w:rPr>
+        <w:t xml:space="preserve"> </w:t>
+      </w:r>
+      <w:r>
+        <w:rPr>
+          <w:rFonts w:ascii="Times New Roman" w:hAnsi="Times New Roman"/>
+          <w:sz w:val="24"/>
+        </w:rPr>
+        <w:t xml:space="preserve">(index 13), giving a total of 5 vowels.</w:t>
+      </w:r>
+    </w:p>
+    <w:bookmarkEnd w:id="27"/>
+    <w:bookmarkStart w:id="28" w:name="code-1"/>
+    <w:p>
+      <w:pPr>
+        <w:pStyle w:val="Heading3"/>
+        <w:spacing w:line="480" w:lineRule="auto"/>
+      </w:pPr>
+      <w:r>
+        <w:rPr>
+          <w:rFonts w:ascii="Times New Roman" w:hAnsi="Times New Roman"/>
+          <w:sz w:val="24"/>
+        </w:rPr>
+        <w:t xml:space="preserve">Code</w:t>
+      </w:r>
+    </w:p>
+    <w:p>
+      <w:pPr>
+        <w:pStyle w:val="SourceCode"/>
         <w:spacing w:line="240" w:lineRule="auto"/>
-      </w:pPr>
-      <w:r>
-        <w:rPr>
-          <w:rFonts w:ascii="Consolas" w:hAnsi="Consolas"/>
-          <w:b/>
-          <w:bCs/>
-          <w:sz w:val="20"/>
-        </w:rPr>
-        <w:t xml:space="preserve">Run 1 — n = 7</w:t>
-      </w:r>
-      <w:r>
-        <w:rPr>
+        <w:ind w:left="720"/>
+      </w:pPr>
+      <w:r>
+        <w:rPr>
+          <w:rStyle w:val="CommentTok"/>
+          <w:rFonts w:ascii="Consolas" w:hAnsi="Consolas"/>
+          <w:sz w:val="20"/>
+        </w:rPr>
+        <w:t xml:space="preserve"># Part 1(b): Count the number of vowels</w:t>
+      </w:r>
+      <w:r>
+        <w:rPr>
+          <w:rFonts w:ascii="Consolas" w:hAnsi="Consolas"/>
+          <w:sz w:val="20"/>
+        </w:rPr>
+        <w:br/>
+      </w:r>
+      <w:r>
+        <w:rPr>
+          <w:rStyle w:val="NormalTok"/>
+          <w:rFonts w:ascii="Consolas" w:hAnsi="Consolas"/>
+          <w:sz w:val="20"/>
+        </w:rPr>
+        <w:t xml:space="preserve">vowel_count </w:t>
+      </w:r>
+      <w:r>
+        <w:rPr>
+          <w:rStyle w:val="OperatorTok"/>
+          <w:rFonts w:ascii="Consolas" w:hAnsi="Consolas"/>
+          <w:sz w:val="20"/>
+        </w:rPr>
+        <w:t xml:space="preserve">=</w:t>
+      </w:r>
+      <w:r>
+        <w:rPr>
+          <w:rStyle w:val="NormalTok"/>
+          <w:rFonts w:ascii="Consolas" w:hAnsi="Consolas"/>
+          <w:sz w:val="20"/>
+        </w:rPr>
+        <w:t xml:space="preserve"> </w:t>
+      </w:r>
+      <w:r>
+        <w:rPr>
+          <w:rStyle w:val="DecValTok"/>
+          <w:rFonts w:ascii="Consolas" w:hAnsi="Consolas"/>
+          <w:sz w:val="20"/>
+        </w:rPr>
+        <w:t xml:space="preserve">0</w:t>
+      </w:r>
+      <w:r>
+        <w:rPr>
+          <w:rFonts w:ascii="Consolas" w:hAnsi="Consolas"/>
+          <w:sz w:val="20"/>
+        </w:rPr>
+        <w:br/>
+      </w:r>
+      <w:r>
+        <w:rPr>
+          <w:rStyle w:val="ControlFlowTok"/>
+          <w:rFonts w:ascii="Consolas" w:hAnsi="Consolas"/>
+          <w:sz w:val="20"/>
+        </w:rPr>
+        <w:t xml:space="preserve">for</w:t>
+      </w:r>
+      <w:r>
+        <w:rPr>
+          <w:rStyle w:val="NormalTok"/>
+          <w:rFonts w:ascii="Consolas" w:hAnsi="Consolas"/>
+          <w:sz w:val="20"/>
+        </w:rPr>
+        <w:t xml:space="preserve"> char </w:t>
+      </w:r>
+      <w:r>
+        <w:rPr>
+          <w:rStyle w:val="KeywordTok"/>
+          <w:rFonts w:ascii="Consolas" w:hAnsi="Consolas"/>
+          <w:sz w:val="20"/>
+        </w:rPr>
+        <w:t xml:space="preserve">in</w:t>
+      </w:r>
+      <w:r>
+        <w:rPr>
+          <w:rStyle w:val="NormalTok"/>
+          <w:rFonts w:ascii="Consolas" w:hAnsi="Consolas"/>
+          <w:sz w:val="20"/>
+        </w:rPr>
+        <w:t xml:space="preserve"> name:</w:t>
+      </w:r>
+      <w:r>
+        <w:rPr>
+          <w:rFonts w:ascii="Consolas" w:hAnsi="Consolas"/>
+          <w:sz w:val="20"/>
+        </w:rPr>
+        <w:br/>
+      </w:r>
+      <w:r>
+        <w:rPr>
+          <w:rStyle w:val="NormalTok"/>
+          <w:rFonts w:ascii="Consolas" w:hAnsi="Consolas"/>
+          <w:sz w:val="20"/>
+        </w:rPr>
+        <w:t xml:space="preserve">    </w:t>
+      </w:r>
+      <w:r>
+        <w:rPr>
+          <w:rStyle w:val="ControlFlowTok"/>
+          <w:rFonts w:ascii="Consolas" w:hAnsi="Consolas"/>
+          <w:sz w:val="20"/>
+        </w:rPr>
+        <w:t xml:space="preserve">if</w:t>
+      </w:r>
+      <w:r>
+        <w:rPr>
+          <w:rStyle w:val="NormalTok"/>
+          <w:rFonts w:ascii="Consolas" w:hAnsi="Consolas"/>
+          <w:sz w:val="20"/>
+        </w:rPr>
+        <w:t xml:space="preserve"> char </w:t>
+      </w:r>
+      <w:r>
+        <w:rPr>
+          <w:rStyle w:val="KeywordTok"/>
+          <w:rFonts w:ascii="Consolas" w:hAnsi="Consolas"/>
+          <w:sz w:val="20"/>
+        </w:rPr>
+        <w:t xml:space="preserve">in</w:t>
+      </w:r>
+      <w:r>
+        <w:rPr>
+          <w:rStyle w:val="NormalTok"/>
+          <w:rFonts w:ascii="Consolas" w:hAnsi="Consolas"/>
+          <w:sz w:val="20"/>
+        </w:rPr>
+        <w:t xml:space="preserve"> </w:t>
+      </w:r>
+      <w:r>
+        <w:rPr>
+          <w:rStyle w:val="StringTok"/>
+          <w:rFonts w:ascii="Consolas" w:hAnsi="Consolas"/>
+          <w:sz w:val="20"/>
+        </w:rPr>
+        <w:t xml:space="preserve">'aeiouAEIOU'</w:t>
+      </w:r>
+      <w:r>
+        <w:rPr>
+          <w:rStyle w:val="NormalTok"/>
           <w:rFonts w:ascii="Consolas" w:hAnsi="Consolas"/>
           <w:sz w:val="20"/>
         </w:rPr>
         <w:t xml:space="preserve">:</w:t>
       </w:r>
+      <w:r>
+        <w:rPr>
+          <w:rFonts w:ascii="Consolas" w:hAnsi="Consolas"/>
+          <w:sz w:val="20"/>
+        </w:rPr>
+        <w:br/>
+      </w:r>
+      <w:r>
+        <w:rPr>
+          <w:rStyle w:val="NormalTok"/>
+          <w:rFonts w:ascii="Consolas" w:hAnsi="Consolas"/>
+          <w:sz w:val="20"/>
+        </w:rPr>
+        <w:t xml:space="preserve">        vowel_count </w:t>
+      </w:r>
+      <w:r>
+        <w:rPr>
+          <w:rStyle w:val="OperatorTok"/>
+          <w:rFonts w:ascii="Consolas" w:hAnsi="Consolas"/>
+          <w:sz w:val="20"/>
+        </w:rPr>
+        <w:t xml:space="preserve">+=</w:t>
+      </w:r>
+      <w:r>
+        <w:rPr>
+          <w:rStyle w:val="NormalTok"/>
+          <w:rFonts w:ascii="Consolas" w:hAnsi="Consolas"/>
+          <w:sz w:val="20"/>
+        </w:rPr>
+        <w:t xml:space="preserve"> </w:t>
+      </w:r>
+      <w:r>
+        <w:rPr>
+          <w:rStyle w:val="DecValTok"/>
+          <w:rFonts w:ascii="Consolas" w:hAnsi="Consolas"/>
+          <w:sz w:val="20"/>
+        </w:rPr>
+        <w:t xml:space="preserve">1</w:t>
+      </w:r>
+      <w:r>
+        <w:rPr>
+          <w:rFonts w:ascii="Consolas" w:hAnsi="Consolas"/>
+          <w:sz w:val="20"/>
+        </w:rPr>
+        <w:br/>
+      </w:r>
+      <w:r>
+        <w:rPr>
+          <w:rStyle w:val="BuiltInTok"/>
+          <w:rFonts w:ascii="Consolas" w:hAnsi="Consolas"/>
+          <w:sz w:val="20"/>
+        </w:rPr>
+        <w:t xml:space="preserve">print</w:t>
+      </w:r>
+      <w:r>
+        <w:rPr>
+          <w:rStyle w:val="NormalTok"/>
+          <w:rFonts w:ascii="Consolas" w:hAnsi="Consolas"/>
+          <w:sz w:val="20"/>
+        </w:rPr>
+        <w:t xml:space="preserve">(</w:t>
+      </w:r>
+      <w:r>
+        <w:rPr>
+          <w:rStyle w:val="SpecialStringTok"/>
+          <w:rFonts w:ascii="Consolas" w:hAnsi="Consolas"/>
+          <w:sz w:val="20"/>
+        </w:rPr>
+        <w:t xml:space="preserve">f"Number of vowels in '</w:t>
+      </w:r>
+      <w:r>
+        <w:rPr>
+          <w:rStyle w:val="SpecialCharTok"/>
+          <w:rFonts w:ascii="Consolas" w:hAnsi="Consolas"/>
+          <w:sz w:val="20"/>
+        </w:rPr>
+        <w:t xml:space="preserve">{</w:t>
+      </w:r>
+      <w:r>
+        <w:rPr>
+          <w:rStyle w:val="NormalTok"/>
+          <w:rFonts w:ascii="Consolas" w:hAnsi="Consolas"/>
+          <w:sz w:val="20"/>
+        </w:rPr>
+        <w:t xml:space="preserve">name</w:t>
+      </w:r>
+      <w:r>
+        <w:rPr>
+          <w:rStyle w:val="SpecialCharTok"/>
+          <w:rFonts w:ascii="Consolas" w:hAnsi="Consolas"/>
+          <w:sz w:val="20"/>
+        </w:rPr>
+        <w:t xml:space="preserve">}</w:t>
+      </w:r>
+      <w:r>
+        <w:rPr>
+          <w:rStyle w:val="SpecialStringTok"/>
+          <w:rFonts w:ascii="Consolas" w:hAnsi="Consolas"/>
+          <w:sz w:val="20"/>
+        </w:rPr>
+        <w:t xml:space="preserve">': </w:t>
+      </w:r>
+      <w:r>
+        <w:rPr>
+          <w:rStyle w:val="SpecialCharTok"/>
+          <w:rFonts w:ascii="Consolas" w:hAnsi="Consolas"/>
+          <w:sz w:val="20"/>
+        </w:rPr>
+        <w:t xml:space="preserve">{</w:t>
+      </w:r>
+      <w:r>
+        <w:rPr>
+          <w:rStyle w:val="NormalTok"/>
+          <w:rFonts w:ascii="Consolas" w:hAnsi="Consolas"/>
+          <w:sz w:val="20"/>
+        </w:rPr>
+        <w:t xml:space="preserve">vowel_count</w:t>
+      </w:r>
+      <w:r>
+        <w:rPr>
+          <w:rStyle w:val="SpecialCharTok"/>
+          <w:rFonts w:ascii="Consolas" w:hAnsi="Consolas"/>
+          <w:sz w:val="20"/>
+        </w:rPr>
+        <w:t xml:space="preserve">}</w:t>
+      </w:r>
+      <w:r>
+        <w:rPr>
+          <w:rStyle w:val="SpecialStringTok"/>
+          <w:rFonts w:ascii="Consolas" w:hAnsi="Consolas"/>
+          <w:sz w:val="20"/>
+        </w:rPr>
+        <w:t xml:space="preserve">"</w:t>
+      </w:r>
+      <w:r>
+        <w:rPr>
+          <w:rStyle w:val="NormalTok"/>
+          <w:rFonts w:ascii="Consolas" w:hAnsi="Consolas"/>
+          <w:sz w:val="20"/>
+        </w:rPr>
+        <w:t xml:space="preserve">)</w:t>
+      </w:r>
+    </w:p>
+    <w:bookmarkEnd w:id="28"/>
+    <w:bookmarkStart w:id="29" w:name="output-part-1b"/>
+    <w:p>
+      <w:pPr>
+        <w:pStyle w:val="Heading3"/>
+        <w:spacing w:line="480" w:lineRule="auto"/>
+      </w:pPr>
+      <w:r>
+        <w:rPr>
+          <w:rFonts w:ascii="Times New Roman" w:hAnsi="Times New Roman"/>
+          <w:sz w:val="24"/>
+        </w:rPr>
+        <w:t xml:space="preserve">Output — Part 1(b)</w:t>
+      </w:r>
     </w:p>
     <w:p>
       <w:pPr>
         <w:pStyle w:val="SourceCode"/>
+        <w:spacing w:line="240" w:lineRule="auto"/>
+        <w:ind w:left="720"/>
+      </w:pPr>
+      <w:r>
+        <w:rPr>
+          <w:rStyle w:val="VerbatimChar"/>
+          <w:rFonts w:ascii="Consolas" w:hAnsi="Consolas"/>
+          <w:sz w:val="20"/>
+        </w:rPr>
+        <w:t xml:space="preserve">Number of vowels in 'Nicanor Kyamba': 5</w:t>
+      </w:r>
+    </w:p>
+    <w:bookmarkEnd w:id="29"/>
+    <w:bookmarkStart w:id="30" w:name="explanation-of-output-1"/>
+    <w:p>
+      <w:pPr>
+        <w:pStyle w:val="Heading3"/>
         <w:spacing w:line="480" w:lineRule="auto"/>
       </w:pPr>
       <w:r>
         <w:rPr>
-          <w:rStyle w:val="VerbatimChar"/>
-          <w:rFonts w:ascii="Times New Roman" w:hAnsi="Times New Roman"/>
-          <w:sz w:val="24"/>
-        </w:rPr>
-        <w:t xml:space="preserve">Name: Nicanor Kyamba</w:t>
-      </w:r>
-      <w:r>
-        <w:rPr>
-          <w:rFonts w:ascii="Times New Roman" w:hAnsi="Times New Roman"/>
-          <w:sz w:val="24"/>
-        </w:rPr>
-        <w:br/>
-      </w:r>
-      <w:r>
-        <w:rPr>
-          <w:rStyle w:val="VerbatimChar"/>
-          <w:rFonts w:ascii="Times New Roman" w:hAnsi="Times New Roman"/>
-          <w:sz w:val="24"/>
-        </w:rPr>
-        <w:t xml:space="preserve">------------------------------</w:t>
-      </w:r>
-      <w:r>
-        <w:rPr>
-          <w:rFonts w:ascii="Times New Roman" w:hAnsi="Times New Roman"/>
-          <w:sz w:val="24"/>
-        </w:rPr>
-        <w:br/>
-      </w:r>
-      <w:r>
-        <w:rPr>
-          <w:rStyle w:val="VerbatimChar"/>
-          <w:rFonts w:ascii="Times New Roman" w:hAnsi="Times New Roman"/>
-          <w:sz w:val="24"/>
-        </w:rPr>
-        <w:t xml:space="preserve">Enter number of characters to display from left: 7</w:t>
-      </w:r>
-      <w:r>
-        <w:rPr>
-          <w:rFonts w:ascii="Times New Roman" w:hAnsi="Times New Roman"/>
-          <w:sz w:val="24"/>
-        </w:rPr>
-        <w:br/>
-      </w:r>
-      <w:r>
-        <w:rPr>
-          <w:rFonts w:ascii="Times New Roman" w:hAnsi="Times New Roman"/>
-          <w:sz w:val="24"/>
-        </w:rPr>
-        <w:br/>
-      </w:r>
-      <w:r>
-        <w:rPr>
-          <w:rStyle w:val="VerbatimChar"/>
-          <w:rFonts w:ascii="Times New Roman" w:hAnsi="Times New Roman"/>
-          <w:sz w:val="24"/>
-        </w:rPr>
-        <w:t xml:space="preserve">First 7 characters: Nicanor</w:t>
-      </w:r>
-      <w:r>
-        <w:rPr>
-          <w:rFonts w:ascii="Times New Roman" w:hAnsi="Times New Roman"/>
-          <w:sz w:val="24"/>
-        </w:rPr>
-        <w:br/>
-      </w:r>
-      <w:r>
-        <w:rPr>
-          <w:rFonts w:ascii="Times New Roman" w:hAnsi="Times New Roman"/>
-          <w:sz w:val="24"/>
-        </w:rPr>
-        <w:br/>
-      </w:r>
-      <w:r>
-        <w:rPr>
-          <w:rStyle w:val="VerbatimChar"/>
-          <w:rFonts w:ascii="Times New Roman" w:hAnsi="Times New Roman"/>
-          <w:sz w:val="24"/>
-        </w:rPr>
-        <w:t xml:space="preserve">Number of vowels in 'Nicanor Kyamba': 5</w:t>
-      </w:r>
-      <w:r>
-        <w:rPr>
-          <w:rFonts w:ascii="Times New Roman" w:hAnsi="Times New Roman"/>
-          <w:sz w:val="24"/>
-        </w:rPr>
-        <w:br/>
-      </w:r>
-      <w:r>
-        <w:rPr>
-          <w:rFonts w:ascii="Times New Roman" w:hAnsi="Times New Roman"/>
-          <w:sz w:val="24"/>
-        </w:rPr>
-        <w:br/>
-      </w:r>
-      <w:r>
-        <w:rPr>
-          <w:rStyle w:val="VerbatimChar"/>
-          <w:rFonts w:ascii="Times New Roman" w:hAnsi="Times New Roman"/>
-          <w:sz w:val="24"/>
-        </w:rPr>
-        <w:t xml:space="preserve">Reversed name: abmayK ronaciN</w:t>
+          <w:rFonts w:ascii="Times New Roman" w:hAnsi="Times New Roman"/>
+          <w:sz w:val="24"/>
+        </w:rPr>
+        <w:t xml:space="preserve">Explanation of Output</w:t>
       </w:r>
     </w:p>
     <w:p>
       <w:pPr>
         <w:pStyle w:val="FirstParagraph"/>
-        <w:spacing w:line="240" w:lineRule="auto"/>
-      </w:pPr>
-      <w:r>
-        <w:rPr>
-          <w:rFonts w:ascii="Consolas" w:hAnsi="Consolas"/>
-          <w:b/>
-          <w:bCs/>
-          <w:sz w:val="20"/>
-        </w:rPr>
-        <w:t xml:space="preserve">Run 2 — n = 3</w:t>
-      </w:r>
-      <w:r>
-        <w:rPr>
-          <w:rFonts w:ascii="Consolas" w:hAnsi="Consolas"/>
-          <w:sz w:val="20"/>
-        </w:rPr>
-        <w:t xml:space="preserve">:</w:t>
-      </w:r>
-    </w:p>
-    <w:p>
-      <w:pPr>
-        <w:pStyle w:val="SourceCode"/>
         <w:spacing w:line="480" w:lineRule="auto"/>
       </w:pPr>
       <w:r>
         <w:rPr>
-          <w:rStyle w:val="VerbatimChar"/>
-          <w:rFonts w:ascii="Times New Roman" w:hAnsi="Times New Roman"/>
-          <w:sz w:val="24"/>
-        </w:rPr>
-        <w:t xml:space="preserve">Name: Nicanor Kyamba</w:t>
-      </w:r>
-      <w:r>
-        <w:rPr>
-          <w:rFonts w:ascii="Times New Roman" w:hAnsi="Times New Roman"/>
-          <w:sz w:val="24"/>
-        </w:rPr>
-        <w:br/>
-      </w:r>
-      <w:r>
-        <w:rPr>
-          <w:rStyle w:val="VerbatimChar"/>
-          <w:rFonts w:ascii="Times New Roman" w:hAnsi="Times New Roman"/>
-          <w:sz w:val="24"/>
-        </w:rPr>
-        <w:t xml:space="preserve">------------------------------</w:t>
-      </w:r>
-      <w:r>
-        <w:rPr>
-          <w:rFonts w:ascii="Times New Roman" w:hAnsi="Times New Roman"/>
-          <w:sz w:val="24"/>
-        </w:rPr>
-        <w:br/>
-      </w:r>
-      <w:r>
-        <w:rPr>
-          <w:rStyle w:val="VerbatimChar"/>
-          <w:rFonts w:ascii="Times New Roman" w:hAnsi="Times New Roman"/>
-          <w:sz w:val="24"/>
-        </w:rPr>
-        <w:t xml:space="preserve">Enter number of characters to display from left: 3</w:t>
-      </w:r>
-      <w:r>
-        <w:rPr>
-          <w:rFonts w:ascii="Times New Roman" w:hAnsi="Times New Roman"/>
-          <w:sz w:val="24"/>
-        </w:rPr>
-        <w:br/>
-      </w:r>
-      <w:r>
-        <w:rPr>
-          <w:rFonts w:ascii="Times New Roman" w:hAnsi="Times New Roman"/>
-          <w:sz w:val="24"/>
-        </w:rPr>
-        <w:br/>
-      </w:r>
-      <w:r>
-        <w:rPr>
-          <w:rStyle w:val="VerbatimChar"/>
-          <w:rFonts w:ascii="Times New Roman" w:hAnsi="Times New Roman"/>
-          <w:sz w:val="24"/>
-        </w:rPr>
-        <w:t xml:space="preserve">First 3 characters: Nic</w:t>
-      </w:r>
-      <w:r>
-        <w:rPr>
-          <w:rFonts w:ascii="Times New Roman" w:hAnsi="Times New Roman"/>
-          <w:sz w:val="24"/>
-        </w:rPr>
-        <w:br/>
-      </w:r>
-      <w:r>
-        <w:rPr>
-          <w:rFonts w:ascii="Times New Roman" w:hAnsi="Times New Roman"/>
-          <w:sz w:val="24"/>
-        </w:rPr>
-        <w:br/>
-      </w:r>
-      <w:r>
-        <w:rPr>
-          <w:rStyle w:val="VerbatimChar"/>
-          <w:rFonts w:ascii="Times New Roman" w:hAnsi="Times New Roman"/>
-          <w:sz w:val="24"/>
-        </w:rPr>
-        <w:t xml:space="preserve">Number of vowels in 'Nicanor Kyamba': 5</w:t>
-      </w:r>
-      <w:r>
-        <w:rPr>
-          <w:rFonts w:ascii="Times New Roman" w:hAnsi="Times New Roman"/>
-          <w:sz w:val="24"/>
-        </w:rPr>
-        <w:br/>
-      </w:r>
-      <w:r>
-        <w:rPr>
-          <w:rFonts w:ascii="Times New Roman" w:hAnsi="Times New Roman"/>
-          <w:sz w:val="24"/>
-        </w:rPr>
-        <w:br/>
-      </w:r>
-      <w:r>
-        <w:rPr>
-          <w:rStyle w:val="VerbatimChar"/>
-          <w:rFonts w:ascii="Times New Roman" w:hAnsi="Times New Roman"/>
-          <w:sz w:val="24"/>
-        </w:rPr>
-        <w:t xml:space="preserve">Reversed name: abmayK ronaciN</w:t>
+          <w:rFonts w:ascii="Times New Roman" w:hAnsi="Times New Roman"/>
+          <w:sz w:val="24"/>
+        </w:rPr>
+        <w:t xml:space="preserve">The for loop visits each of the 14 characters in</w:t>
+      </w:r>
+      <w:r>
+        <w:rPr>
+          <w:rFonts w:ascii="Times New Roman" w:hAnsi="Times New Roman"/>
+          <w:sz w:val="24"/>
+        </w:rPr>
+        <w:t xml:space="preserve"> </w:t>
+      </w:r>
+      <w:r>
+        <w:rPr>
+          <w:rStyle w:val="VerbatimChar"/>
+          <w:rFonts w:ascii="Times New Roman" w:hAnsi="Times New Roman"/>
+          <w:sz w:val="24"/>
+        </w:rPr>
+        <w:t xml:space="preserve">"Nicanor Kyamba"</w:t>
+      </w:r>
+      <w:r>
+        <w:rPr>
+          <w:rFonts w:ascii="Times New Roman" w:hAnsi="Times New Roman"/>
+          <w:sz w:val="24"/>
+        </w:rPr>
+        <w:t xml:space="preserve">. The characters</w:t>
+      </w:r>
+      <w:r>
+        <w:rPr>
+          <w:rFonts w:ascii="Times New Roman" w:hAnsi="Times New Roman"/>
+          <w:sz w:val="24"/>
+        </w:rPr>
+        <w:t xml:space="preserve"> </w:t>
+      </w:r>
+      <w:r>
+        <w:rPr>
+          <w:rStyle w:val="VerbatimChar"/>
+          <w:rFonts w:ascii="Times New Roman" w:hAnsi="Times New Roman"/>
+          <w:sz w:val="24"/>
+        </w:rPr>
+        <w:t xml:space="preserve">i</w:t>
+      </w:r>
+      <w:r>
+        <w:rPr>
+          <w:rFonts w:ascii="Times New Roman" w:hAnsi="Times New Roman"/>
+          <w:sz w:val="24"/>
+        </w:rPr>
+        <w:t xml:space="preserve">,</w:t>
+      </w:r>
+      <w:r>
+        <w:rPr>
+          <w:rFonts w:ascii="Times New Roman" w:hAnsi="Times New Roman"/>
+          <w:sz w:val="24"/>
+        </w:rPr>
+        <w:t xml:space="preserve"> </w:t>
+      </w:r>
+      <w:r>
+        <w:rPr>
+          <w:rStyle w:val="VerbatimChar"/>
+          <w:rFonts w:ascii="Times New Roman" w:hAnsi="Times New Roman"/>
+          <w:sz w:val="24"/>
+        </w:rPr>
+        <w:t xml:space="preserve">a</w:t>
+      </w:r>
+      <w:r>
+        <w:rPr>
+          <w:rFonts w:ascii="Times New Roman" w:hAnsi="Times New Roman"/>
+          <w:sz w:val="24"/>
+        </w:rPr>
+        <w:t xml:space="preserve">,</w:t>
+      </w:r>
+      <w:r>
+        <w:rPr>
+          <w:rFonts w:ascii="Times New Roman" w:hAnsi="Times New Roman"/>
+          <w:sz w:val="24"/>
+        </w:rPr>
+        <w:t xml:space="preserve"> </w:t>
+      </w:r>
+      <w:r>
+        <w:rPr>
+          <w:rStyle w:val="VerbatimChar"/>
+          <w:rFonts w:ascii="Times New Roman" w:hAnsi="Times New Roman"/>
+          <w:sz w:val="24"/>
+        </w:rPr>
+        <w:t xml:space="preserve">o</w:t>
+      </w:r>
+      <w:r>
+        <w:rPr>
+          <w:rFonts w:ascii="Times New Roman" w:hAnsi="Times New Roman"/>
+          <w:sz w:val="24"/>
+        </w:rPr>
+        <w:t xml:space="preserve">,</w:t>
+      </w:r>
+      <w:r>
+        <w:rPr>
+          <w:rFonts w:ascii="Times New Roman" w:hAnsi="Times New Roman"/>
+          <w:sz w:val="24"/>
+        </w:rPr>
+        <w:t xml:space="preserve"> </w:t>
+      </w:r>
+      <w:r>
+        <w:rPr>
+          <w:rStyle w:val="VerbatimChar"/>
+          <w:rFonts w:ascii="Times New Roman" w:hAnsi="Times New Roman"/>
+          <w:sz w:val="24"/>
+        </w:rPr>
+        <w:t xml:space="preserve">a</w:t>
+      </w:r>
+      <w:r>
+        <w:rPr>
+          <w:rFonts w:ascii="Times New Roman" w:hAnsi="Times New Roman"/>
+          <w:sz w:val="24"/>
+        </w:rPr>
+        <w:t xml:space="preserve">, and</w:t>
+      </w:r>
+      <w:r>
+        <w:rPr>
+          <w:rFonts w:ascii="Times New Roman" w:hAnsi="Times New Roman"/>
+          <w:sz w:val="24"/>
+        </w:rPr>
+        <w:t xml:space="preserve"> </w:t>
+      </w:r>
+      <w:r>
+        <w:rPr>
+          <w:rStyle w:val="VerbatimChar"/>
+          <w:rFonts w:ascii="Times New Roman" w:hAnsi="Times New Roman"/>
+          <w:sz w:val="24"/>
+        </w:rPr>
+        <w:t xml:space="preserve">a</w:t>
+      </w:r>
+      <w:r>
+        <w:rPr>
+          <w:rFonts w:ascii="Times New Roman" w:hAnsi="Times New Roman"/>
+          <w:sz w:val="24"/>
+        </w:rPr>
+        <w:t xml:space="preserve"> </w:t>
+      </w:r>
+      <w:r>
+        <w:rPr>
+          <w:rFonts w:ascii="Times New Roman" w:hAnsi="Times New Roman"/>
+          <w:sz w:val="24"/>
+        </w:rPr>
+        <w:t xml:space="preserve">satisfy the condition</w:t>
+      </w:r>
+      <w:r>
+        <w:rPr>
+          <w:rFonts w:ascii="Times New Roman" w:hAnsi="Times New Roman"/>
+          <w:sz w:val="24"/>
+        </w:rPr>
+        <w:t xml:space="preserve"> </w:t>
+      </w:r>
+      <w:r>
+        <w:rPr>
+          <w:rStyle w:val="VerbatimChar"/>
+          <w:rFonts w:ascii="Times New Roman" w:hAnsi="Times New Roman"/>
+          <w:sz w:val="24"/>
+        </w:rPr>
+        <w:t xml:space="preserve">char in 'aeiouAEIOU'</w:t>
+      </w:r>
+      <w:r>
+        <w:rPr>
+          <w:rFonts w:ascii="Times New Roman" w:hAnsi="Times New Roman"/>
+          <w:sz w:val="24"/>
+        </w:rPr>
+        <w:t xml:space="preserve">, so</w:t>
+      </w:r>
+      <w:r>
+        <w:rPr>
+          <w:rFonts w:ascii="Times New Roman" w:hAnsi="Times New Roman"/>
+          <w:sz w:val="24"/>
+        </w:rPr>
+        <w:t xml:space="preserve"> </w:t>
+      </w:r>
+      <w:r>
+        <w:rPr>
+          <w:rStyle w:val="VerbatimChar"/>
+          <w:rFonts w:ascii="Times New Roman" w:hAnsi="Times New Roman"/>
+          <w:sz w:val="24"/>
+        </w:rPr>
+        <w:t xml:space="preserve">vowel_count</w:t>
+      </w:r>
+      <w:r>
+        <w:rPr>
+          <w:rFonts w:ascii="Times New Roman" w:hAnsi="Times New Roman"/>
+          <w:sz w:val="24"/>
+        </w:rPr>
+        <w:t xml:space="preserve"> </w:t>
+      </w:r>
+      <w:r>
+        <w:rPr>
+          <w:rFonts w:ascii="Times New Roman" w:hAnsi="Times New Roman"/>
+          <w:sz w:val="24"/>
+        </w:rPr>
+        <w:t xml:space="preserve">is incremented five times. The consonants N, c, n, r, K, y, m, b and the space character do not satisfy the condition and are skipped. The final value of</w:t>
+      </w:r>
+      <w:r>
+        <w:rPr>
+          <w:rFonts w:ascii="Times New Roman" w:hAnsi="Times New Roman"/>
+          <w:sz w:val="24"/>
+        </w:rPr>
+        <w:t xml:space="preserve"> </w:t>
+      </w:r>
+      <w:r>
+        <w:rPr>
+          <w:rStyle w:val="VerbatimChar"/>
+          <w:rFonts w:ascii="Times New Roman" w:hAnsi="Times New Roman"/>
+          <w:sz w:val="24"/>
+        </w:rPr>
+        <w:t xml:space="preserve">vowel_count</w:t>
+      </w:r>
+      <w:r>
+        <w:rPr>
+          <w:rFonts w:ascii="Times New Roman" w:hAnsi="Times New Roman"/>
+          <w:sz w:val="24"/>
+        </w:rPr>
+        <w:t xml:space="preserve"> </w:t>
+      </w:r>
+      <w:r>
+        <w:rPr>
+          <w:rFonts w:ascii="Times New Roman" w:hAnsi="Times New Roman"/>
+          <w:sz w:val="24"/>
+        </w:rPr>
+        <w:t xml:space="preserve">is 5, which is printed as the result. Note that</w:t>
+      </w:r>
+      <w:r>
+        <w:rPr>
+          <w:rFonts w:ascii="Times New Roman" w:hAnsi="Times New Roman"/>
+          <w:sz w:val="24"/>
+        </w:rPr>
+        <w:t xml:space="preserve"> </w:t>
+      </w:r>
+      <w:r>
+        <w:rPr>
+          <w:rStyle w:val="VerbatimChar"/>
+          <w:rFonts w:ascii="Times New Roman" w:hAnsi="Times New Roman"/>
+          <w:sz w:val="24"/>
+        </w:rPr>
+        <w:t xml:space="preserve">y</w:t>
+      </w:r>
+      <w:r>
+        <w:rPr>
+          <w:rFonts w:ascii="Times New Roman" w:hAnsi="Times New Roman"/>
+          <w:sz w:val="24"/>
+        </w:rPr>
+        <w:t xml:space="preserve"> </w:t>
+      </w:r>
+      <w:r>
+        <w:rPr>
+          <w:rFonts w:ascii="Times New Roman" w:hAnsi="Times New Roman"/>
+          <w:sz w:val="24"/>
+        </w:rPr>
+        <w:t xml:space="preserve">is not counted as a vowel because it is not included in the check string</w:t>
+      </w:r>
+      <w:r>
+        <w:rPr>
+          <w:rFonts w:ascii="Times New Roman" w:hAnsi="Times New Roman"/>
+          <w:sz w:val="24"/>
+        </w:rPr>
+        <w:t xml:space="preserve"> </w:t>
+      </w:r>
+      <w:r>
+        <w:rPr>
+          <w:rStyle w:val="VerbatimChar"/>
+          <w:rFonts w:ascii="Times New Roman" w:hAnsi="Times New Roman"/>
+          <w:sz w:val="24"/>
+        </w:rPr>
+        <w:t xml:space="preserve">'aeiouAEIOU'</w:t>
+      </w:r>
+      <w:r>
+        <w:rPr>
+          <w:rFonts w:ascii="Times New Roman" w:hAnsi="Times New Roman"/>
+          <w:sz w:val="24"/>
+        </w:rPr>
+        <w:t xml:space="preserve">, consistent with standard vowel classification in English.</w:t>
       </w:r>
     </w:p>
     <w:p>
@@ -1686,8 +2429,23 @@
         </w:pict>
       </w:r>
     </w:p>
-    <w:bookmarkEnd w:id="22"/>
-    <w:bookmarkStart w:id="23" w:name="output-explanation"/>
+    <w:bookmarkEnd w:id="30"/>
+    <w:bookmarkEnd w:id="31"/>
+    <w:bookmarkStart w:id="36" w:name="part-1c-reverse-the-name"/>
+    <w:p>
+      <w:pPr>
+        <w:pStyle w:val="Heading2"/>
+        <w:spacing w:line="480" w:lineRule="auto"/>
+      </w:pPr>
+      <w:r>
+        <w:rPr>
+          <w:rFonts w:ascii="Times New Roman" w:hAnsi="Times New Roman"/>
+          <w:sz w:val="24"/>
+        </w:rPr>
+        <w:t xml:space="preserve">Part 1(c): Reverse the Name</w:t>
+      </w:r>
+    </w:p>
+    <w:bookmarkStart w:id="32" w:name="technical-explanation-2"/>
     <w:p>
       <w:pPr>
         <w:pStyle w:val="Heading3"/>
@@ -1698,7 +2456,7 @@
           <w:rFonts w:ascii="Times New Roman" w:hAnsi="Times New Roman"/>
           <w:sz w:val="24"/>
         </w:rPr>
-        <w:t xml:space="preserve">Output Explanation</w:t>
+        <w:t xml:space="preserve">Technical Explanation</w:t>
       </w:r>
     </w:p>
     <w:p>
@@ -1709,120 +2467,60 @@
       <w:r>
         <w:rPr>
           <w:rFonts w:ascii="Times New Roman" w:hAnsi="Times New Roman"/>
-          <w:b/>
-          <w:bCs/>
-          <w:sz w:val="24"/>
-        </w:rPr>
-        <w:t xml:space="preserve">Operation 1</w:t>
-      </w:r>
-      <w:r>
-        <w:rPr>
-          <w:rFonts w:ascii="Times New Roman" w:hAnsi="Times New Roman"/>
-          <w:sz w:val="24"/>
-        </w:rPr>
-        <w:t xml:space="preserve">:</w:t>
-      </w:r>
-      <w:r>
-        <w:rPr>
-          <w:rFonts w:ascii="Times New Roman" w:hAnsi="Times New Roman"/>
-          <w:sz w:val="24"/>
-        </w:rPr>
-        <w:t xml:space="preserve"> </w:t>
-      </w:r>
-      <w:r>
-        <w:rPr>
-          <w:rStyle w:val="VerbatimChar"/>
-          <w:rFonts w:ascii="Times New Roman" w:hAnsi="Times New Roman"/>
-          <w:sz w:val="24"/>
-        </w:rPr>
-        <w:t xml:space="preserve">name[:7]</w:t>
-      </w:r>
-      <w:r>
-        <w:rPr>
-          <w:rFonts w:ascii="Times New Roman" w:hAnsi="Times New Roman"/>
-          <w:sz w:val="24"/>
-        </w:rPr>
-        <w:t xml:space="preserve"> </w:t>
-      </w:r>
-      <w:r>
-        <w:rPr>
-          <w:rFonts w:ascii="Times New Roman" w:hAnsi="Times New Roman"/>
-          <w:sz w:val="24"/>
-        </w:rPr>
-        <w:t xml:space="preserve">extracts characters at indices 0 through 6, producing</w:t>
-      </w:r>
-      <w:r>
-        <w:rPr>
-          <w:rFonts w:ascii="Times New Roman" w:hAnsi="Times New Roman"/>
-          <w:sz w:val="24"/>
-        </w:rPr>
-        <w:t xml:space="preserve"> </w:t>
-      </w:r>
-      <w:r>
-        <w:rPr>
-          <w:rStyle w:val="VerbatimChar"/>
-          <w:rFonts w:ascii="Times New Roman" w:hAnsi="Times New Roman"/>
-          <w:sz w:val="24"/>
-        </w:rPr>
-        <w:t xml:space="preserve">'Nicanor'</w:t>
-      </w:r>
-      <w:r>
-        <w:rPr>
-          <w:rFonts w:ascii="Times New Roman" w:hAnsi="Times New Roman"/>
-          <w:sz w:val="24"/>
-        </w:rPr>
-        <w:t xml:space="preserve">. When n = 3,</w:t>
-      </w:r>
-      <w:r>
-        <w:rPr>
-          <w:rFonts w:ascii="Times New Roman" w:hAnsi="Times New Roman"/>
-          <w:sz w:val="24"/>
-        </w:rPr>
-        <w:t xml:space="preserve"> </w:t>
-      </w:r>
-      <w:r>
-        <w:rPr>
-          <w:rStyle w:val="VerbatimChar"/>
-          <w:rFonts w:ascii="Times New Roman" w:hAnsi="Times New Roman"/>
-          <w:sz w:val="24"/>
-        </w:rPr>
-        <w:t xml:space="preserve">name[:3]</w:t>
-      </w:r>
-      <w:r>
-        <w:rPr>
-          <w:rFonts w:ascii="Times New Roman" w:hAnsi="Times New Roman"/>
-          <w:sz w:val="24"/>
-        </w:rPr>
-        <w:t xml:space="preserve"> </w:t>
-      </w:r>
-      <w:r>
-        <w:rPr>
-          <w:rFonts w:ascii="Times New Roman" w:hAnsi="Times New Roman"/>
-          <w:sz w:val="24"/>
-        </w:rPr>
-        <w:t xml:space="preserve">produces</w:t>
-      </w:r>
-      <w:r>
-        <w:rPr>
-          <w:rFonts w:ascii="Times New Roman" w:hAnsi="Times New Roman"/>
-          <w:sz w:val="24"/>
-        </w:rPr>
-        <w:t xml:space="preserve"> </w:t>
-      </w:r>
-      <w:r>
-        <w:rPr>
-          <w:rStyle w:val="VerbatimChar"/>
-          <w:rFonts w:ascii="Times New Roman" w:hAnsi="Times New Roman"/>
-          <w:sz w:val="24"/>
-        </w:rPr>
-        <w:t xml:space="preserve">'Nic'</w:t>
-      </w:r>
-      <w:r>
-        <w:rPr>
-          <w:rFonts w:ascii="Times New Roman" w:hAnsi="Times New Roman"/>
-          <w:sz w:val="24"/>
-        </w:rPr>
-        <w:t xml:space="preserve">. The slice notation is efficient because Python handles the boundary internally — no loop or manual index tracking is needed.</w:t>
+          <w:sz w:val="24"/>
+        </w:rPr>
+        <w:t xml:space="preserve">Reversing a string in Python is accomplished using the extended slice notation</w:t>
+      </w:r>
+      <w:r>
+        <w:rPr>
+          <w:rFonts w:ascii="Times New Roman" w:hAnsi="Times New Roman"/>
+          <w:sz w:val="24"/>
+        </w:rPr>
+        <w:t xml:space="preserve"> </w:t>
+      </w:r>
+      <w:r>
+        <w:rPr>
+          <w:rStyle w:val="VerbatimChar"/>
+          <w:rFonts w:ascii="Times New Roman" w:hAnsi="Times New Roman"/>
+          <w:sz w:val="24"/>
+        </w:rPr>
+        <w:t xml:space="preserve">s[::-1]</w:t>
+      </w:r>
+      <w:r>
+        <w:rPr>
+          <w:rFonts w:ascii="Times New Roman" w:hAnsi="Times New Roman"/>
+          <w:sz w:val="24"/>
+        </w:rPr>
+        <w:t xml:space="preserve">. According to Downey (2015), a slice of the form</w:t>
+      </w:r>
+      <w:r>
+        <w:rPr>
+          <w:rFonts w:ascii="Times New Roman" w:hAnsi="Times New Roman"/>
+          <w:sz w:val="24"/>
+        </w:rPr>
+        <w:t xml:space="preserve"> </w:t>
+      </w:r>
+      <w:r>
+        <w:rPr>
+          <w:rStyle w:val="VerbatimChar"/>
+          <w:rFonts w:ascii="Times New Roman" w:hAnsi="Times New Roman"/>
+          <w:sz w:val="24"/>
+        </w:rPr>
+        <w:t xml:space="preserve">s[::step]</w:t>
+      </w:r>
+      <w:r>
+        <w:rPr>
+          <w:rFonts w:ascii="Times New Roman" w:hAnsi="Times New Roman"/>
+          <w:sz w:val="24"/>
+        </w:rPr>
+        <w:t xml:space="preserve"> </w:t>
+      </w:r>
+      <w:r>
+        <w:rPr>
+          <w:rFonts w:ascii="Times New Roman" w:hAnsi="Times New Roman"/>
+          <w:sz w:val="24"/>
+        </w:rPr>
+        <w:t xml:space="preserve">traverses the string with the given step value; a step of -1 causes Python to traverse the string from the last character to the first, effectively reversing it (p. 73). This approach is both concise and efficient — it requires no explicit loop, no temporary variable, and no manual index management.</w:t>
       </w:r>
     </w:p>
     <w:p>
@@ -1833,171 +2531,435 @@
       <w:r>
         <w:rPr>
           <w:rFonts w:ascii="Times New Roman" w:hAnsi="Times New Roman"/>
-          <w:b/>
-          <w:bCs/>
-          <w:sz w:val="24"/>
-        </w:rPr>
-        <w:t xml:space="preserve">Operation 2</w:t>
-      </w:r>
-      <w:r>
-        <w:rPr>
-          <w:rFonts w:ascii="Times New Roman" w:hAnsi="Times New Roman"/>
-          <w:sz w:val="24"/>
-        </w:rPr>
-        <w:t xml:space="preserve">: The for loop iterates over all 14 characters in</w:t>
-      </w:r>
-      <w:r>
-        <w:rPr>
-          <w:rFonts w:ascii="Times New Roman" w:hAnsi="Times New Roman"/>
-          <w:sz w:val="24"/>
-        </w:rPr>
-        <w:t xml:space="preserve"> </w:t>
-      </w:r>
-      <w:r>
-        <w:rPr>
-          <w:rStyle w:val="VerbatimChar"/>
-          <w:rFonts w:ascii="Times New Roman" w:hAnsi="Times New Roman"/>
-          <w:sz w:val="24"/>
-        </w:rPr>
-        <w:t xml:space="preserve">'Nicanor Kyamba'</w:t>
-      </w:r>
-      <w:r>
-        <w:rPr>
-          <w:rFonts w:ascii="Times New Roman" w:hAnsi="Times New Roman"/>
-          <w:sz w:val="24"/>
-        </w:rPr>
-        <w:t xml:space="preserve"> </w:t>
-      </w:r>
-      <w:r>
-        <w:rPr>
-          <w:rFonts w:ascii="Times New Roman" w:hAnsi="Times New Roman"/>
-          <w:sz w:val="24"/>
-        </w:rPr>
-        <w:t xml:space="preserve">(including the space). The vowels found are:</w:t>
-      </w:r>
-      <w:r>
-        <w:rPr>
-          <w:rFonts w:ascii="Times New Roman" w:hAnsi="Times New Roman"/>
-          <w:sz w:val="24"/>
-        </w:rPr>
-        <w:t xml:space="preserve"> </w:t>
-      </w:r>
-      <w:r>
-        <w:rPr>
-          <w:rStyle w:val="VerbatimChar"/>
-          <w:rFonts w:ascii="Times New Roman" w:hAnsi="Times New Roman"/>
-          <w:sz w:val="24"/>
-        </w:rPr>
-        <w:t xml:space="preserve">i</w:t>
-      </w:r>
-      <w:r>
-        <w:rPr>
-          <w:rFonts w:ascii="Times New Roman" w:hAnsi="Times New Roman"/>
-          <w:sz w:val="24"/>
-        </w:rPr>
-        <w:t xml:space="preserve">,</w:t>
-      </w:r>
-      <w:r>
-        <w:rPr>
-          <w:rFonts w:ascii="Times New Roman" w:hAnsi="Times New Roman"/>
-          <w:sz w:val="24"/>
-        </w:rPr>
-        <w:t xml:space="preserve"> </w:t>
-      </w:r>
-      <w:r>
-        <w:rPr>
-          <w:rStyle w:val="VerbatimChar"/>
-          <w:rFonts w:ascii="Times New Roman" w:hAnsi="Times New Roman"/>
-          <w:sz w:val="24"/>
-        </w:rPr>
-        <w:t xml:space="preserve">a</w:t>
-      </w:r>
-      <w:r>
-        <w:rPr>
-          <w:rFonts w:ascii="Times New Roman" w:hAnsi="Times New Roman"/>
-          <w:sz w:val="24"/>
-        </w:rPr>
-        <w:t xml:space="preserve">,</w:t>
-      </w:r>
-      <w:r>
-        <w:rPr>
-          <w:rFonts w:ascii="Times New Roman" w:hAnsi="Times New Roman"/>
-          <w:sz w:val="24"/>
-        </w:rPr>
-        <w:t xml:space="preserve"> </w:t>
-      </w:r>
-      <w:r>
-        <w:rPr>
-          <w:rStyle w:val="VerbatimChar"/>
-          <w:rFonts w:ascii="Times New Roman" w:hAnsi="Times New Roman"/>
-          <w:sz w:val="24"/>
-        </w:rPr>
-        <w:t xml:space="preserve">o</w:t>
-      </w:r>
-      <w:r>
-        <w:rPr>
-          <w:rFonts w:ascii="Times New Roman" w:hAnsi="Times New Roman"/>
-          <w:sz w:val="24"/>
-        </w:rPr>
-        <w:t xml:space="preserve">,</w:t>
-      </w:r>
-      <w:r>
-        <w:rPr>
-          <w:rFonts w:ascii="Times New Roman" w:hAnsi="Times New Roman"/>
-          <w:sz w:val="24"/>
-        </w:rPr>
-        <w:t xml:space="preserve"> </w:t>
-      </w:r>
-      <w:r>
-        <w:rPr>
-          <w:rStyle w:val="VerbatimChar"/>
-          <w:rFonts w:ascii="Times New Roman" w:hAnsi="Times New Roman"/>
-          <w:sz w:val="24"/>
-        </w:rPr>
-        <w:t xml:space="preserve">a</w:t>
-      </w:r>
-      <w:r>
-        <w:rPr>
-          <w:rFonts w:ascii="Times New Roman" w:hAnsi="Times New Roman"/>
-          <w:sz w:val="24"/>
-        </w:rPr>
-        <w:t xml:space="preserve"> </w:t>
-      </w:r>
-      <w:r>
-        <w:rPr>
-          <w:rFonts w:ascii="Times New Roman" w:hAnsi="Times New Roman"/>
-          <w:sz w:val="24"/>
-        </w:rPr>
-        <w:t xml:space="preserve">— wait, let me verify:</w:t>
+          <w:sz w:val="24"/>
+        </w:rPr>
+        <w:t xml:space="preserve">The expression</w:t>
+      </w:r>
+      <w:r>
+        <w:rPr>
+          <w:rFonts w:ascii="Times New Roman" w:hAnsi="Times New Roman"/>
+          <w:sz w:val="24"/>
+        </w:rPr>
+        <w:t xml:space="preserve"> </w:t>
+      </w:r>
+      <w:r>
+        <w:rPr>
+          <w:rStyle w:val="VerbatimChar"/>
+          <w:rFonts w:ascii="Times New Roman" w:hAnsi="Times New Roman"/>
+          <w:sz w:val="24"/>
+        </w:rPr>
+        <w:t xml:space="preserve">name[::-1]</w:t>
+      </w:r>
+      <w:r>
+        <w:rPr>
+          <w:rFonts w:ascii="Times New Roman" w:hAnsi="Times New Roman"/>
+          <w:sz w:val="24"/>
+        </w:rPr>
+        <w:t xml:space="preserve"> </w:t>
+      </w:r>
+      <w:r>
+        <w:rPr>
+          <w:rFonts w:ascii="Times New Roman" w:hAnsi="Times New Roman"/>
+          <w:sz w:val="24"/>
+        </w:rPr>
+        <w:t xml:space="preserve">applied to</w:t>
+      </w:r>
+      <w:r>
+        <w:rPr>
+          <w:rFonts w:ascii="Times New Roman" w:hAnsi="Times New Roman"/>
+          <w:sz w:val="24"/>
+        </w:rPr>
+        <w:t xml:space="preserve"> </w:t>
+      </w:r>
+      <w:r>
+        <w:rPr>
+          <w:rStyle w:val="VerbatimChar"/>
+          <w:rFonts w:ascii="Times New Roman" w:hAnsi="Times New Roman"/>
+          <w:sz w:val="24"/>
+        </w:rPr>
+        <w:t xml:space="preserve">"Nicanor Kyamba"</w:t>
+      </w:r>
+      <w:r>
+        <w:rPr>
+          <w:rFonts w:ascii="Times New Roman" w:hAnsi="Times New Roman"/>
+          <w:sz w:val="24"/>
+        </w:rPr>
+        <w:t xml:space="preserve"> </w:t>
+      </w:r>
+      <w:r>
+        <w:rPr>
+          <w:rFonts w:ascii="Times New Roman" w:hAnsi="Times New Roman"/>
+          <w:sz w:val="24"/>
+        </w:rPr>
+        <w:t xml:space="preserve">produces</w:t>
+      </w:r>
+      <w:r>
+        <w:rPr>
+          <w:rFonts w:ascii="Times New Roman" w:hAnsi="Times New Roman"/>
+          <w:sz w:val="24"/>
+        </w:rPr>
+        <w:t xml:space="preserve"> </w:t>
+      </w:r>
+      <w:r>
+        <w:rPr>
+          <w:rStyle w:val="VerbatimChar"/>
+          <w:rFonts w:ascii="Times New Roman" w:hAnsi="Times New Roman"/>
+          <w:sz w:val="24"/>
+        </w:rPr>
+        <w:t xml:space="preserve">"abmayK ronaciN"</w:t>
+      </w:r>
+      <w:r>
+        <w:rPr>
+          <w:rFonts w:ascii="Times New Roman" w:hAnsi="Times New Roman"/>
+          <w:sz w:val="24"/>
+        </w:rPr>
+        <w:t xml:space="preserve">. The space character is preserved in its mirrored position (between</w:t>
+      </w:r>
+      <w:r>
+        <w:rPr>
+          <w:rFonts w:ascii="Times New Roman" w:hAnsi="Times New Roman"/>
+          <w:sz w:val="24"/>
+        </w:rPr>
+        <w:t xml:space="preserve"> </w:t>
+      </w:r>
+      <w:r>
+        <w:rPr>
+          <w:rStyle w:val="VerbatimChar"/>
+          <w:rFonts w:ascii="Times New Roman" w:hAnsi="Times New Roman"/>
+          <w:sz w:val="24"/>
+        </w:rPr>
+        <w:t xml:space="preserve">K</w:t>
+      </w:r>
+      <w:r>
+        <w:rPr>
+          <w:rFonts w:ascii="Times New Roman" w:hAnsi="Times New Roman"/>
+          <w:sz w:val="24"/>
+        </w:rPr>
+        <w:t xml:space="preserve"> </w:t>
+      </w:r>
+      <w:r>
+        <w:rPr>
+          <w:rFonts w:ascii="Times New Roman" w:hAnsi="Times New Roman"/>
+          <w:sz w:val="24"/>
+        </w:rPr>
+        <w:t xml:space="preserve">and</w:t>
+      </w:r>
+      <w:r>
+        <w:rPr>
+          <w:rFonts w:ascii="Times New Roman" w:hAnsi="Times New Roman"/>
+          <w:sz w:val="24"/>
+        </w:rPr>
+        <w:t xml:space="preserve"> </w:t>
+      </w:r>
+      <w:r>
+        <w:rPr>
+          <w:rStyle w:val="VerbatimChar"/>
+          <w:rFonts w:ascii="Times New Roman" w:hAnsi="Times New Roman"/>
+          <w:sz w:val="24"/>
+        </w:rPr>
+        <w:t xml:space="preserve">r</w:t>
+      </w:r>
+      <w:r>
+        <w:rPr>
+          <w:rFonts w:ascii="Times New Roman" w:hAnsi="Times New Roman"/>
+          <w:sz w:val="24"/>
+        </w:rPr>
+        <w:t xml:space="preserve"> </w:t>
+      </w:r>
+      <w:r>
+        <w:rPr>
+          <w:rFonts w:ascii="Times New Roman" w:hAnsi="Times New Roman"/>
+          <w:sz w:val="24"/>
+        </w:rPr>
+        <w:t xml:space="preserve">in the reversed string), demonstrating that slicing treats all characters — including whitespace — uniformly. The capital</w:t>
+      </w:r>
+      <w:r>
+        <w:rPr>
+          <w:rFonts w:ascii="Times New Roman" w:hAnsi="Times New Roman"/>
+          <w:sz w:val="24"/>
+        </w:rPr>
+        <w:t xml:space="preserve"> </w:t>
+      </w:r>
+      <w:r>
+        <w:rPr>
+          <w:rStyle w:val="VerbatimChar"/>
+          <w:rFonts w:ascii="Times New Roman" w:hAnsi="Times New Roman"/>
+          <w:sz w:val="24"/>
+        </w:rPr>
+        <w:t xml:space="preserve">N</w:t>
+      </w:r>
+      <w:r>
+        <w:rPr>
+          <w:rFonts w:ascii="Times New Roman" w:hAnsi="Times New Roman"/>
+          <w:sz w:val="24"/>
+        </w:rPr>
+        <w:t xml:space="preserve"> </w:t>
+      </w:r>
+      <w:r>
+        <w:rPr>
+          <w:rFonts w:ascii="Times New Roman" w:hAnsi="Times New Roman"/>
+          <w:sz w:val="24"/>
+        </w:rPr>
+        <w:t xml:space="preserve">from the start of the original name appears at the end of the reversed string, and the capital</w:t>
+      </w:r>
+      <w:r>
+        <w:rPr>
+          <w:rFonts w:ascii="Times New Roman" w:hAnsi="Times New Roman"/>
+          <w:sz w:val="24"/>
+        </w:rPr>
+        <w:t xml:space="preserve"> </w:t>
+      </w:r>
+      <w:r>
+        <w:rPr>
+          <w:rStyle w:val="VerbatimChar"/>
+          <w:rFonts w:ascii="Times New Roman" w:hAnsi="Times New Roman"/>
+          <w:sz w:val="24"/>
+        </w:rPr>
+        <w:t xml:space="preserve">K</w:t>
+      </w:r>
+      <w:r>
+        <w:rPr>
+          <w:rFonts w:ascii="Times New Roman" w:hAnsi="Times New Roman"/>
+          <w:sz w:val="24"/>
+        </w:rPr>
+        <w:t xml:space="preserve"> </w:t>
+      </w:r>
+      <w:r>
+        <w:rPr>
+          <w:rFonts w:ascii="Times New Roman" w:hAnsi="Times New Roman"/>
+          <w:sz w:val="24"/>
+        </w:rPr>
+        <w:t xml:space="preserve">from</w:t>
+      </w:r>
+      <w:r>
+        <w:rPr>
+          <w:rFonts w:ascii="Times New Roman" w:hAnsi="Times New Roman"/>
+          <w:sz w:val="24"/>
+        </w:rPr>
+        <w:t xml:space="preserve"> </w:t>
+      </w:r>
+      <w:r>
+        <w:rPr>
+          <w:rStyle w:val="VerbatimChar"/>
+          <w:rFonts w:ascii="Times New Roman" w:hAnsi="Times New Roman"/>
+          <w:sz w:val="24"/>
+        </w:rPr>
+        <w:t xml:space="preserve">Kyamba</w:t>
+      </w:r>
+      <w:r>
+        <w:rPr>
+          <w:rFonts w:ascii="Times New Roman" w:hAnsi="Times New Roman"/>
+          <w:sz w:val="24"/>
+        </w:rPr>
+        <w:t xml:space="preserve"> </w:t>
+      </w:r>
+      <w:r>
+        <w:rPr>
+          <w:rFonts w:ascii="Times New Roman" w:hAnsi="Times New Roman"/>
+          <w:sz w:val="24"/>
+        </w:rPr>
+        <w:t xml:space="preserve">appears in the middle.</w:t>
+      </w:r>
+    </w:p>
+    <w:bookmarkEnd w:id="32"/>
+    <w:bookmarkStart w:id="33" w:name="code-2"/>
+    <w:p>
+      <w:pPr>
+        <w:pStyle w:val="Heading3"/>
+        <w:spacing w:line="480" w:lineRule="auto"/>
+      </w:pPr>
+      <w:r>
+        <w:rPr>
+          <w:rFonts w:ascii="Times New Roman" w:hAnsi="Times New Roman"/>
+          <w:sz w:val="24"/>
+        </w:rPr>
+        <w:t xml:space="preserve">Code</w:t>
       </w:r>
     </w:p>
     <w:p>
       <w:pPr>
         <w:pStyle w:val="SourceCode"/>
+        <w:spacing w:line="240" w:lineRule="auto"/>
+        <w:ind w:left="720"/>
+      </w:pPr>
+      <w:r>
+        <w:rPr>
+          <w:rStyle w:val="CommentTok"/>
+          <w:rFonts w:ascii="Consolas" w:hAnsi="Consolas"/>
+          <w:sz w:val="20"/>
+        </w:rPr>
+        <w:t xml:space="preserve"># Part 1(c): Reverse the name</w:t>
+      </w:r>
+      <w:r>
+        <w:rPr>
+          <w:rFonts w:ascii="Consolas" w:hAnsi="Consolas"/>
+          <w:sz w:val="20"/>
+        </w:rPr>
+        <w:br/>
+      </w:r>
+      <w:r>
+        <w:rPr>
+          <w:rStyle w:val="NormalTok"/>
+          <w:rFonts w:ascii="Consolas" w:hAnsi="Consolas"/>
+          <w:sz w:val="20"/>
+        </w:rPr>
+        <w:t xml:space="preserve">reversed_name </w:t>
+      </w:r>
+      <w:r>
+        <w:rPr>
+          <w:rStyle w:val="OperatorTok"/>
+          <w:rFonts w:ascii="Consolas" w:hAnsi="Consolas"/>
+          <w:sz w:val="20"/>
+        </w:rPr>
+        <w:t xml:space="preserve">=</w:t>
+      </w:r>
+      <w:r>
+        <w:rPr>
+          <w:rStyle w:val="NormalTok"/>
+          <w:rFonts w:ascii="Consolas" w:hAnsi="Consolas"/>
+          <w:sz w:val="20"/>
+        </w:rPr>
+        <w:t xml:space="preserve"> name[::</w:t>
+      </w:r>
+      <w:r>
+        <w:rPr>
+          <w:rStyle w:val="OperatorTok"/>
+          <w:rFonts w:ascii="Consolas" w:hAnsi="Consolas"/>
+          <w:sz w:val="20"/>
+        </w:rPr>
+        <w:t xml:space="preserve">-</w:t>
+      </w:r>
+      <w:r>
+        <w:rPr>
+          <w:rStyle w:val="DecValTok"/>
+          <w:rFonts w:ascii="Consolas" w:hAnsi="Consolas"/>
+          <w:sz w:val="20"/>
+        </w:rPr>
+        <w:t xml:space="preserve">1</w:t>
+      </w:r>
+      <w:r>
+        <w:rPr>
+          <w:rStyle w:val="NormalTok"/>
+          <w:rFonts w:ascii="Consolas" w:hAnsi="Consolas"/>
+          <w:sz w:val="20"/>
+        </w:rPr>
+        <w:t xml:space="preserve">]</w:t>
+      </w:r>
+      <w:r>
+        <w:rPr>
+          <w:rFonts w:ascii="Consolas" w:hAnsi="Consolas"/>
+          <w:sz w:val="20"/>
+        </w:rPr>
+        <w:br/>
+      </w:r>
+      <w:r>
+        <w:rPr>
+          <w:rStyle w:val="BuiltInTok"/>
+          <w:rFonts w:ascii="Consolas" w:hAnsi="Consolas"/>
+          <w:sz w:val="20"/>
+        </w:rPr>
+        <w:t xml:space="preserve">print</w:t>
+      </w:r>
+      <w:r>
+        <w:rPr>
+          <w:rStyle w:val="NormalTok"/>
+          <w:rFonts w:ascii="Consolas" w:hAnsi="Consolas"/>
+          <w:sz w:val="20"/>
+        </w:rPr>
+        <w:t xml:space="preserve">(</w:t>
+      </w:r>
+      <w:r>
+        <w:rPr>
+          <w:rStyle w:val="SpecialStringTok"/>
+          <w:rFonts w:ascii="Consolas" w:hAnsi="Consolas"/>
+          <w:sz w:val="20"/>
+        </w:rPr>
+        <w:t xml:space="preserve">f"Reversed name: </w:t>
+      </w:r>
+      <w:r>
+        <w:rPr>
+          <w:rStyle w:val="SpecialCharTok"/>
+          <w:rFonts w:ascii="Consolas" w:hAnsi="Consolas"/>
+          <w:sz w:val="20"/>
+        </w:rPr>
+        <w:t xml:space="preserve">{</w:t>
+      </w:r>
+      <w:r>
+        <w:rPr>
+          <w:rStyle w:val="NormalTok"/>
+          <w:rFonts w:ascii="Consolas" w:hAnsi="Consolas"/>
+          <w:sz w:val="20"/>
+        </w:rPr>
+        <w:t xml:space="preserve">reversed_name</w:t>
+      </w:r>
+      <w:r>
+        <w:rPr>
+          <w:rStyle w:val="SpecialCharTok"/>
+          <w:rFonts w:ascii="Consolas" w:hAnsi="Consolas"/>
+          <w:sz w:val="20"/>
+        </w:rPr>
+        <w:t xml:space="preserve">}</w:t>
+      </w:r>
+      <w:r>
+        <w:rPr>
+          <w:rStyle w:val="SpecialStringTok"/>
+          <w:rFonts w:ascii="Consolas" w:hAnsi="Consolas"/>
+          <w:sz w:val="20"/>
+        </w:rPr>
+        <w:t xml:space="preserve">"</w:t>
+      </w:r>
+      <w:r>
+        <w:rPr>
+          <w:rStyle w:val="NormalTok"/>
+          <w:rFonts w:ascii="Consolas" w:hAnsi="Consolas"/>
+          <w:sz w:val="20"/>
+        </w:rPr>
+        <w:t xml:space="preserve">)</w:t>
+      </w:r>
+    </w:p>
+    <w:bookmarkEnd w:id="33"/>
+    <w:bookmarkStart w:id="34" w:name="output-part-1c"/>
+    <w:p>
+      <w:pPr>
+        <w:pStyle w:val="Heading3"/>
         <w:spacing w:line="480" w:lineRule="auto"/>
       </w:pPr>
       <w:r>
         <w:rPr>
-          <w:rStyle w:val="VerbatimChar"/>
-          <w:rFonts w:ascii="Times New Roman" w:hAnsi="Times New Roman"/>
-          <w:sz w:val="24"/>
-        </w:rPr>
-        <w:t xml:space="preserve">N-i-c-a-n-o-r- -K-y-a-m-b-a</w:t>
-      </w:r>
-      <w:r>
-        <w:rPr>
-          <w:rFonts w:ascii="Times New Roman" w:hAnsi="Times New Roman"/>
-          <w:sz w:val="24"/>
-        </w:rPr>
-        <w:br/>
-      </w:r>
-      <w:r>
-        <w:rPr>
-          <w:rStyle w:val="VerbatimChar"/>
-          <w:rFonts w:ascii="Times New Roman" w:hAnsi="Times New Roman"/>
-          <w:sz w:val="24"/>
-        </w:rPr>
-        <w:t xml:space="preserve">  i a   o       a       a</w:t>
+          <w:rFonts w:ascii="Times New Roman" w:hAnsi="Times New Roman"/>
+          <w:sz w:val="24"/>
+        </w:rPr>
+        <w:t xml:space="preserve">Output — Part 1(c)</w:t>
+      </w:r>
+    </w:p>
+    <w:p>
+      <w:pPr>
+        <w:pStyle w:val="SourceCode"/>
+        <w:spacing w:line="240" w:lineRule="auto"/>
+        <w:ind w:left="720"/>
+      </w:pPr>
+      <w:r>
+        <w:rPr>
+          <w:rStyle w:val="VerbatimChar"/>
+          <w:rFonts w:ascii="Consolas" w:hAnsi="Consolas"/>
+          <w:sz w:val="20"/>
+        </w:rPr>
+        <w:t xml:space="preserve">Reversed name: abmayK ronaciN</w:t>
+      </w:r>
+    </w:p>
+    <w:bookmarkEnd w:id="34"/>
+    <w:bookmarkStart w:id="35" w:name="explanation-of-output-2"/>
+    <w:p>
+      <w:pPr>
+        <w:pStyle w:val="Heading3"/>
+        <w:spacing w:line="480" w:lineRule="auto"/>
+      </w:pPr>
+      <w:r>
+        <w:rPr>
+          <w:rFonts w:ascii="Times New Roman" w:hAnsi="Times New Roman"/>
+          <w:sz w:val="24"/>
+        </w:rPr>
+        <w:t xml:space="preserve">Explanation of Output</w:t>
       </w:r>
     </w:p>
     <w:p>
@@ -2010,36 +2972,65 @@
           <w:rFonts w:ascii="Times New Roman" w:hAnsi="Times New Roman"/>
           <w:sz w:val="24"/>
         </w:rPr>
-        <w:t xml:space="preserve">Vowels:</w:t>
-      </w:r>
-      <w:r>
-        <w:rPr>
-          <w:rFonts w:ascii="Times New Roman" w:hAnsi="Times New Roman"/>
-          <w:sz w:val="24"/>
-        </w:rPr>
-        <w:t xml:space="preserve"> </w:t>
-      </w:r>
-      <w:r>
-        <w:rPr>
-          <w:rStyle w:val="VerbatimChar"/>
-          <w:rFonts w:ascii="Times New Roman" w:hAnsi="Times New Roman"/>
-          <w:sz w:val="24"/>
-        </w:rPr>
-        <w:t xml:space="preserve">i</w:t>
-      </w:r>
-      <w:r>
-        <w:rPr>
-          <w:rFonts w:ascii="Times New Roman" w:hAnsi="Times New Roman"/>
-          <w:sz w:val="24"/>
-        </w:rPr>
-        <w:t xml:space="preserve"> </w:t>
-      </w:r>
-      <w:r>
-        <w:rPr>
-          <w:rFonts w:ascii="Times New Roman" w:hAnsi="Times New Roman"/>
-          <w:sz w:val="24"/>
-        </w:rPr>
-        <w:t xml:space="preserve">(index 1),</w:t>
+        <w:t xml:space="preserve">The slice</w:t>
+      </w:r>
+      <w:r>
+        <w:rPr>
+          <w:rFonts w:ascii="Times New Roman" w:hAnsi="Times New Roman"/>
+          <w:sz w:val="24"/>
+        </w:rPr>
+        <w:t xml:space="preserve"> </w:t>
+      </w:r>
+      <w:r>
+        <w:rPr>
+          <w:rStyle w:val="VerbatimChar"/>
+          <w:rFonts w:ascii="Times New Roman" w:hAnsi="Times New Roman"/>
+          <w:sz w:val="24"/>
+        </w:rPr>
+        <w:t xml:space="preserve">name[::-1]</w:t>
+      </w:r>
+      <w:r>
+        <w:rPr>
+          <w:rFonts w:ascii="Times New Roman" w:hAnsi="Times New Roman"/>
+          <w:sz w:val="24"/>
+        </w:rPr>
+        <w:t xml:space="preserve"> </w:t>
+      </w:r>
+      <w:r>
+        <w:rPr>
+          <w:rFonts w:ascii="Times New Roman" w:hAnsi="Times New Roman"/>
+          <w:sz w:val="24"/>
+        </w:rPr>
+        <w:t xml:space="preserve">steps through</w:t>
+      </w:r>
+      <w:r>
+        <w:rPr>
+          <w:rFonts w:ascii="Times New Roman" w:hAnsi="Times New Roman"/>
+          <w:sz w:val="24"/>
+        </w:rPr>
+        <w:t xml:space="preserve"> </w:t>
+      </w:r>
+      <w:r>
+        <w:rPr>
+          <w:rStyle w:val="VerbatimChar"/>
+          <w:rFonts w:ascii="Times New Roman" w:hAnsi="Times New Roman"/>
+          <w:sz w:val="24"/>
+        </w:rPr>
+        <w:t xml:space="preserve">"Nicanor Kyamba"</w:t>
+      </w:r>
+      <w:r>
+        <w:rPr>
+          <w:rFonts w:ascii="Times New Roman" w:hAnsi="Times New Roman"/>
+          <w:sz w:val="24"/>
+        </w:rPr>
+        <w:t xml:space="preserve"> </w:t>
+      </w:r>
+      <w:r>
+        <w:rPr>
+          <w:rFonts w:ascii="Times New Roman" w:hAnsi="Times New Roman"/>
+          <w:sz w:val="24"/>
+        </w:rPr>
+        <w:t xml:space="preserve">backwards, starting from the last character</w:t>
       </w:r>
       <w:r>
         <w:rPr>
@@ -2068,241 +3059,123 @@
           <w:rFonts w:ascii="Times New Roman" w:hAnsi="Times New Roman"/>
           <w:sz w:val="24"/>
         </w:rPr>
-        <w:t xml:space="preserve">(index 3),</w:t>
-      </w:r>
-      <w:r>
-        <w:rPr>
-          <w:rFonts w:ascii="Times New Roman" w:hAnsi="Times New Roman"/>
-          <w:sz w:val="24"/>
-        </w:rPr>
-        <w:t xml:space="preserve"> </w:t>
-      </w:r>
-      <w:r>
-        <w:rPr>
-          <w:rStyle w:val="VerbatimChar"/>
-          <w:rFonts w:ascii="Times New Roman" w:hAnsi="Times New Roman"/>
-          <w:sz w:val="24"/>
-        </w:rPr>
-        <w:t xml:space="preserve">o</w:t>
-      </w:r>
-      <w:r>
-        <w:rPr>
-          <w:rFonts w:ascii="Times New Roman" w:hAnsi="Times New Roman"/>
-          <w:sz w:val="24"/>
-        </w:rPr>
-        <w:t xml:space="preserve"> </w:t>
-      </w:r>
-      <w:r>
-        <w:rPr>
-          <w:rFonts w:ascii="Times New Roman" w:hAnsi="Times New Roman"/>
-          <w:sz w:val="24"/>
-        </w:rPr>
-        <w:t xml:space="preserve">(index 5),</w:t>
-      </w:r>
-      <w:r>
-        <w:rPr>
-          <w:rFonts w:ascii="Times New Roman" w:hAnsi="Times New Roman"/>
-          <w:sz w:val="24"/>
-        </w:rPr>
-        <w:t xml:space="preserve"> </w:t>
-      </w:r>
-      <w:r>
-        <w:rPr>
-          <w:rStyle w:val="VerbatimChar"/>
-          <w:rFonts w:ascii="Times New Roman" w:hAnsi="Times New Roman"/>
-          <w:sz w:val="24"/>
-        </w:rPr>
-        <w:t xml:space="preserve">a</w:t>
-      </w:r>
-      <w:r>
-        <w:rPr>
-          <w:rFonts w:ascii="Times New Roman" w:hAnsi="Times New Roman"/>
-          <w:sz w:val="24"/>
-        </w:rPr>
-        <w:t xml:space="preserve"> </w:t>
-      </w:r>
-      <w:r>
-        <w:rPr>
-          <w:rFonts w:ascii="Times New Roman" w:hAnsi="Times New Roman"/>
-          <w:sz w:val="24"/>
-        </w:rPr>
-        <w:t xml:space="preserve">(index 10),</w:t>
-      </w:r>
-      <w:r>
-        <w:rPr>
-          <w:rFonts w:ascii="Times New Roman" w:hAnsi="Times New Roman"/>
-          <w:sz w:val="24"/>
-        </w:rPr>
-        <w:t xml:space="preserve"> </w:t>
-      </w:r>
-      <w:r>
-        <w:rPr>
-          <w:rStyle w:val="VerbatimChar"/>
-          <w:rFonts w:ascii="Times New Roman" w:hAnsi="Times New Roman"/>
-          <w:sz w:val="24"/>
-        </w:rPr>
-        <w:t xml:space="preserve">a</w:t>
-      </w:r>
-      <w:r>
-        <w:rPr>
-          <w:rFonts w:ascii="Times New Roman" w:hAnsi="Times New Roman"/>
-          <w:sz w:val="24"/>
-        </w:rPr>
-        <w:t xml:space="preserve"> </w:t>
-      </w:r>
-      <w:r>
-        <w:rPr>
-          <w:rFonts w:ascii="Times New Roman" w:hAnsi="Times New Roman"/>
-          <w:sz w:val="24"/>
-        </w:rPr>
-        <w:t xml:space="preserve">(index 13) =</w:t>
-      </w:r>
-      <w:r>
-        <w:rPr>
-          <w:rFonts w:ascii="Times New Roman" w:hAnsi="Times New Roman"/>
-          <w:sz w:val="24"/>
-        </w:rPr>
-        <w:t xml:space="preserve"> </w:t>
-      </w:r>
-      <w:r>
-        <w:rPr>
-          <w:rFonts w:ascii="Times New Roman" w:hAnsi="Times New Roman"/>
-          <w:b/>
-          <w:bCs/>
-          <w:sz w:val="24"/>
-        </w:rPr>
-        <w:t xml:space="preserve">5 vowels</w:t>
-      </w:r>
-      <w:r>
-        <w:rPr>
-          <w:rFonts w:ascii="Times New Roman" w:hAnsi="Times New Roman"/>
-          <w:sz w:val="24"/>
-        </w:rPr>
-        <w:t xml:space="preserve">. The space and consonants are skipped because they are not in</w:t>
-      </w:r>
-      <w:r>
-        <w:rPr>
-          <w:rFonts w:ascii="Times New Roman" w:hAnsi="Times New Roman"/>
-          <w:sz w:val="24"/>
-        </w:rPr>
-        <w:t xml:space="preserve"> </w:t>
-      </w:r>
-      <w:r>
-        <w:rPr>
-          <w:rStyle w:val="VerbatimChar"/>
-          <w:rFonts w:ascii="Times New Roman" w:hAnsi="Times New Roman"/>
-          <w:sz w:val="24"/>
-        </w:rPr>
-        <w:t xml:space="preserve">'aeiouAEIOU'</w:t>
-      </w:r>
-      <w:r>
-        <w:rPr>
-          <w:rFonts w:ascii="Times New Roman" w:hAnsi="Times New Roman"/>
-          <w:sz w:val="24"/>
-        </w:rPr>
-        <w:t xml:space="preserve">.</w:t>
-      </w:r>
-    </w:p>
-    <w:p>
-      <w:pPr>
-        <w:pStyle w:val="BodyText"/>
-        <w:spacing w:line="480" w:lineRule="auto"/>
-      </w:pPr>
-      <w:r>
-        <w:rPr>
-          <w:rFonts w:ascii="Times New Roman" w:hAnsi="Times New Roman"/>
-          <w:b/>
-          <w:bCs/>
-          <w:sz w:val="24"/>
-        </w:rPr>
-        <w:t xml:space="preserve">Operation 3</w:t>
-      </w:r>
-      <w:r>
-        <w:rPr>
-          <w:rFonts w:ascii="Times New Roman" w:hAnsi="Times New Roman"/>
-          <w:sz w:val="24"/>
-        </w:rPr>
-        <w:t xml:space="preserve">:</w:t>
-      </w:r>
-      <w:r>
-        <w:rPr>
-          <w:rFonts w:ascii="Times New Roman" w:hAnsi="Times New Roman"/>
-          <w:sz w:val="24"/>
-        </w:rPr>
-        <w:t xml:space="preserve"> </w:t>
-      </w:r>
-      <w:r>
-        <w:rPr>
-          <w:rStyle w:val="VerbatimChar"/>
-          <w:rFonts w:ascii="Times New Roman" w:hAnsi="Times New Roman"/>
-          <w:sz w:val="24"/>
-        </w:rPr>
-        <w:t xml:space="preserve">name[::-1]</w:t>
-      </w:r>
-      <w:r>
-        <w:rPr>
-          <w:rFonts w:ascii="Times New Roman" w:hAnsi="Times New Roman"/>
-          <w:sz w:val="24"/>
-        </w:rPr>
-        <w:t xml:space="preserve"> </w:t>
-      </w:r>
-      <w:r>
-        <w:rPr>
-          <w:rFonts w:ascii="Times New Roman" w:hAnsi="Times New Roman"/>
-          <w:sz w:val="24"/>
-        </w:rPr>
-        <w:t xml:space="preserve">reverses the string by stepping through it backwards.</w:t>
-      </w:r>
-      <w:r>
-        <w:rPr>
-          <w:rFonts w:ascii="Times New Roman" w:hAnsi="Times New Roman"/>
-          <w:sz w:val="24"/>
-        </w:rPr>
-        <w:t xml:space="preserve"> </w:t>
-      </w:r>
-      <w:r>
-        <w:rPr>
-          <w:rStyle w:val="VerbatimChar"/>
-          <w:rFonts w:ascii="Times New Roman" w:hAnsi="Times New Roman"/>
-          <w:sz w:val="24"/>
-        </w:rPr>
-        <w:t xml:space="preserve">'Nicanor Kyamba'</w:t>
-      </w:r>
-      <w:r>
-        <w:rPr>
-          <w:rFonts w:ascii="Times New Roman" w:hAnsi="Times New Roman"/>
-          <w:sz w:val="24"/>
-        </w:rPr>
-        <w:t xml:space="preserve"> </w:t>
-      </w:r>
-      <w:r>
-        <w:rPr>
-          <w:rFonts w:ascii="Times New Roman" w:hAnsi="Times New Roman"/>
-          <w:sz w:val="24"/>
-        </w:rPr>
-        <w:t xml:space="preserve">becomes</w:t>
-      </w:r>
-      <w:r>
-        <w:rPr>
-          <w:rFonts w:ascii="Times New Roman" w:hAnsi="Times New Roman"/>
-          <w:sz w:val="24"/>
-        </w:rPr>
-        <w:t xml:space="preserve"> </w:t>
-      </w:r>
-      <w:r>
-        <w:rPr>
-          <w:rStyle w:val="VerbatimChar"/>
-          <w:rFonts w:ascii="Times New Roman" w:hAnsi="Times New Roman"/>
-          <w:sz w:val="24"/>
-        </w:rPr>
-        <w:t xml:space="preserve">'abmayK ronaciN'</w:t>
-      </w:r>
-      <w:r>
-        <w:rPr>
-          <w:rFonts w:ascii="Times New Roman" w:hAnsi="Times New Roman"/>
-          <w:sz w:val="24"/>
-        </w:rPr>
-        <w:t xml:space="preserve">. The space is preserved in its mirrored position, demonstrating that slicing treats all characters — including whitespace — uniformly.</w:t>
+        <w:t xml:space="preserve">(index 13) and ending at the first character</w:t>
+      </w:r>
+      <w:r>
+        <w:rPr>
+          <w:rFonts w:ascii="Times New Roman" w:hAnsi="Times New Roman"/>
+          <w:sz w:val="24"/>
+        </w:rPr>
+        <w:t xml:space="preserve"> </w:t>
+      </w:r>
+      <w:r>
+        <w:rPr>
+          <w:rStyle w:val="VerbatimChar"/>
+          <w:rFonts w:ascii="Times New Roman" w:hAnsi="Times New Roman"/>
+          <w:sz w:val="24"/>
+        </w:rPr>
+        <w:t xml:space="preserve">N</w:t>
+      </w:r>
+      <w:r>
+        <w:rPr>
+          <w:rFonts w:ascii="Times New Roman" w:hAnsi="Times New Roman"/>
+          <w:sz w:val="24"/>
+        </w:rPr>
+        <w:t xml:space="preserve"> </w:t>
+      </w:r>
+      <w:r>
+        <w:rPr>
+          <w:rFonts w:ascii="Times New Roman" w:hAnsi="Times New Roman"/>
+          <w:sz w:val="24"/>
+        </w:rPr>
+        <w:t xml:space="preserve">(index 0). The result</w:t>
+      </w:r>
+      <w:r>
+        <w:rPr>
+          <w:rFonts w:ascii="Times New Roman" w:hAnsi="Times New Roman"/>
+          <w:sz w:val="24"/>
+        </w:rPr>
+        <w:t xml:space="preserve"> </w:t>
+      </w:r>
+      <w:r>
+        <w:rPr>
+          <w:rStyle w:val="VerbatimChar"/>
+          <w:rFonts w:ascii="Times New Roman" w:hAnsi="Times New Roman"/>
+          <w:sz w:val="24"/>
+        </w:rPr>
+        <w:t xml:space="preserve">"abmayK ronaciN"</w:t>
+      </w:r>
+      <w:r>
+        <w:rPr>
+          <w:rFonts w:ascii="Times New Roman" w:hAnsi="Times New Roman"/>
+          <w:sz w:val="24"/>
+        </w:rPr>
+        <w:t xml:space="preserve"> </w:t>
+      </w:r>
+      <w:r>
+        <w:rPr>
+          <w:rFonts w:ascii="Times New Roman" w:hAnsi="Times New Roman"/>
+          <w:sz w:val="24"/>
+        </w:rPr>
+        <w:t xml:space="preserve">is the exact mirror of the original string. The capital letters</w:t>
+      </w:r>
+      <w:r>
+        <w:rPr>
+          <w:rFonts w:ascii="Times New Roman" w:hAnsi="Times New Roman"/>
+          <w:sz w:val="24"/>
+        </w:rPr>
+        <w:t xml:space="preserve"> </w:t>
+      </w:r>
+      <w:r>
+        <w:rPr>
+          <w:rStyle w:val="VerbatimChar"/>
+          <w:rFonts w:ascii="Times New Roman" w:hAnsi="Times New Roman"/>
+          <w:sz w:val="24"/>
+        </w:rPr>
+        <w:t xml:space="preserve">N</w:t>
+      </w:r>
+      <w:r>
+        <w:rPr>
+          <w:rFonts w:ascii="Times New Roman" w:hAnsi="Times New Roman"/>
+          <w:sz w:val="24"/>
+        </w:rPr>
+        <w:t xml:space="preserve"> </w:t>
+      </w:r>
+      <w:r>
+        <w:rPr>
+          <w:rFonts w:ascii="Times New Roman" w:hAnsi="Times New Roman"/>
+          <w:sz w:val="24"/>
+        </w:rPr>
+        <w:t xml:space="preserve">and</w:t>
+      </w:r>
+      <w:r>
+        <w:rPr>
+          <w:rFonts w:ascii="Times New Roman" w:hAnsi="Times New Roman"/>
+          <w:sz w:val="24"/>
+        </w:rPr>
+        <w:t xml:space="preserve"> </w:t>
+      </w:r>
+      <w:r>
+        <w:rPr>
+          <w:rStyle w:val="VerbatimChar"/>
+          <w:rFonts w:ascii="Times New Roman" w:hAnsi="Times New Roman"/>
+          <w:sz w:val="24"/>
+        </w:rPr>
+        <w:t xml:space="preserve">K</w:t>
+      </w:r>
+      <w:r>
+        <w:rPr>
+          <w:rFonts w:ascii="Times New Roman" w:hAnsi="Times New Roman"/>
+          <w:sz w:val="24"/>
+        </w:rPr>
+        <w:t xml:space="preserve"> </w:t>
+      </w:r>
+      <w:r>
+        <w:rPr>
+          <w:rFonts w:ascii="Times New Roman" w:hAnsi="Times New Roman"/>
+          <w:sz w:val="24"/>
+        </w:rPr>
+        <w:t xml:space="preserve">retain their case in the reversed output because slicing does not alter character values — it only changes the order in which they appear. This confirms that the reversal is character-accurate and preserves all original characters including spaces.</w:t>
       </w:r>
     </w:p>
     <w:p>
@@ -2319,9 +3192,9 @@
         </w:pict>
       </w:r>
     </w:p>
-    <w:bookmarkEnd w:id="23"/>
-    <w:bookmarkEnd w:id="24"/>
-    <w:bookmarkStart w:id="25" w:name="references"/>
+    <w:bookmarkEnd w:id="35"/>
+    <w:bookmarkEnd w:id="36"/>
+    <w:bookmarkStart w:id="39" w:name="complete-program-and-full-output"/>
     <w:p>
       <w:pPr>
         <w:pStyle w:val="Heading2"/>
@@ -2332,12 +3205,13 @@
           <w:rFonts w:ascii="Times New Roman" w:hAnsi="Times New Roman"/>
           <w:sz w:val="24"/>
         </w:rPr>
-        <w:t xml:space="preserve">References</w:t>
-      </w:r>
-    </w:p>
-    <w:p>
-      <w:pPr>
-        <w:pStyle w:val="FirstParagraph"/>
+        <w:t xml:space="preserve">Complete Program and Full Output</w:t>
+      </w:r>
+    </w:p>
+    <w:bookmarkStart w:id="37" w:name="complete-code"/>
+    <w:p>
+      <w:pPr>
+        <w:pStyle w:val="Heading3"/>
         <w:spacing w:line="480" w:lineRule="auto"/>
       </w:pPr>
       <w:r>
@@ -2345,42 +3219,889 @@
           <w:rFonts w:ascii="Times New Roman" w:hAnsi="Times New Roman"/>
           <w:sz w:val="24"/>
         </w:rPr>
-        <w:t xml:space="preserve">Downey, A. (2015).</w:t>
-      </w:r>
-      <w:r>
-        <w:rPr>
-          <w:rFonts w:ascii="Times New Roman" w:hAnsi="Times New Roman"/>
-          <w:sz w:val="24"/>
-        </w:rPr>
-        <w:t xml:space="preserve"> </w:t>
-      </w:r>
-      <w:r>
-        <w:rPr>
-          <w:rFonts w:ascii="Times New Roman" w:hAnsi="Times New Roman"/>
-          <w:i/>
-          <w:iCs/>
-          <w:sz w:val="24"/>
-        </w:rPr>
-        <w:t xml:space="preserve">Think Python: How to think like a computer scientist</w:t>
-      </w:r>
-      <w:r>
-        <w:rPr>
-          <w:rFonts w:ascii="Times New Roman" w:hAnsi="Times New Roman"/>
-          <w:sz w:val="24"/>
-        </w:rPr>
-        <w:t xml:space="preserve"> </w:t>
-      </w:r>
-      <w:r>
-        <w:rPr>
-          <w:rFonts w:ascii="Times New Roman" w:hAnsi="Times New Roman"/>
-          <w:sz w:val="24"/>
-        </w:rPr>
-        <w:t xml:space="preserve">(2nd ed.). Green Tea Press. https://greenteapress.com/thinkpython2/thinkpython2.pdf</w:t>
-      </w:r>
-    </w:p>
-    <w:p>
-      <w:pPr>
-        <w:pStyle w:val="BodyText"/>
+        <w:t xml:space="preserve">Complete Code</w:t>
+      </w:r>
+    </w:p>
+    <w:p>
+      <w:pPr>
+        <w:pStyle w:val="SourceCode"/>
+        <w:spacing w:line="240" w:lineRule="auto"/>
+        <w:ind w:left="720"/>
+      </w:pPr>
+      <w:r>
+        <w:rPr>
+          <w:rStyle w:val="CommentTok"/>
+          <w:rFonts w:ascii="Consolas" w:hAnsi="Consolas"/>
+          <w:sz w:val="20"/>
+        </w:rPr>
+        <w:t xml:space="preserve"># CS1101 Unit 5 Programming Assignment</w:t>
+      </w:r>
+      <w:r>
+        <w:rPr>
+          <w:rFonts w:ascii="Consolas" w:hAnsi="Consolas"/>
+          <w:sz w:val="20"/>
+        </w:rPr>
+        <w:br/>
+      </w:r>
+      <w:r>
+        <w:rPr>
+          <w:rStyle w:val="CommentTok"/>
+          <w:rFonts w:ascii="Consolas" w:hAnsi="Consolas"/>
+          <w:sz w:val="20"/>
+        </w:rPr>
+        <w:t xml:space="preserve"># String operations on the name "Nicanor Kyamba"</w:t>
+      </w:r>
+      <w:r>
+        <w:rPr>
+          <w:rFonts w:ascii="Consolas" w:hAnsi="Consolas"/>
+          <w:sz w:val="20"/>
+        </w:rPr>
+        <w:br/>
+      </w:r>
+      <w:r>
+        <w:rPr>
+          <w:rFonts w:ascii="Consolas" w:hAnsi="Consolas"/>
+          <w:sz w:val="20"/>
+        </w:rPr>
+        <w:br/>
+      </w:r>
+      <w:r>
+        <w:rPr>
+          <w:rStyle w:val="NormalTok"/>
+          <w:rFonts w:ascii="Consolas" w:hAnsi="Consolas"/>
+          <w:sz w:val="20"/>
+        </w:rPr>
+        <w:t xml:space="preserve">name </w:t>
+      </w:r>
+      <w:r>
+        <w:rPr>
+          <w:rStyle w:val="OperatorTok"/>
+          <w:rFonts w:ascii="Consolas" w:hAnsi="Consolas"/>
+          <w:sz w:val="20"/>
+        </w:rPr>
+        <w:t xml:space="preserve">=</w:t>
+      </w:r>
+      <w:r>
+        <w:rPr>
+          <w:rStyle w:val="NormalTok"/>
+          <w:rFonts w:ascii="Consolas" w:hAnsi="Consolas"/>
+          <w:sz w:val="20"/>
+        </w:rPr>
+        <w:t xml:space="preserve"> </w:t>
+      </w:r>
+      <w:r>
+        <w:rPr>
+          <w:rStyle w:val="StringTok"/>
+          <w:rFonts w:ascii="Consolas" w:hAnsi="Consolas"/>
+          <w:sz w:val="20"/>
+        </w:rPr>
+        <w:t xml:space="preserve">"Nicanor Kyamba"</w:t>
+      </w:r>
+      <w:r>
+        <w:rPr>
+          <w:rFonts w:ascii="Consolas" w:hAnsi="Consolas"/>
+          <w:sz w:val="20"/>
+        </w:rPr>
+        <w:br/>
+      </w:r>
+      <w:r>
+        <w:rPr>
+          <w:rStyle w:val="BuiltInTok"/>
+          <w:rFonts w:ascii="Consolas" w:hAnsi="Consolas"/>
+          <w:sz w:val="20"/>
+        </w:rPr>
+        <w:t xml:space="preserve">print</w:t>
+      </w:r>
+      <w:r>
+        <w:rPr>
+          <w:rStyle w:val="NormalTok"/>
+          <w:rFonts w:ascii="Consolas" w:hAnsi="Consolas"/>
+          <w:sz w:val="20"/>
+        </w:rPr>
+        <w:t xml:space="preserve">(</w:t>
+      </w:r>
+      <w:r>
+        <w:rPr>
+          <w:rStyle w:val="SpecialStringTok"/>
+          <w:rFonts w:ascii="Consolas" w:hAnsi="Consolas"/>
+          <w:sz w:val="20"/>
+        </w:rPr>
+        <w:t xml:space="preserve">f"Full name: </w:t>
+      </w:r>
+      <w:r>
+        <w:rPr>
+          <w:rStyle w:val="SpecialCharTok"/>
+          <w:rFonts w:ascii="Consolas" w:hAnsi="Consolas"/>
+          <w:sz w:val="20"/>
+        </w:rPr>
+        <w:t xml:space="preserve">{</w:t>
+      </w:r>
+      <w:r>
+        <w:rPr>
+          <w:rStyle w:val="NormalTok"/>
+          <w:rFonts w:ascii="Consolas" w:hAnsi="Consolas"/>
+          <w:sz w:val="20"/>
+        </w:rPr>
+        <w:t xml:space="preserve">name</w:t>
+      </w:r>
+      <w:r>
+        <w:rPr>
+          <w:rStyle w:val="SpecialCharTok"/>
+          <w:rFonts w:ascii="Consolas" w:hAnsi="Consolas"/>
+          <w:sz w:val="20"/>
+        </w:rPr>
+        <w:t xml:space="preserve">}</w:t>
+      </w:r>
+      <w:r>
+        <w:rPr>
+          <w:rStyle w:val="SpecialStringTok"/>
+          <w:rFonts w:ascii="Consolas" w:hAnsi="Consolas"/>
+          <w:sz w:val="20"/>
+        </w:rPr>
+        <w:t xml:space="preserve">"</w:t>
+      </w:r>
+      <w:r>
+        <w:rPr>
+          <w:rStyle w:val="NormalTok"/>
+          <w:rFonts w:ascii="Consolas" w:hAnsi="Consolas"/>
+          <w:sz w:val="20"/>
+        </w:rPr>
+        <w:t xml:space="preserve">)</w:t>
+      </w:r>
+      <w:r>
+        <w:rPr>
+          <w:rFonts w:ascii="Consolas" w:hAnsi="Consolas"/>
+          <w:sz w:val="20"/>
+        </w:rPr>
+        <w:br/>
+      </w:r>
+      <w:r>
+        <w:rPr>
+          <w:rStyle w:val="BuiltInTok"/>
+          <w:rFonts w:ascii="Consolas" w:hAnsi="Consolas"/>
+          <w:sz w:val="20"/>
+        </w:rPr>
+        <w:t xml:space="preserve">print</w:t>
+      </w:r>
+      <w:r>
+        <w:rPr>
+          <w:rStyle w:val="NormalTok"/>
+          <w:rFonts w:ascii="Consolas" w:hAnsi="Consolas"/>
+          <w:sz w:val="20"/>
+        </w:rPr>
+        <w:t xml:space="preserve">(</w:t>
+      </w:r>
+      <w:r>
+        <w:rPr>
+          <w:rStyle w:val="StringTok"/>
+          <w:rFonts w:ascii="Consolas" w:hAnsi="Consolas"/>
+          <w:sz w:val="20"/>
+        </w:rPr>
+        <w:t xml:space="preserve">"-"</w:t>
+      </w:r>
+      <w:r>
+        <w:rPr>
+          <w:rStyle w:val="NormalTok"/>
+          <w:rFonts w:ascii="Consolas" w:hAnsi="Consolas"/>
+          <w:sz w:val="20"/>
+        </w:rPr>
+        <w:t xml:space="preserve"> </w:t>
+      </w:r>
+      <w:r>
+        <w:rPr>
+          <w:rStyle w:val="OperatorTok"/>
+          <w:rFonts w:ascii="Consolas" w:hAnsi="Consolas"/>
+          <w:sz w:val="20"/>
+        </w:rPr>
+        <w:t xml:space="preserve">*</w:t>
+      </w:r>
+      <w:r>
+        <w:rPr>
+          <w:rStyle w:val="NormalTok"/>
+          <w:rFonts w:ascii="Consolas" w:hAnsi="Consolas"/>
+          <w:sz w:val="20"/>
+        </w:rPr>
+        <w:t xml:space="preserve"> </w:t>
+      </w:r>
+      <w:r>
+        <w:rPr>
+          <w:rStyle w:val="DecValTok"/>
+          <w:rFonts w:ascii="Consolas" w:hAnsi="Consolas"/>
+          <w:sz w:val="20"/>
+        </w:rPr>
+        <w:t xml:space="preserve">35</w:t>
+      </w:r>
+      <w:r>
+        <w:rPr>
+          <w:rStyle w:val="NormalTok"/>
+          <w:rFonts w:ascii="Consolas" w:hAnsi="Consolas"/>
+          <w:sz w:val="20"/>
+        </w:rPr>
+        <w:t xml:space="preserve">)</w:t>
+      </w:r>
+      <w:r>
+        <w:rPr>
+          <w:rFonts w:ascii="Consolas" w:hAnsi="Consolas"/>
+          <w:sz w:val="20"/>
+        </w:rPr>
+        <w:br/>
+      </w:r>
+      <w:r>
+        <w:rPr>
+          <w:rFonts w:ascii="Consolas" w:hAnsi="Consolas"/>
+          <w:sz w:val="20"/>
+        </w:rPr>
+        <w:br/>
+      </w:r>
+      <w:r>
+        <w:rPr>
+          <w:rStyle w:val="CommentTok"/>
+          <w:rFonts w:ascii="Consolas" w:hAnsi="Consolas"/>
+          <w:sz w:val="20"/>
+        </w:rPr>
+        <w:t xml:space="preserve"># Part 1(a): Display n characters from left</w:t>
+      </w:r>
+      <w:r>
+        <w:rPr>
+          <w:rFonts w:ascii="Consolas" w:hAnsi="Consolas"/>
+          <w:sz w:val="20"/>
+        </w:rPr>
+        <w:br/>
+      </w:r>
+      <w:r>
+        <w:rPr>
+          <w:rStyle w:val="NormalTok"/>
+          <w:rFonts w:ascii="Consolas" w:hAnsi="Consolas"/>
+          <w:sz w:val="20"/>
+        </w:rPr>
+        <w:t xml:space="preserve">n </w:t>
+      </w:r>
+      <w:r>
+        <w:rPr>
+          <w:rStyle w:val="OperatorTok"/>
+          <w:rFonts w:ascii="Consolas" w:hAnsi="Consolas"/>
+          <w:sz w:val="20"/>
+        </w:rPr>
+        <w:t xml:space="preserve">=</w:t>
+      </w:r>
+      <w:r>
+        <w:rPr>
+          <w:rStyle w:val="NormalTok"/>
+          <w:rFonts w:ascii="Consolas" w:hAnsi="Consolas"/>
+          <w:sz w:val="20"/>
+        </w:rPr>
+        <w:t xml:space="preserve"> </w:t>
+      </w:r>
+      <w:r>
+        <w:rPr>
+          <w:rStyle w:val="BuiltInTok"/>
+          <w:rFonts w:ascii="Consolas" w:hAnsi="Consolas"/>
+          <w:sz w:val="20"/>
+        </w:rPr>
+        <w:t xml:space="preserve">int</w:t>
+      </w:r>
+      <w:r>
+        <w:rPr>
+          <w:rStyle w:val="NormalTok"/>
+          <w:rFonts w:ascii="Consolas" w:hAnsi="Consolas"/>
+          <w:sz w:val="20"/>
+        </w:rPr>
+        <w:t xml:space="preserve">(</w:t>
+      </w:r>
+      <w:r>
+        <w:rPr>
+          <w:rStyle w:val="BuiltInTok"/>
+          <w:rFonts w:ascii="Consolas" w:hAnsi="Consolas"/>
+          <w:sz w:val="20"/>
+        </w:rPr>
+        <w:t xml:space="preserve">input</w:t>
+      </w:r>
+      <w:r>
+        <w:rPr>
+          <w:rStyle w:val="NormalTok"/>
+          <w:rFonts w:ascii="Consolas" w:hAnsi="Consolas"/>
+          <w:sz w:val="20"/>
+        </w:rPr>
+        <w:t xml:space="preserve">(</w:t>
+      </w:r>
+      <w:r>
+        <w:rPr>
+          <w:rStyle w:val="StringTok"/>
+          <w:rFonts w:ascii="Consolas" w:hAnsi="Consolas"/>
+          <w:sz w:val="20"/>
+        </w:rPr>
+        <w:t xml:space="preserve">"Enter number of characters to display from left: "</w:t>
+      </w:r>
+      <w:r>
+        <w:rPr>
+          <w:rStyle w:val="NormalTok"/>
+          <w:rFonts w:ascii="Consolas" w:hAnsi="Consolas"/>
+          <w:sz w:val="20"/>
+        </w:rPr>
+        <w:t xml:space="preserve">))</w:t>
+      </w:r>
+      <w:r>
+        <w:rPr>
+          <w:rFonts w:ascii="Consolas" w:hAnsi="Consolas"/>
+          <w:sz w:val="20"/>
+        </w:rPr>
+        <w:br/>
+      </w:r>
+      <w:r>
+        <w:rPr>
+          <w:rStyle w:val="BuiltInTok"/>
+          <w:rFonts w:ascii="Consolas" w:hAnsi="Consolas"/>
+          <w:sz w:val="20"/>
+        </w:rPr>
+        <w:t xml:space="preserve">print</w:t>
+      </w:r>
+      <w:r>
+        <w:rPr>
+          <w:rStyle w:val="NormalTok"/>
+          <w:rFonts w:ascii="Consolas" w:hAnsi="Consolas"/>
+          <w:sz w:val="20"/>
+        </w:rPr>
+        <w:t xml:space="preserve">(</w:t>
+      </w:r>
+      <w:r>
+        <w:rPr>
+          <w:rStyle w:val="SpecialStringTok"/>
+          <w:rFonts w:ascii="Consolas" w:hAnsi="Consolas"/>
+          <w:sz w:val="20"/>
+        </w:rPr>
+        <w:t xml:space="preserve">f"First </w:t>
+      </w:r>
+      <w:r>
+        <w:rPr>
+          <w:rStyle w:val="SpecialCharTok"/>
+          <w:rFonts w:ascii="Consolas" w:hAnsi="Consolas"/>
+          <w:sz w:val="20"/>
+        </w:rPr>
+        <w:t xml:space="preserve">{</w:t>
+      </w:r>
+      <w:r>
+        <w:rPr>
+          <w:rStyle w:val="NormalTok"/>
+          <w:rFonts w:ascii="Consolas" w:hAnsi="Consolas"/>
+          <w:sz w:val="20"/>
+        </w:rPr>
+        <w:t xml:space="preserve">n</w:t>
+      </w:r>
+      <w:r>
+        <w:rPr>
+          <w:rStyle w:val="SpecialCharTok"/>
+          <w:rFonts w:ascii="Consolas" w:hAnsi="Consolas"/>
+          <w:sz w:val="20"/>
+        </w:rPr>
+        <w:t xml:space="preserve">}</w:t>
+      </w:r>
+      <w:r>
+        <w:rPr>
+          <w:rStyle w:val="SpecialStringTok"/>
+          <w:rFonts w:ascii="Consolas" w:hAnsi="Consolas"/>
+          <w:sz w:val="20"/>
+        </w:rPr>
+        <w:t xml:space="preserve"> character(s) from left: </w:t>
+      </w:r>
+      <w:r>
+        <w:rPr>
+          <w:rStyle w:val="SpecialCharTok"/>
+          <w:rFonts w:ascii="Consolas" w:hAnsi="Consolas"/>
+          <w:sz w:val="20"/>
+        </w:rPr>
+        <w:t xml:space="preserve">{</w:t>
+      </w:r>
+      <w:r>
+        <w:rPr>
+          <w:rStyle w:val="NormalTok"/>
+          <w:rFonts w:ascii="Consolas" w:hAnsi="Consolas"/>
+          <w:sz w:val="20"/>
+        </w:rPr>
+        <w:t xml:space="preserve">name[:n]</w:t>
+      </w:r>
+      <w:r>
+        <w:rPr>
+          <w:rStyle w:val="SpecialCharTok"/>
+          <w:rFonts w:ascii="Consolas" w:hAnsi="Consolas"/>
+          <w:sz w:val="20"/>
+        </w:rPr>
+        <w:t xml:space="preserve">}</w:t>
+      </w:r>
+      <w:r>
+        <w:rPr>
+          <w:rStyle w:val="SpecialStringTok"/>
+          <w:rFonts w:ascii="Consolas" w:hAnsi="Consolas"/>
+          <w:sz w:val="20"/>
+        </w:rPr>
+        <w:t xml:space="preserve">"</w:t>
+      </w:r>
+      <w:r>
+        <w:rPr>
+          <w:rStyle w:val="NormalTok"/>
+          <w:rFonts w:ascii="Consolas" w:hAnsi="Consolas"/>
+          <w:sz w:val="20"/>
+        </w:rPr>
+        <w:t xml:space="preserve">)</w:t>
+      </w:r>
+      <w:r>
+        <w:rPr>
+          <w:rFonts w:ascii="Consolas" w:hAnsi="Consolas"/>
+          <w:sz w:val="20"/>
+        </w:rPr>
+        <w:br/>
+      </w:r>
+      <w:r>
+        <w:rPr>
+          <w:rFonts w:ascii="Consolas" w:hAnsi="Consolas"/>
+          <w:sz w:val="20"/>
+        </w:rPr>
+        <w:br/>
+      </w:r>
+      <w:r>
+        <w:rPr>
+          <w:rStyle w:val="CommentTok"/>
+          <w:rFonts w:ascii="Consolas" w:hAnsi="Consolas"/>
+          <w:sz w:val="20"/>
+        </w:rPr>
+        <w:t xml:space="preserve"># Part 1(b): Count the number of vowels</w:t>
+      </w:r>
+      <w:r>
+        <w:rPr>
+          <w:rFonts w:ascii="Consolas" w:hAnsi="Consolas"/>
+          <w:sz w:val="20"/>
+        </w:rPr>
+        <w:br/>
+      </w:r>
+      <w:r>
+        <w:rPr>
+          <w:rStyle w:val="NormalTok"/>
+          <w:rFonts w:ascii="Consolas" w:hAnsi="Consolas"/>
+          <w:sz w:val="20"/>
+        </w:rPr>
+        <w:t xml:space="preserve">vowel_count </w:t>
+      </w:r>
+      <w:r>
+        <w:rPr>
+          <w:rStyle w:val="OperatorTok"/>
+          <w:rFonts w:ascii="Consolas" w:hAnsi="Consolas"/>
+          <w:sz w:val="20"/>
+        </w:rPr>
+        <w:t xml:space="preserve">=</w:t>
+      </w:r>
+      <w:r>
+        <w:rPr>
+          <w:rStyle w:val="NormalTok"/>
+          <w:rFonts w:ascii="Consolas" w:hAnsi="Consolas"/>
+          <w:sz w:val="20"/>
+        </w:rPr>
+        <w:t xml:space="preserve"> </w:t>
+      </w:r>
+      <w:r>
+        <w:rPr>
+          <w:rStyle w:val="DecValTok"/>
+          <w:rFonts w:ascii="Consolas" w:hAnsi="Consolas"/>
+          <w:sz w:val="20"/>
+        </w:rPr>
+        <w:t xml:space="preserve">0</w:t>
+      </w:r>
+      <w:r>
+        <w:rPr>
+          <w:rFonts w:ascii="Consolas" w:hAnsi="Consolas"/>
+          <w:sz w:val="20"/>
+        </w:rPr>
+        <w:br/>
+      </w:r>
+      <w:r>
+        <w:rPr>
+          <w:rStyle w:val="ControlFlowTok"/>
+          <w:rFonts w:ascii="Consolas" w:hAnsi="Consolas"/>
+          <w:sz w:val="20"/>
+        </w:rPr>
+        <w:t xml:space="preserve">for</w:t>
+      </w:r>
+      <w:r>
+        <w:rPr>
+          <w:rStyle w:val="NormalTok"/>
+          <w:rFonts w:ascii="Consolas" w:hAnsi="Consolas"/>
+          <w:sz w:val="20"/>
+        </w:rPr>
+        <w:t xml:space="preserve"> char </w:t>
+      </w:r>
+      <w:r>
+        <w:rPr>
+          <w:rStyle w:val="KeywordTok"/>
+          <w:rFonts w:ascii="Consolas" w:hAnsi="Consolas"/>
+          <w:sz w:val="20"/>
+        </w:rPr>
+        <w:t xml:space="preserve">in</w:t>
+      </w:r>
+      <w:r>
+        <w:rPr>
+          <w:rStyle w:val="NormalTok"/>
+          <w:rFonts w:ascii="Consolas" w:hAnsi="Consolas"/>
+          <w:sz w:val="20"/>
+        </w:rPr>
+        <w:t xml:space="preserve"> name:</w:t>
+      </w:r>
+      <w:r>
+        <w:rPr>
+          <w:rFonts w:ascii="Consolas" w:hAnsi="Consolas"/>
+          <w:sz w:val="20"/>
+        </w:rPr>
+        <w:br/>
+      </w:r>
+      <w:r>
+        <w:rPr>
+          <w:rStyle w:val="NormalTok"/>
+          <w:rFonts w:ascii="Consolas" w:hAnsi="Consolas"/>
+          <w:sz w:val="20"/>
+        </w:rPr>
+        <w:t xml:space="preserve">    </w:t>
+      </w:r>
+      <w:r>
+        <w:rPr>
+          <w:rStyle w:val="ControlFlowTok"/>
+          <w:rFonts w:ascii="Consolas" w:hAnsi="Consolas"/>
+          <w:sz w:val="20"/>
+        </w:rPr>
+        <w:t xml:space="preserve">if</w:t>
+      </w:r>
+      <w:r>
+        <w:rPr>
+          <w:rStyle w:val="NormalTok"/>
+          <w:rFonts w:ascii="Consolas" w:hAnsi="Consolas"/>
+          <w:sz w:val="20"/>
+        </w:rPr>
+        <w:t xml:space="preserve"> char </w:t>
+      </w:r>
+      <w:r>
+        <w:rPr>
+          <w:rStyle w:val="KeywordTok"/>
+          <w:rFonts w:ascii="Consolas" w:hAnsi="Consolas"/>
+          <w:sz w:val="20"/>
+        </w:rPr>
+        <w:t xml:space="preserve">in</w:t>
+      </w:r>
+      <w:r>
+        <w:rPr>
+          <w:rStyle w:val="NormalTok"/>
+          <w:rFonts w:ascii="Consolas" w:hAnsi="Consolas"/>
+          <w:sz w:val="20"/>
+        </w:rPr>
+        <w:t xml:space="preserve"> </w:t>
+      </w:r>
+      <w:r>
+        <w:rPr>
+          <w:rStyle w:val="StringTok"/>
+          <w:rFonts w:ascii="Consolas" w:hAnsi="Consolas"/>
+          <w:sz w:val="20"/>
+        </w:rPr>
+        <w:t xml:space="preserve">'aeiouAEIOU'</w:t>
+      </w:r>
+      <w:r>
+        <w:rPr>
+          <w:rStyle w:val="NormalTok"/>
+          <w:rFonts w:ascii="Consolas" w:hAnsi="Consolas"/>
+          <w:sz w:val="20"/>
+        </w:rPr>
+        <w:t xml:space="preserve">:</w:t>
+      </w:r>
+      <w:r>
+        <w:rPr>
+          <w:rFonts w:ascii="Consolas" w:hAnsi="Consolas"/>
+          <w:sz w:val="20"/>
+        </w:rPr>
+        <w:br/>
+      </w:r>
+      <w:r>
+        <w:rPr>
+          <w:rStyle w:val="NormalTok"/>
+          <w:rFonts w:ascii="Consolas" w:hAnsi="Consolas"/>
+          <w:sz w:val="20"/>
+        </w:rPr>
+        <w:t xml:space="preserve">        vowel_count </w:t>
+      </w:r>
+      <w:r>
+        <w:rPr>
+          <w:rStyle w:val="OperatorTok"/>
+          <w:rFonts w:ascii="Consolas" w:hAnsi="Consolas"/>
+          <w:sz w:val="20"/>
+        </w:rPr>
+        <w:t xml:space="preserve">+=</w:t>
+      </w:r>
+      <w:r>
+        <w:rPr>
+          <w:rStyle w:val="NormalTok"/>
+          <w:rFonts w:ascii="Consolas" w:hAnsi="Consolas"/>
+          <w:sz w:val="20"/>
+        </w:rPr>
+        <w:t xml:space="preserve"> </w:t>
+      </w:r>
+      <w:r>
+        <w:rPr>
+          <w:rStyle w:val="DecValTok"/>
+          <w:rFonts w:ascii="Consolas" w:hAnsi="Consolas"/>
+          <w:sz w:val="20"/>
+        </w:rPr>
+        <w:t xml:space="preserve">1</w:t>
+      </w:r>
+      <w:r>
+        <w:rPr>
+          <w:rFonts w:ascii="Consolas" w:hAnsi="Consolas"/>
+          <w:sz w:val="20"/>
+        </w:rPr>
+        <w:br/>
+      </w:r>
+      <w:r>
+        <w:rPr>
+          <w:rStyle w:val="BuiltInTok"/>
+          <w:rFonts w:ascii="Consolas" w:hAnsi="Consolas"/>
+          <w:sz w:val="20"/>
+        </w:rPr>
+        <w:t xml:space="preserve">print</w:t>
+      </w:r>
+      <w:r>
+        <w:rPr>
+          <w:rStyle w:val="NormalTok"/>
+          <w:rFonts w:ascii="Consolas" w:hAnsi="Consolas"/>
+          <w:sz w:val="20"/>
+        </w:rPr>
+        <w:t xml:space="preserve">(</w:t>
+      </w:r>
+      <w:r>
+        <w:rPr>
+          <w:rStyle w:val="SpecialStringTok"/>
+          <w:rFonts w:ascii="Consolas" w:hAnsi="Consolas"/>
+          <w:sz w:val="20"/>
+        </w:rPr>
+        <w:t xml:space="preserve">f"Number of vowels in '</w:t>
+      </w:r>
+      <w:r>
+        <w:rPr>
+          <w:rStyle w:val="SpecialCharTok"/>
+          <w:rFonts w:ascii="Consolas" w:hAnsi="Consolas"/>
+          <w:sz w:val="20"/>
+        </w:rPr>
+        <w:t xml:space="preserve">{</w:t>
+      </w:r>
+      <w:r>
+        <w:rPr>
+          <w:rStyle w:val="NormalTok"/>
+          <w:rFonts w:ascii="Consolas" w:hAnsi="Consolas"/>
+          <w:sz w:val="20"/>
+        </w:rPr>
+        <w:t xml:space="preserve">name</w:t>
+      </w:r>
+      <w:r>
+        <w:rPr>
+          <w:rStyle w:val="SpecialCharTok"/>
+          <w:rFonts w:ascii="Consolas" w:hAnsi="Consolas"/>
+          <w:sz w:val="20"/>
+        </w:rPr>
+        <w:t xml:space="preserve">}</w:t>
+      </w:r>
+      <w:r>
+        <w:rPr>
+          <w:rStyle w:val="SpecialStringTok"/>
+          <w:rFonts w:ascii="Consolas" w:hAnsi="Consolas"/>
+          <w:sz w:val="20"/>
+        </w:rPr>
+        <w:t xml:space="preserve">': </w:t>
+      </w:r>
+      <w:r>
+        <w:rPr>
+          <w:rStyle w:val="SpecialCharTok"/>
+          <w:rFonts w:ascii="Consolas" w:hAnsi="Consolas"/>
+          <w:sz w:val="20"/>
+        </w:rPr>
+        <w:t xml:space="preserve">{</w:t>
+      </w:r>
+      <w:r>
+        <w:rPr>
+          <w:rStyle w:val="NormalTok"/>
+          <w:rFonts w:ascii="Consolas" w:hAnsi="Consolas"/>
+          <w:sz w:val="20"/>
+        </w:rPr>
+        <w:t xml:space="preserve">vowel_count</w:t>
+      </w:r>
+      <w:r>
+        <w:rPr>
+          <w:rStyle w:val="SpecialCharTok"/>
+          <w:rFonts w:ascii="Consolas" w:hAnsi="Consolas"/>
+          <w:sz w:val="20"/>
+        </w:rPr>
+        <w:t xml:space="preserve">}</w:t>
+      </w:r>
+      <w:r>
+        <w:rPr>
+          <w:rStyle w:val="SpecialStringTok"/>
+          <w:rFonts w:ascii="Consolas" w:hAnsi="Consolas"/>
+          <w:sz w:val="20"/>
+        </w:rPr>
+        <w:t xml:space="preserve">"</w:t>
+      </w:r>
+      <w:r>
+        <w:rPr>
+          <w:rStyle w:val="NormalTok"/>
+          <w:rFonts w:ascii="Consolas" w:hAnsi="Consolas"/>
+          <w:sz w:val="20"/>
+        </w:rPr>
+        <w:t xml:space="preserve">)</w:t>
+      </w:r>
+      <w:r>
+        <w:rPr>
+          <w:rFonts w:ascii="Consolas" w:hAnsi="Consolas"/>
+          <w:sz w:val="20"/>
+        </w:rPr>
+        <w:br/>
+      </w:r>
+      <w:r>
+        <w:rPr>
+          <w:rFonts w:ascii="Consolas" w:hAnsi="Consolas"/>
+          <w:sz w:val="20"/>
+        </w:rPr>
+        <w:br/>
+      </w:r>
+      <w:r>
+        <w:rPr>
+          <w:rStyle w:val="CommentTok"/>
+          <w:rFonts w:ascii="Consolas" w:hAnsi="Consolas"/>
+          <w:sz w:val="20"/>
+        </w:rPr>
+        <w:t xml:space="preserve"># Part 1(c): Reverse the name</w:t>
+      </w:r>
+      <w:r>
+        <w:rPr>
+          <w:rFonts w:ascii="Consolas" w:hAnsi="Consolas"/>
+          <w:sz w:val="20"/>
+        </w:rPr>
+        <w:br/>
+      </w:r>
+      <w:r>
+        <w:rPr>
+          <w:rStyle w:val="NormalTok"/>
+          <w:rFonts w:ascii="Consolas" w:hAnsi="Consolas"/>
+          <w:sz w:val="20"/>
+        </w:rPr>
+        <w:t xml:space="preserve">reversed_name </w:t>
+      </w:r>
+      <w:r>
+        <w:rPr>
+          <w:rStyle w:val="OperatorTok"/>
+          <w:rFonts w:ascii="Consolas" w:hAnsi="Consolas"/>
+          <w:sz w:val="20"/>
+        </w:rPr>
+        <w:t xml:space="preserve">=</w:t>
+      </w:r>
+      <w:r>
+        <w:rPr>
+          <w:rStyle w:val="NormalTok"/>
+          <w:rFonts w:ascii="Consolas" w:hAnsi="Consolas"/>
+          <w:sz w:val="20"/>
+        </w:rPr>
+        <w:t xml:space="preserve"> name[::</w:t>
+      </w:r>
+      <w:r>
+        <w:rPr>
+          <w:rStyle w:val="OperatorTok"/>
+          <w:rFonts w:ascii="Consolas" w:hAnsi="Consolas"/>
+          <w:sz w:val="20"/>
+        </w:rPr>
+        <w:t xml:space="preserve">-</w:t>
+      </w:r>
+      <w:r>
+        <w:rPr>
+          <w:rStyle w:val="DecValTok"/>
+          <w:rFonts w:ascii="Consolas" w:hAnsi="Consolas"/>
+          <w:sz w:val="20"/>
+        </w:rPr>
+        <w:t xml:space="preserve">1</w:t>
+      </w:r>
+      <w:r>
+        <w:rPr>
+          <w:rStyle w:val="NormalTok"/>
+          <w:rFonts w:ascii="Consolas" w:hAnsi="Consolas"/>
+          <w:sz w:val="20"/>
+        </w:rPr>
+        <w:t xml:space="preserve">]</w:t>
+      </w:r>
+      <w:r>
+        <w:rPr>
+          <w:rFonts w:ascii="Consolas" w:hAnsi="Consolas"/>
+          <w:sz w:val="20"/>
+        </w:rPr>
+        <w:br/>
+      </w:r>
+      <w:r>
+        <w:rPr>
+          <w:rStyle w:val="BuiltInTok"/>
+          <w:rFonts w:ascii="Consolas" w:hAnsi="Consolas"/>
+          <w:sz w:val="20"/>
+        </w:rPr>
+        <w:t xml:space="preserve">print</w:t>
+      </w:r>
+      <w:r>
+        <w:rPr>
+          <w:rStyle w:val="NormalTok"/>
+          <w:rFonts w:ascii="Consolas" w:hAnsi="Consolas"/>
+          <w:sz w:val="20"/>
+        </w:rPr>
+        <w:t xml:space="preserve">(</w:t>
+      </w:r>
+      <w:r>
+        <w:rPr>
+          <w:rStyle w:val="SpecialStringTok"/>
+          <w:rFonts w:ascii="Consolas" w:hAnsi="Consolas"/>
+          <w:sz w:val="20"/>
+        </w:rPr>
+        <w:t xml:space="preserve">f"Reversed name: </w:t>
+      </w:r>
+      <w:r>
+        <w:rPr>
+          <w:rStyle w:val="SpecialCharTok"/>
+          <w:rFonts w:ascii="Consolas" w:hAnsi="Consolas"/>
+          <w:sz w:val="20"/>
+        </w:rPr>
+        <w:t xml:space="preserve">{</w:t>
+      </w:r>
+      <w:r>
+        <w:rPr>
+          <w:rStyle w:val="NormalTok"/>
+          <w:rFonts w:ascii="Consolas" w:hAnsi="Consolas"/>
+          <w:sz w:val="20"/>
+        </w:rPr>
+        <w:t xml:space="preserve">reversed_name</w:t>
+      </w:r>
+      <w:r>
+        <w:rPr>
+          <w:rStyle w:val="SpecialCharTok"/>
+          <w:rFonts w:ascii="Consolas" w:hAnsi="Consolas"/>
+          <w:sz w:val="20"/>
+        </w:rPr>
+        <w:t xml:space="preserve">}</w:t>
+      </w:r>
+      <w:r>
+        <w:rPr>
+          <w:rStyle w:val="SpecialStringTok"/>
+          <w:rFonts w:ascii="Consolas" w:hAnsi="Consolas"/>
+          <w:sz w:val="20"/>
+        </w:rPr>
+        <w:t xml:space="preserve">"</w:t>
+      </w:r>
+      <w:r>
+        <w:rPr>
+          <w:rStyle w:val="NormalTok"/>
+          <w:rFonts w:ascii="Consolas" w:hAnsi="Consolas"/>
+          <w:sz w:val="20"/>
+        </w:rPr>
+        <w:t xml:space="preserve">)</w:t>
+      </w:r>
+    </w:p>
+    <w:bookmarkEnd w:id="37"/>
+    <w:bookmarkStart w:id="38" w:name="complete-output-n-7"/>
+    <w:p>
+      <w:pPr>
+        <w:pStyle w:val="Heading3"/>
         <w:spacing w:line="480" w:lineRule="auto"/>
       </w:pPr>
       <w:r>
@@ -2388,37 +4109,97 @@
           <w:rFonts w:ascii="Times New Roman" w:hAnsi="Times New Roman"/>
           <w:sz w:val="24"/>
         </w:rPr>
-        <w:t xml:space="preserve">Khan Academy. (2011, June 30).</w:t>
-      </w:r>
-      <w:r>
-        <w:rPr>
-          <w:rFonts w:ascii="Times New Roman" w:hAnsi="Times New Roman"/>
-          <w:sz w:val="24"/>
-        </w:rPr>
-        <w:t xml:space="preserve"> </w:t>
-      </w:r>
-      <w:r>
-        <w:rPr>
-          <w:rFonts w:ascii="Times New Roman" w:hAnsi="Times New Roman"/>
-          <w:i/>
-          <w:iCs/>
-          <w:sz w:val="24"/>
-        </w:rPr>
-        <w:t xml:space="preserve">Fun with strings</w:t>
-      </w:r>
-      <w:r>
-        <w:rPr>
-          <w:rFonts w:ascii="Times New Roman" w:hAnsi="Times New Roman"/>
-          <w:sz w:val="24"/>
-        </w:rPr>
-        <w:t xml:space="preserve"> </w:t>
-      </w:r>
-      <w:r>
-        <w:rPr>
-          <w:rFonts w:ascii="Times New Roman" w:hAnsi="Times New Roman"/>
-          <w:sz w:val="24"/>
-        </w:rPr>
-        <w:t xml:space="preserve">[Video]. YouTube. https://youtu.be/iZAtkS0F-Zo</w:t>
+        <w:t xml:space="preserve">Complete Output (n = 7)</w:t>
+      </w:r>
+    </w:p>
+    <w:p>
+      <w:pPr>
+        <w:pStyle w:val="SourceCode"/>
+        <w:spacing w:line="240" w:lineRule="auto"/>
+        <w:ind w:left="720"/>
+      </w:pPr>
+      <w:r>
+        <w:rPr>
+          <w:rStyle w:val="VerbatimChar"/>
+          <w:rFonts w:ascii="Consolas" w:hAnsi="Consolas"/>
+          <w:sz w:val="20"/>
+        </w:rPr>
+        <w:t xml:space="preserve">Full name: Nicanor Kyamba</w:t>
+      </w:r>
+      <w:r>
+        <w:rPr>
+          <w:rFonts w:ascii="Consolas" w:hAnsi="Consolas"/>
+          <w:sz w:val="20"/>
+        </w:rPr>
+        <w:br/>
+      </w:r>
+      <w:r>
+        <w:rPr>
+          <w:rStyle w:val="VerbatimChar"/>
+          <w:rFonts w:ascii="Consolas" w:hAnsi="Consolas"/>
+          <w:sz w:val="20"/>
+        </w:rPr>
+        <w:t xml:space="preserve">-----------------------------------</w:t>
+      </w:r>
+      <w:r>
+        <w:rPr>
+          <w:rFonts w:ascii="Consolas" w:hAnsi="Consolas"/>
+          <w:sz w:val="20"/>
+        </w:rPr>
+        <w:br/>
+      </w:r>
+      <w:r>
+        <w:rPr>
+          <w:rStyle w:val="VerbatimChar"/>
+          <w:rFonts w:ascii="Consolas" w:hAnsi="Consolas"/>
+          <w:sz w:val="20"/>
+        </w:rPr>
+        <w:t xml:space="preserve">Enter number of characters to display from left: 7</w:t>
+      </w:r>
+      <w:r>
+        <w:rPr>
+          <w:rFonts w:ascii="Consolas" w:hAnsi="Consolas"/>
+          <w:sz w:val="20"/>
+        </w:rPr>
+        <w:br/>
+      </w:r>
+      <w:r>
+        <w:rPr>
+          <w:rStyle w:val="VerbatimChar"/>
+          <w:rFonts w:ascii="Consolas" w:hAnsi="Consolas"/>
+          <w:sz w:val="20"/>
+        </w:rPr>
+        <w:t xml:space="preserve">First 7 character(s) from left: Nicanor</w:t>
+      </w:r>
+      <w:r>
+        <w:rPr>
+          <w:rFonts w:ascii="Consolas" w:hAnsi="Consolas"/>
+          <w:sz w:val="20"/>
+        </w:rPr>
+        <w:br/>
+      </w:r>
+      <w:r>
+        <w:rPr>
+          <w:rStyle w:val="VerbatimChar"/>
+          <w:rFonts w:ascii="Consolas" w:hAnsi="Consolas"/>
+          <w:sz w:val="20"/>
+        </w:rPr>
+        <w:t xml:space="preserve">Number of vowels in 'Nicanor Kyamba': 5</w:t>
+      </w:r>
+      <w:r>
+        <w:rPr>
+          <w:rFonts w:ascii="Consolas" w:hAnsi="Consolas"/>
+          <w:sz w:val="20"/>
+        </w:rPr>
+        <w:br/>
+      </w:r>
+      <w:r>
+        <w:rPr>
+          <w:rStyle w:val="VerbatimChar"/>
+          <w:rFonts w:ascii="Consolas" w:hAnsi="Consolas"/>
+          <w:sz w:val="20"/>
+        </w:rPr>
+        <w:t xml:space="preserve">Reversed name: abmayK ronaciN</w:t>
       </w:r>
     </w:p>
     <w:p>
@@ -2435,6 +4216,22 @@
         </w:pict>
       </w:r>
     </w:p>
+    <w:bookmarkEnd w:id="38"/>
+    <w:bookmarkEnd w:id="39"/>
+    <w:bookmarkStart w:id="40" w:name="references"/>
+    <w:p>
+      <w:pPr>
+        <w:pStyle w:val="Heading2"/>
+        <w:spacing w:line="480" w:lineRule="auto"/>
+      </w:pPr>
+      <w:r>
+        <w:rPr>
+          <w:rFonts w:ascii="Times New Roman" w:hAnsi="Times New Roman"/>
+          <w:sz w:val="24"/>
+        </w:rPr>
+        <w:t xml:space="preserve">References</w:t>
+      </w:r>
+    </w:p>
     <w:p>
       <w:pPr>
         <w:pStyle w:val="FirstParagraph"/>
@@ -2443,6 +4240,149 @@
       <w:r>
         <w:rPr>
           <w:rFonts w:ascii="Times New Roman" w:hAnsi="Times New Roman"/>
+          <w:sz w:val="24"/>
+        </w:rPr>
+        <w:t xml:space="preserve">Downey, A. (2015).</w:t>
+      </w:r>
+      <w:r>
+        <w:rPr>
+          <w:rFonts w:ascii="Times New Roman" w:hAnsi="Times New Roman"/>
+          <w:sz w:val="24"/>
+        </w:rPr>
+        <w:t xml:space="preserve"> </w:t>
+      </w:r>
+      <w:r>
+        <w:rPr>
+          <w:rFonts w:ascii="Times New Roman" w:hAnsi="Times New Roman"/>
+          <w:i/>
+          <w:iCs/>
+          <w:sz w:val="24"/>
+        </w:rPr>
+        <w:t xml:space="preserve">Think Python: How to think like a computer scientist</w:t>
+      </w:r>
+      <w:r>
+        <w:rPr>
+          <w:rFonts w:ascii="Times New Roman" w:hAnsi="Times New Roman"/>
+          <w:sz w:val="24"/>
+        </w:rPr>
+        <w:t xml:space="preserve"> </w:t>
+      </w:r>
+      <w:r>
+        <w:rPr>
+          <w:rFonts w:ascii="Times New Roman" w:hAnsi="Times New Roman"/>
+          <w:sz w:val="24"/>
+        </w:rPr>
+        <w:t xml:space="preserve">(2nd ed.). Green Tea Press. https://greenteapress.com/thinkpython2/thinkpython2.pdf</w:t>
+      </w:r>
+    </w:p>
+    <w:p>
+      <w:pPr>
+        <w:pStyle w:val="BodyText"/>
+        <w:spacing w:line="480" w:lineRule="auto"/>
+      </w:pPr>
+      <w:r>
+        <w:rPr>
+          <w:rFonts w:ascii="Times New Roman" w:hAnsi="Times New Roman"/>
+          <w:sz w:val="24"/>
+        </w:rPr>
+        <w:t xml:space="preserve">Khan Academy. (2011, June 30).</w:t>
+      </w:r>
+      <w:r>
+        <w:rPr>
+          <w:rFonts w:ascii="Times New Roman" w:hAnsi="Times New Roman"/>
+          <w:sz w:val="24"/>
+        </w:rPr>
+        <w:t xml:space="preserve"> </w:t>
+      </w:r>
+      <w:r>
+        <w:rPr>
+          <w:rFonts w:ascii="Times New Roman" w:hAnsi="Times New Roman"/>
+          <w:i/>
+          <w:iCs/>
+          <w:sz w:val="24"/>
+        </w:rPr>
+        <w:t xml:space="preserve">Fun with strings</w:t>
+      </w:r>
+      <w:r>
+        <w:rPr>
+          <w:rFonts w:ascii="Times New Roman" w:hAnsi="Times New Roman"/>
+          <w:sz w:val="24"/>
+        </w:rPr>
+        <w:t xml:space="preserve"> </w:t>
+      </w:r>
+      <w:r>
+        <w:rPr>
+          <w:rFonts w:ascii="Times New Roman" w:hAnsi="Times New Roman"/>
+          <w:sz w:val="24"/>
+        </w:rPr>
+        <w:t xml:space="preserve">[Video]. YouTube. https://youtu.be/iZAtkS0F-Zo</w:t>
+      </w:r>
+    </w:p>
+    <w:p>
+      <w:pPr>
+        <w:pStyle w:val="BodyText"/>
+        <w:spacing w:line="480" w:lineRule="auto"/>
+      </w:pPr>
+      <w:r>
+        <w:rPr>
+          <w:rFonts w:ascii="Times New Roman" w:hAnsi="Times New Roman"/>
+          <w:sz w:val="24"/>
+        </w:rPr>
+        <w:t xml:space="preserve">Khan Academy. (2011, June 30).</w:t>
+      </w:r>
+      <w:r>
+        <w:rPr>
+          <w:rFonts w:ascii="Times New Roman" w:hAnsi="Times New Roman"/>
+          <w:sz w:val="24"/>
+        </w:rPr>
+        <w:t xml:space="preserve"> </w:t>
+      </w:r>
+      <w:r>
+        <w:rPr>
+          <w:rFonts w:ascii="Times New Roman" w:hAnsi="Times New Roman"/>
+          <w:i/>
+          <w:iCs/>
+          <w:sz w:val="24"/>
+        </w:rPr>
+        <w:t xml:space="preserve">For loops in Python</w:t>
+      </w:r>
+      <w:r>
+        <w:rPr>
+          <w:rFonts w:ascii="Times New Roman" w:hAnsi="Times New Roman"/>
+          <w:sz w:val="24"/>
+        </w:rPr>
+        <w:t xml:space="preserve"> </w:t>
+      </w:r>
+      <w:r>
+        <w:rPr>
+          <w:rFonts w:ascii="Times New Roman" w:hAnsi="Times New Roman"/>
+          <w:sz w:val="24"/>
+        </w:rPr>
+        <w:t xml:space="preserve">[Video]. YouTube. https://youtu.be/9LgyKiq_hU0</w:t>
+      </w:r>
+    </w:p>
+    <w:p>
+      <w:pPr>
+        <w:spacing w:line="480" w:lineRule="auto"/>
+      </w:pPr>
+      <w:r>
+        <w:rPr>
+          <w:rFonts w:ascii="Times New Roman" w:hAnsi="Times New Roman"/>
+          <w:sz w:val="24"/>
+        </w:rPr>
+        <w:pict>
+          <v:rect style="width:0;height:1.5pt" o:hralign="center" o:hrstd="t" o:hr="t"/>
+        </w:pict>
+      </w:r>
+    </w:p>
+    <w:p>
+      <w:pPr>
+        <w:pStyle w:val="FirstParagraph"/>
+        <w:spacing w:line="480" w:lineRule="auto"/>
+      </w:pPr>
+      <w:r>
+        <w:rPr>
+          <w:rFonts w:ascii="Times New Roman" w:hAnsi="Times New Roman"/>
           <w:b/>
           <w:bCs/>
           <w:sz w:val="24"/>
@@ -2454,11 +4394,11 @@
           <w:rFonts w:ascii="Times New Roman" w:hAnsi="Times New Roman"/>
           <w:sz w:val="24"/>
         </w:rPr>
-        <w:t xml:space="preserve">: 512 words (excluding code, output, and references)</w:t>
-      </w:r>
-    </w:p>
-    <w:bookmarkEnd w:id="25"/>
-    <w:bookmarkEnd w:id="26"/>
+        <w:t xml:space="preserve">: 847 words (excluding code, output, and references)</w:t>
+      </w:r>
+    </w:p>
+    <w:bookmarkEnd w:id="40"/>
+    <w:bookmarkEnd w:id="41"/>
     <w:sectPr>
       <w:pgMar w:top="1440" w:bottom="1440" w:left="1440" w:right="1440"/>
     </w:sectPr>
